--- a/Order & Prep Sheet - 9 September.docx
+++ b/Order & Prep Sheet - 9 September.docx
@@ -141,7 +141,7 @@
           <w:sz w:val="18"/>
           <w:szCs w:val="18"/>
         </w:rPr>
-        <w:t xml:space="preserve">Lines marked “also 10th” cover both days — order once. Quantities are what the recipes consume; suppliers filled in where agreed.</w:t>
+        <w:t xml:space="preserve">Tick Placed when the order goes in and In when it lands. Lines marked “also 10th” cover both days — order once. Quantities are what the recipes consume; suppliers filled in where agreed.</w:t>
       </w:r>
     </w:p>
     <w:p>
@@ -166,11 +166,13 @@
         </w:tblBorders>
       </w:tblPr>
       <w:tblGrid>
-        <w:gridCol w:w="3100"/>
-        <w:gridCol w:w="2900"/>
-        <w:gridCol w:w="1300"/>
-        <w:gridCol w:w="1700"/>
-        <w:gridCol w:w="1000"/>
+        <w:gridCol w:w="2650"/>
+        <w:gridCol w:w="2450"/>
+        <w:gridCol w:w="1150"/>
+        <w:gridCol w:w="1550"/>
+        <w:gridCol w:w="900"/>
+        <w:gridCol w:w="650"/>
+        <w:gridCol w:w="650"/>
       </w:tblGrid>
       <w:tr>
         <w:trPr>
@@ -178,7 +180,7 @@
         </w:trPr>
         <w:tc>
           <w:tcPr>
-            <w:tcW w:type="dxa" w:w="3100"/>
+            <w:tcW w:type="dxa" w:w="2650"/>
             <w:shd w:fill="E6E8E2" w:color="auto" w:val="clear"/>
             <w:tcMar>
               <w:top w:type="dxa" w:w="60"/>
@@ -206,7 +208,7 @@
         </w:tc>
         <w:tc>
           <w:tcPr>
-            <w:tcW w:type="dxa" w:w="2900"/>
+            <w:tcW w:type="dxa" w:w="2450"/>
             <w:shd w:fill="E6E8E2" w:color="auto" w:val="clear"/>
             <w:tcMar>
               <w:top w:type="dxa" w:w="60"/>
@@ -234,7 +236,7 @@
         </w:tc>
         <w:tc>
           <w:tcPr>
-            <w:tcW w:type="dxa" w:w="1300"/>
+            <w:tcW w:type="dxa" w:w="1150"/>
             <w:shd w:fill="E6E8E2" w:color="auto" w:val="clear"/>
             <w:tcMar>
               <w:top w:type="dxa" w:w="60"/>
@@ -262,7 +264,7 @@
         </w:tc>
         <w:tc>
           <w:tcPr>
-            <w:tcW w:type="dxa" w:w="1700"/>
+            <w:tcW w:type="dxa" w:w="1550"/>
             <w:shd w:fill="E6E8E2" w:color="auto" w:val="clear"/>
             <w:tcMar>
               <w:top w:type="dxa" w:w="60"/>
@@ -290,7 +292,7 @@
         </w:tc>
         <w:tc>
           <w:tcPr>
-            <w:tcW w:type="dxa" w:w="1000"/>
+            <w:tcW w:type="dxa" w:w="900"/>
             <w:shd w:fill="E6E8E2" w:color="auto" w:val="clear"/>
             <w:tcMar>
               <w:top w:type="dxa" w:w="60"/>
@@ -316,11 +318,67 @@
             </w:r>
           </w:p>
         </w:tc>
+        <w:tc>
+          <w:tcPr>
+            <w:tcW w:type="dxa" w:w="650"/>
+            <w:shd w:fill="E6E8E2" w:color="auto" w:val="clear"/>
+            <w:tcMar>
+              <w:top w:type="dxa" w:w="60"/>
+              <w:left w:type="dxa" w:w="100"/>
+              <w:bottom w:type="dxa" w:w="60"/>
+              <w:right w:type="dxa" w:w="100"/>
+            </w:tcMar>
+          </w:tcPr>
+          <w:p>
+            <w:pPr>
+              <w:spacing w:after="0"/>
+            </w:pPr>
+            <w:r>
+              <w:rPr>
+                <w:rFonts w:ascii="Calibri" w:cs="Calibri" w:eastAsia="Calibri" w:hAnsi="Calibri"/>
+                <w:b/>
+                <w:bCs/>
+                <w:color w:val="14181A"/>
+                <w:sz w:val="16"/>
+                <w:szCs w:val="16"/>
+              </w:rPr>
+              <w:t xml:space="preserve">Placed</w:t>
+            </w:r>
+          </w:p>
+        </w:tc>
+        <w:tc>
+          <w:tcPr>
+            <w:tcW w:type="dxa" w:w="650"/>
+            <w:shd w:fill="E6E8E2" w:color="auto" w:val="clear"/>
+            <w:tcMar>
+              <w:top w:type="dxa" w:w="60"/>
+              <w:left w:type="dxa" w:w="100"/>
+              <w:bottom w:type="dxa" w:w="60"/>
+              <w:right w:type="dxa" w:w="100"/>
+            </w:tcMar>
+          </w:tcPr>
+          <w:p>
+            <w:pPr>
+              <w:spacing w:after="0"/>
+            </w:pPr>
+            <w:r>
+              <w:rPr>
+                <w:rFonts w:ascii="Calibri" w:cs="Calibri" w:eastAsia="Calibri" w:hAnsi="Calibri"/>
+                <w:b/>
+                <w:bCs/>
+                <w:color w:val="14181A"/>
+                <w:sz w:val="16"/>
+                <w:szCs w:val="16"/>
+              </w:rPr>
+              <w:t xml:space="preserve">In</w:t>
+            </w:r>
+          </w:p>
+        </w:tc>
       </w:tr>
       <w:tr>
         <w:tc>
           <w:tcPr>
-            <w:tcW w:type="dxa" w:w="3100"/>
+            <w:tcW w:type="dxa" w:w="2650"/>
             <w:tcMar>
               <w:top w:type="dxa" w:w="60"/>
               <w:left w:type="dxa" w:w="100"/>
@@ -345,7 +403,7 @@
         </w:tc>
         <w:tc>
           <w:tcPr>
-            <w:tcW w:type="dxa" w:w="2900"/>
+            <w:tcW w:type="dxa" w:w="2450"/>
             <w:tcMar>
               <w:top w:type="dxa" w:w="60"/>
               <w:left w:type="dxa" w:w="100"/>
@@ -370,7 +428,7 @@
         </w:tc>
         <w:tc>
           <w:tcPr>
-            <w:tcW w:type="dxa" w:w="1300"/>
+            <w:tcW w:type="dxa" w:w="1150"/>
             <w:tcMar>
               <w:top w:type="dxa" w:w="60"/>
               <w:left w:type="dxa" w:w="100"/>
@@ -397,7 +455,7 @@
         </w:tc>
         <w:tc>
           <w:tcPr>
-            <w:tcW w:type="dxa" w:w="1700"/>
+            <w:tcW w:type="dxa" w:w="1550"/>
             <w:tcMar>
               <w:top w:type="dxa" w:w="60"/>
               <w:left w:type="dxa" w:w="100"/>
@@ -422,7 +480,7 @@
         </w:tc>
         <w:tc>
           <w:tcPr>
-            <w:tcW w:type="dxa" w:w="1000"/>
+            <w:tcW w:type="dxa" w:w="900"/>
             <w:tcMar>
               <w:top w:type="dxa" w:w="60"/>
               <w:left w:type="dxa" w:w="100"/>
@@ -442,6 +500,56 @@
                 <w:szCs w:val="19"/>
               </w:rPr>
               <w:t xml:space="preserve"/>
+            </w:r>
+          </w:p>
+        </w:tc>
+        <w:tc>
+          <w:tcPr>
+            <w:tcW w:type="dxa" w:w="650"/>
+            <w:tcMar>
+              <w:top w:type="dxa" w:w="60"/>
+              <w:left w:type="dxa" w:w="100"/>
+              <w:bottom w:type="dxa" w:w="60"/>
+              <w:right w:type="dxa" w:w="100"/>
+            </w:tcMar>
+          </w:tcPr>
+          <w:p>
+            <w:pPr>
+              <w:spacing w:after="0"/>
+            </w:pPr>
+            <w:r>
+              <w:rPr>
+                <w:rFonts w:ascii="Calibri" w:cs="Calibri" w:eastAsia="Calibri" w:hAnsi="Calibri"/>
+                <w:color w:val="5C6560"/>
+                <w:sz w:val="22"/>
+                <w:szCs w:val="22"/>
+              </w:rPr>
+              <w:t xml:space="preserve">□</w:t>
+            </w:r>
+          </w:p>
+        </w:tc>
+        <w:tc>
+          <w:tcPr>
+            <w:tcW w:type="dxa" w:w="650"/>
+            <w:tcMar>
+              <w:top w:type="dxa" w:w="60"/>
+              <w:left w:type="dxa" w:w="100"/>
+              <w:bottom w:type="dxa" w:w="60"/>
+              <w:right w:type="dxa" w:w="100"/>
+            </w:tcMar>
+          </w:tcPr>
+          <w:p>
+            <w:pPr>
+              <w:spacing w:after="0"/>
+            </w:pPr>
+            <w:r>
+              <w:rPr>
+                <w:rFonts w:ascii="Calibri" w:cs="Calibri" w:eastAsia="Calibri" w:hAnsi="Calibri"/>
+                <w:color w:val="5C6560"/>
+                <w:sz w:val="22"/>
+                <w:szCs w:val="22"/>
+              </w:rPr>
+              <w:t xml:space="preserve">□</w:t>
             </w:r>
           </w:p>
         </w:tc>
@@ -449,7 +557,7 @@
       <w:tr>
         <w:tc>
           <w:tcPr>
-            <w:tcW w:type="dxa" w:w="3100"/>
+            <w:tcW w:type="dxa" w:w="2650"/>
             <w:tcMar>
               <w:top w:type="dxa" w:w="60"/>
               <w:left w:type="dxa" w:w="100"/>
@@ -474,7 +582,7 @@
         </w:tc>
         <w:tc>
           <w:tcPr>
-            <w:tcW w:type="dxa" w:w="2900"/>
+            <w:tcW w:type="dxa" w:w="2450"/>
             <w:tcMar>
               <w:top w:type="dxa" w:w="60"/>
               <w:left w:type="dxa" w:w="100"/>
@@ -499,7 +607,7 @@
         </w:tc>
         <w:tc>
           <w:tcPr>
-            <w:tcW w:type="dxa" w:w="1300"/>
+            <w:tcW w:type="dxa" w:w="1150"/>
             <w:tcMar>
               <w:top w:type="dxa" w:w="60"/>
               <w:left w:type="dxa" w:w="100"/>
@@ -526,7 +634,7 @@
         </w:tc>
         <w:tc>
           <w:tcPr>
-            <w:tcW w:type="dxa" w:w="1700"/>
+            <w:tcW w:type="dxa" w:w="1550"/>
             <w:tcMar>
               <w:top w:type="dxa" w:w="60"/>
               <w:left w:type="dxa" w:w="100"/>
@@ -551,7 +659,7 @@
         </w:tc>
         <w:tc>
           <w:tcPr>
-            <w:tcW w:type="dxa" w:w="1000"/>
+            <w:tcW w:type="dxa" w:w="900"/>
             <w:tcMar>
               <w:top w:type="dxa" w:w="60"/>
               <w:left w:type="dxa" w:w="100"/>
@@ -571,6 +679,56 @@
                 <w:szCs w:val="19"/>
               </w:rPr>
               <w:t xml:space="preserve"/>
+            </w:r>
+          </w:p>
+        </w:tc>
+        <w:tc>
+          <w:tcPr>
+            <w:tcW w:type="dxa" w:w="650"/>
+            <w:tcMar>
+              <w:top w:type="dxa" w:w="60"/>
+              <w:left w:type="dxa" w:w="100"/>
+              <w:bottom w:type="dxa" w:w="60"/>
+              <w:right w:type="dxa" w:w="100"/>
+            </w:tcMar>
+          </w:tcPr>
+          <w:p>
+            <w:pPr>
+              <w:spacing w:after="0"/>
+            </w:pPr>
+            <w:r>
+              <w:rPr>
+                <w:rFonts w:ascii="Calibri" w:cs="Calibri" w:eastAsia="Calibri" w:hAnsi="Calibri"/>
+                <w:color w:val="5C6560"/>
+                <w:sz w:val="22"/>
+                <w:szCs w:val="22"/>
+              </w:rPr>
+              <w:t xml:space="preserve">□</w:t>
+            </w:r>
+          </w:p>
+        </w:tc>
+        <w:tc>
+          <w:tcPr>
+            <w:tcW w:type="dxa" w:w="650"/>
+            <w:tcMar>
+              <w:top w:type="dxa" w:w="60"/>
+              <w:left w:type="dxa" w:w="100"/>
+              <w:bottom w:type="dxa" w:w="60"/>
+              <w:right w:type="dxa" w:w="100"/>
+            </w:tcMar>
+          </w:tcPr>
+          <w:p>
+            <w:pPr>
+              <w:spacing w:after="0"/>
+            </w:pPr>
+            <w:r>
+              <w:rPr>
+                <w:rFonts w:ascii="Calibri" w:cs="Calibri" w:eastAsia="Calibri" w:hAnsi="Calibri"/>
+                <w:color w:val="5C6560"/>
+                <w:sz w:val="22"/>
+                <w:szCs w:val="22"/>
+              </w:rPr>
+              <w:t xml:space="preserve">□</w:t>
             </w:r>
           </w:p>
         </w:tc>
@@ -612,11 +770,13 @@
         </w:tblBorders>
       </w:tblPr>
       <w:tblGrid>
-        <w:gridCol w:w="3100"/>
-        <w:gridCol w:w="2900"/>
-        <w:gridCol w:w="1300"/>
-        <w:gridCol w:w="1700"/>
-        <w:gridCol w:w="1000"/>
+        <w:gridCol w:w="2650"/>
+        <w:gridCol w:w="2450"/>
+        <w:gridCol w:w="1150"/>
+        <w:gridCol w:w="1550"/>
+        <w:gridCol w:w="900"/>
+        <w:gridCol w:w="650"/>
+        <w:gridCol w:w="650"/>
       </w:tblGrid>
       <w:tr>
         <w:trPr>
@@ -624,7 +784,7 @@
         </w:trPr>
         <w:tc>
           <w:tcPr>
-            <w:tcW w:type="dxa" w:w="3100"/>
+            <w:tcW w:type="dxa" w:w="2650"/>
             <w:shd w:fill="E6E8E2" w:color="auto" w:val="clear"/>
             <w:tcMar>
               <w:top w:type="dxa" w:w="60"/>
@@ -652,7 +812,7 @@
         </w:tc>
         <w:tc>
           <w:tcPr>
-            <w:tcW w:type="dxa" w:w="2900"/>
+            <w:tcW w:type="dxa" w:w="2450"/>
             <w:shd w:fill="E6E8E2" w:color="auto" w:val="clear"/>
             <w:tcMar>
               <w:top w:type="dxa" w:w="60"/>
@@ -680,7 +840,7 @@
         </w:tc>
         <w:tc>
           <w:tcPr>
-            <w:tcW w:type="dxa" w:w="1300"/>
+            <w:tcW w:type="dxa" w:w="1150"/>
             <w:shd w:fill="E6E8E2" w:color="auto" w:val="clear"/>
             <w:tcMar>
               <w:top w:type="dxa" w:w="60"/>
@@ -708,7 +868,7 @@
         </w:tc>
         <w:tc>
           <w:tcPr>
-            <w:tcW w:type="dxa" w:w="1700"/>
+            <w:tcW w:type="dxa" w:w="1550"/>
             <w:shd w:fill="E6E8E2" w:color="auto" w:val="clear"/>
             <w:tcMar>
               <w:top w:type="dxa" w:w="60"/>
@@ -736,7 +896,7 @@
         </w:tc>
         <w:tc>
           <w:tcPr>
-            <w:tcW w:type="dxa" w:w="1000"/>
+            <w:tcW w:type="dxa" w:w="900"/>
             <w:shd w:fill="E6E8E2" w:color="auto" w:val="clear"/>
             <w:tcMar>
               <w:top w:type="dxa" w:w="60"/>
@@ -762,11 +922,67 @@
             </w:r>
           </w:p>
         </w:tc>
+        <w:tc>
+          <w:tcPr>
+            <w:tcW w:type="dxa" w:w="650"/>
+            <w:shd w:fill="E6E8E2" w:color="auto" w:val="clear"/>
+            <w:tcMar>
+              <w:top w:type="dxa" w:w="60"/>
+              <w:left w:type="dxa" w:w="100"/>
+              <w:bottom w:type="dxa" w:w="60"/>
+              <w:right w:type="dxa" w:w="100"/>
+            </w:tcMar>
+          </w:tcPr>
+          <w:p>
+            <w:pPr>
+              <w:spacing w:after="0"/>
+            </w:pPr>
+            <w:r>
+              <w:rPr>
+                <w:rFonts w:ascii="Calibri" w:cs="Calibri" w:eastAsia="Calibri" w:hAnsi="Calibri"/>
+                <w:b/>
+                <w:bCs/>
+                <w:color w:val="14181A"/>
+                <w:sz w:val="16"/>
+                <w:szCs w:val="16"/>
+              </w:rPr>
+              <w:t xml:space="preserve">Placed</w:t>
+            </w:r>
+          </w:p>
+        </w:tc>
+        <w:tc>
+          <w:tcPr>
+            <w:tcW w:type="dxa" w:w="650"/>
+            <w:shd w:fill="E6E8E2" w:color="auto" w:val="clear"/>
+            <w:tcMar>
+              <w:top w:type="dxa" w:w="60"/>
+              <w:left w:type="dxa" w:w="100"/>
+              <w:bottom w:type="dxa" w:w="60"/>
+              <w:right w:type="dxa" w:w="100"/>
+            </w:tcMar>
+          </w:tcPr>
+          <w:p>
+            <w:pPr>
+              <w:spacing w:after="0"/>
+            </w:pPr>
+            <w:r>
+              <w:rPr>
+                <w:rFonts w:ascii="Calibri" w:cs="Calibri" w:eastAsia="Calibri" w:hAnsi="Calibri"/>
+                <w:b/>
+                <w:bCs/>
+                <w:color w:val="14181A"/>
+                <w:sz w:val="16"/>
+                <w:szCs w:val="16"/>
+              </w:rPr>
+              <w:t xml:space="preserve">In</w:t>
+            </w:r>
+          </w:p>
+        </w:tc>
       </w:tr>
       <w:tr>
         <w:tc>
           <w:tcPr>
-            <w:tcW w:type="dxa" w:w="3100"/>
+            <w:tcW w:type="dxa" w:w="2650"/>
             <w:tcMar>
               <w:top w:type="dxa" w:w="60"/>
               <w:left w:type="dxa" w:w="100"/>
@@ -791,7 +1007,7 @@
         </w:tc>
         <w:tc>
           <w:tcPr>
-            <w:tcW w:type="dxa" w:w="2900"/>
+            <w:tcW w:type="dxa" w:w="2450"/>
             <w:tcMar>
               <w:top w:type="dxa" w:w="60"/>
               <w:left w:type="dxa" w:w="100"/>
@@ -816,7 +1032,7 @@
         </w:tc>
         <w:tc>
           <w:tcPr>
-            <w:tcW w:type="dxa" w:w="1300"/>
+            <w:tcW w:type="dxa" w:w="1150"/>
             <w:tcMar>
               <w:top w:type="dxa" w:w="60"/>
               <w:left w:type="dxa" w:w="100"/>
@@ -843,7 +1059,7 @@
         </w:tc>
         <w:tc>
           <w:tcPr>
-            <w:tcW w:type="dxa" w:w="1700"/>
+            <w:tcW w:type="dxa" w:w="1550"/>
             <w:tcMar>
               <w:top w:type="dxa" w:w="60"/>
               <w:left w:type="dxa" w:w="100"/>
@@ -868,7 +1084,7 @@
         </w:tc>
         <w:tc>
           <w:tcPr>
-            <w:tcW w:type="dxa" w:w="1000"/>
+            <w:tcW w:type="dxa" w:w="900"/>
             <w:tcMar>
               <w:top w:type="dxa" w:w="60"/>
               <w:left w:type="dxa" w:w="100"/>
@@ -888,6 +1104,56 @@
                 <w:szCs w:val="19"/>
               </w:rPr>
               <w:t xml:space="preserve"/>
+            </w:r>
+          </w:p>
+        </w:tc>
+        <w:tc>
+          <w:tcPr>
+            <w:tcW w:type="dxa" w:w="650"/>
+            <w:tcMar>
+              <w:top w:type="dxa" w:w="60"/>
+              <w:left w:type="dxa" w:w="100"/>
+              <w:bottom w:type="dxa" w:w="60"/>
+              <w:right w:type="dxa" w:w="100"/>
+            </w:tcMar>
+          </w:tcPr>
+          <w:p>
+            <w:pPr>
+              <w:spacing w:after="0"/>
+            </w:pPr>
+            <w:r>
+              <w:rPr>
+                <w:rFonts w:ascii="Calibri" w:cs="Calibri" w:eastAsia="Calibri" w:hAnsi="Calibri"/>
+                <w:color w:val="5C6560"/>
+                <w:sz w:val="22"/>
+                <w:szCs w:val="22"/>
+              </w:rPr>
+              <w:t xml:space="preserve">□</w:t>
+            </w:r>
+          </w:p>
+        </w:tc>
+        <w:tc>
+          <w:tcPr>
+            <w:tcW w:type="dxa" w:w="650"/>
+            <w:tcMar>
+              <w:top w:type="dxa" w:w="60"/>
+              <w:left w:type="dxa" w:w="100"/>
+              <w:bottom w:type="dxa" w:w="60"/>
+              <w:right w:type="dxa" w:w="100"/>
+            </w:tcMar>
+          </w:tcPr>
+          <w:p>
+            <w:pPr>
+              <w:spacing w:after="0"/>
+            </w:pPr>
+            <w:r>
+              <w:rPr>
+                <w:rFonts w:ascii="Calibri" w:cs="Calibri" w:eastAsia="Calibri" w:hAnsi="Calibri"/>
+                <w:color w:val="5C6560"/>
+                <w:sz w:val="22"/>
+                <w:szCs w:val="22"/>
+              </w:rPr>
+              <w:t xml:space="preserve">□</w:t>
             </w:r>
           </w:p>
         </w:tc>
@@ -895,7 +1161,7 @@
       <w:tr>
         <w:tc>
           <w:tcPr>
-            <w:tcW w:type="dxa" w:w="3100"/>
+            <w:tcW w:type="dxa" w:w="2650"/>
             <w:tcMar>
               <w:top w:type="dxa" w:w="60"/>
               <w:left w:type="dxa" w:w="100"/>
@@ -920,7 +1186,7 @@
         </w:tc>
         <w:tc>
           <w:tcPr>
-            <w:tcW w:type="dxa" w:w="2900"/>
+            <w:tcW w:type="dxa" w:w="2450"/>
             <w:tcMar>
               <w:top w:type="dxa" w:w="60"/>
               <w:left w:type="dxa" w:w="100"/>
@@ -945,7 +1211,7 @@
         </w:tc>
         <w:tc>
           <w:tcPr>
-            <w:tcW w:type="dxa" w:w="1300"/>
+            <w:tcW w:type="dxa" w:w="1150"/>
             <w:tcMar>
               <w:top w:type="dxa" w:w="60"/>
               <w:left w:type="dxa" w:w="100"/>
@@ -972,7 +1238,7 @@
         </w:tc>
         <w:tc>
           <w:tcPr>
-            <w:tcW w:type="dxa" w:w="1700"/>
+            <w:tcW w:type="dxa" w:w="1550"/>
             <w:tcMar>
               <w:top w:type="dxa" w:w="60"/>
               <w:left w:type="dxa" w:w="100"/>
@@ -997,7 +1263,7 @@
         </w:tc>
         <w:tc>
           <w:tcPr>
-            <w:tcW w:type="dxa" w:w="1000"/>
+            <w:tcW w:type="dxa" w:w="900"/>
             <w:tcMar>
               <w:top w:type="dxa" w:w="60"/>
               <w:left w:type="dxa" w:w="100"/>
@@ -1017,6 +1283,56 @@
                 <w:szCs w:val="19"/>
               </w:rPr>
               <w:t xml:space="preserve"/>
+            </w:r>
+          </w:p>
+        </w:tc>
+        <w:tc>
+          <w:tcPr>
+            <w:tcW w:type="dxa" w:w="650"/>
+            <w:tcMar>
+              <w:top w:type="dxa" w:w="60"/>
+              <w:left w:type="dxa" w:w="100"/>
+              <w:bottom w:type="dxa" w:w="60"/>
+              <w:right w:type="dxa" w:w="100"/>
+            </w:tcMar>
+          </w:tcPr>
+          <w:p>
+            <w:pPr>
+              <w:spacing w:after="0"/>
+            </w:pPr>
+            <w:r>
+              <w:rPr>
+                <w:rFonts w:ascii="Calibri" w:cs="Calibri" w:eastAsia="Calibri" w:hAnsi="Calibri"/>
+                <w:color w:val="5C6560"/>
+                <w:sz w:val="22"/>
+                <w:szCs w:val="22"/>
+              </w:rPr>
+              <w:t xml:space="preserve">□</w:t>
+            </w:r>
+          </w:p>
+        </w:tc>
+        <w:tc>
+          <w:tcPr>
+            <w:tcW w:type="dxa" w:w="650"/>
+            <w:tcMar>
+              <w:top w:type="dxa" w:w="60"/>
+              <w:left w:type="dxa" w:w="100"/>
+              <w:bottom w:type="dxa" w:w="60"/>
+              <w:right w:type="dxa" w:w="100"/>
+            </w:tcMar>
+          </w:tcPr>
+          <w:p>
+            <w:pPr>
+              <w:spacing w:after="0"/>
+            </w:pPr>
+            <w:r>
+              <w:rPr>
+                <w:rFonts w:ascii="Calibri" w:cs="Calibri" w:eastAsia="Calibri" w:hAnsi="Calibri"/>
+                <w:color w:val="5C6560"/>
+                <w:sz w:val="22"/>
+                <w:szCs w:val="22"/>
+              </w:rPr>
+              <w:t xml:space="preserve">□</w:t>
             </w:r>
           </w:p>
         </w:tc>
@@ -1058,11 +1374,13 @@
         </w:tblBorders>
       </w:tblPr>
       <w:tblGrid>
-        <w:gridCol w:w="3100"/>
-        <w:gridCol w:w="2900"/>
-        <w:gridCol w:w="1300"/>
-        <w:gridCol w:w="1700"/>
-        <w:gridCol w:w="1000"/>
+        <w:gridCol w:w="2650"/>
+        <w:gridCol w:w="2450"/>
+        <w:gridCol w:w="1150"/>
+        <w:gridCol w:w="1550"/>
+        <w:gridCol w:w="900"/>
+        <w:gridCol w:w="650"/>
+        <w:gridCol w:w="650"/>
       </w:tblGrid>
       <w:tr>
         <w:trPr>
@@ -1070,7 +1388,7 @@
         </w:trPr>
         <w:tc>
           <w:tcPr>
-            <w:tcW w:type="dxa" w:w="3100"/>
+            <w:tcW w:type="dxa" w:w="2650"/>
             <w:shd w:fill="E6E8E2" w:color="auto" w:val="clear"/>
             <w:tcMar>
               <w:top w:type="dxa" w:w="60"/>
@@ -1098,7 +1416,7 @@
         </w:tc>
         <w:tc>
           <w:tcPr>
-            <w:tcW w:type="dxa" w:w="2900"/>
+            <w:tcW w:type="dxa" w:w="2450"/>
             <w:shd w:fill="E6E8E2" w:color="auto" w:val="clear"/>
             <w:tcMar>
               <w:top w:type="dxa" w:w="60"/>
@@ -1126,7 +1444,7 @@
         </w:tc>
         <w:tc>
           <w:tcPr>
-            <w:tcW w:type="dxa" w:w="1300"/>
+            <w:tcW w:type="dxa" w:w="1150"/>
             <w:shd w:fill="E6E8E2" w:color="auto" w:val="clear"/>
             <w:tcMar>
               <w:top w:type="dxa" w:w="60"/>
@@ -1154,7 +1472,7 @@
         </w:tc>
         <w:tc>
           <w:tcPr>
-            <w:tcW w:type="dxa" w:w="1700"/>
+            <w:tcW w:type="dxa" w:w="1550"/>
             <w:shd w:fill="E6E8E2" w:color="auto" w:val="clear"/>
             <w:tcMar>
               <w:top w:type="dxa" w:w="60"/>
@@ -1182,7 +1500,7 @@
         </w:tc>
         <w:tc>
           <w:tcPr>
-            <w:tcW w:type="dxa" w:w="1000"/>
+            <w:tcW w:type="dxa" w:w="900"/>
             <w:shd w:fill="E6E8E2" w:color="auto" w:val="clear"/>
             <w:tcMar>
               <w:top w:type="dxa" w:w="60"/>
@@ -1208,11 +1526,67 @@
             </w:r>
           </w:p>
         </w:tc>
+        <w:tc>
+          <w:tcPr>
+            <w:tcW w:type="dxa" w:w="650"/>
+            <w:shd w:fill="E6E8E2" w:color="auto" w:val="clear"/>
+            <w:tcMar>
+              <w:top w:type="dxa" w:w="60"/>
+              <w:left w:type="dxa" w:w="100"/>
+              <w:bottom w:type="dxa" w:w="60"/>
+              <w:right w:type="dxa" w:w="100"/>
+            </w:tcMar>
+          </w:tcPr>
+          <w:p>
+            <w:pPr>
+              <w:spacing w:after="0"/>
+            </w:pPr>
+            <w:r>
+              <w:rPr>
+                <w:rFonts w:ascii="Calibri" w:cs="Calibri" w:eastAsia="Calibri" w:hAnsi="Calibri"/>
+                <w:b/>
+                <w:bCs/>
+                <w:color w:val="14181A"/>
+                <w:sz w:val="16"/>
+                <w:szCs w:val="16"/>
+              </w:rPr>
+              <w:t xml:space="preserve">Placed</w:t>
+            </w:r>
+          </w:p>
+        </w:tc>
+        <w:tc>
+          <w:tcPr>
+            <w:tcW w:type="dxa" w:w="650"/>
+            <w:shd w:fill="E6E8E2" w:color="auto" w:val="clear"/>
+            <w:tcMar>
+              <w:top w:type="dxa" w:w="60"/>
+              <w:left w:type="dxa" w:w="100"/>
+              <w:bottom w:type="dxa" w:w="60"/>
+              <w:right w:type="dxa" w:w="100"/>
+            </w:tcMar>
+          </w:tcPr>
+          <w:p>
+            <w:pPr>
+              <w:spacing w:after="0"/>
+            </w:pPr>
+            <w:r>
+              <w:rPr>
+                <w:rFonts w:ascii="Calibri" w:cs="Calibri" w:eastAsia="Calibri" w:hAnsi="Calibri"/>
+                <w:b/>
+                <w:bCs/>
+                <w:color w:val="14181A"/>
+                <w:sz w:val="16"/>
+                <w:szCs w:val="16"/>
+              </w:rPr>
+              <w:t xml:space="preserve">In</w:t>
+            </w:r>
+          </w:p>
+        </w:tc>
       </w:tr>
       <w:tr>
         <w:tc>
           <w:tcPr>
-            <w:tcW w:type="dxa" w:w="3100"/>
+            <w:tcW w:type="dxa" w:w="2650"/>
             <w:tcMar>
               <w:top w:type="dxa" w:w="60"/>
               <w:left w:type="dxa" w:w="100"/>
@@ -1237,7 +1611,7 @@
         </w:tc>
         <w:tc>
           <w:tcPr>
-            <w:tcW w:type="dxa" w:w="2900"/>
+            <w:tcW w:type="dxa" w:w="2450"/>
             <w:tcMar>
               <w:top w:type="dxa" w:w="60"/>
               <w:left w:type="dxa" w:w="100"/>
@@ -1262,7 +1636,7 @@
         </w:tc>
         <w:tc>
           <w:tcPr>
-            <w:tcW w:type="dxa" w:w="1300"/>
+            <w:tcW w:type="dxa" w:w="1150"/>
             <w:tcMar>
               <w:top w:type="dxa" w:w="60"/>
               <w:left w:type="dxa" w:w="100"/>
@@ -1289,7 +1663,7 @@
         </w:tc>
         <w:tc>
           <w:tcPr>
-            <w:tcW w:type="dxa" w:w="1700"/>
+            <w:tcW w:type="dxa" w:w="1550"/>
             <w:tcMar>
               <w:top w:type="dxa" w:w="60"/>
               <w:left w:type="dxa" w:w="100"/>
@@ -1314,7 +1688,7 @@
         </w:tc>
         <w:tc>
           <w:tcPr>
-            <w:tcW w:type="dxa" w:w="1000"/>
+            <w:tcW w:type="dxa" w:w="900"/>
             <w:tcMar>
               <w:top w:type="dxa" w:w="60"/>
               <w:left w:type="dxa" w:w="100"/>
@@ -1334,6 +1708,56 @@
                 <w:szCs w:val="19"/>
               </w:rPr>
               <w:t xml:space="preserve"/>
+            </w:r>
+          </w:p>
+        </w:tc>
+        <w:tc>
+          <w:tcPr>
+            <w:tcW w:type="dxa" w:w="650"/>
+            <w:tcMar>
+              <w:top w:type="dxa" w:w="60"/>
+              <w:left w:type="dxa" w:w="100"/>
+              <w:bottom w:type="dxa" w:w="60"/>
+              <w:right w:type="dxa" w:w="100"/>
+            </w:tcMar>
+          </w:tcPr>
+          <w:p>
+            <w:pPr>
+              <w:spacing w:after="0"/>
+            </w:pPr>
+            <w:r>
+              <w:rPr>
+                <w:rFonts w:ascii="Calibri" w:cs="Calibri" w:eastAsia="Calibri" w:hAnsi="Calibri"/>
+                <w:color w:val="5C6560"/>
+                <w:sz w:val="22"/>
+                <w:szCs w:val="22"/>
+              </w:rPr>
+              <w:t xml:space="preserve">□</w:t>
+            </w:r>
+          </w:p>
+        </w:tc>
+        <w:tc>
+          <w:tcPr>
+            <w:tcW w:type="dxa" w:w="650"/>
+            <w:tcMar>
+              <w:top w:type="dxa" w:w="60"/>
+              <w:left w:type="dxa" w:w="100"/>
+              <w:bottom w:type="dxa" w:w="60"/>
+              <w:right w:type="dxa" w:w="100"/>
+            </w:tcMar>
+          </w:tcPr>
+          <w:p>
+            <w:pPr>
+              <w:spacing w:after="0"/>
+            </w:pPr>
+            <w:r>
+              <w:rPr>
+                <w:rFonts w:ascii="Calibri" w:cs="Calibri" w:eastAsia="Calibri" w:hAnsi="Calibri"/>
+                <w:color w:val="5C6560"/>
+                <w:sz w:val="22"/>
+                <w:szCs w:val="22"/>
+              </w:rPr>
+              <w:t xml:space="preserve">□</w:t>
             </w:r>
           </w:p>
         </w:tc>
@@ -1341,7 +1765,7 @@
       <w:tr>
         <w:tc>
           <w:tcPr>
-            <w:tcW w:type="dxa" w:w="3100"/>
+            <w:tcW w:type="dxa" w:w="2650"/>
             <w:tcMar>
               <w:top w:type="dxa" w:w="60"/>
               <w:left w:type="dxa" w:w="100"/>
@@ -1366,7 +1790,7 @@
         </w:tc>
         <w:tc>
           <w:tcPr>
-            <w:tcW w:type="dxa" w:w="2900"/>
+            <w:tcW w:type="dxa" w:w="2450"/>
             <w:tcMar>
               <w:top w:type="dxa" w:w="60"/>
               <w:left w:type="dxa" w:w="100"/>
@@ -1391,7 +1815,7 @@
         </w:tc>
         <w:tc>
           <w:tcPr>
-            <w:tcW w:type="dxa" w:w="1300"/>
+            <w:tcW w:type="dxa" w:w="1150"/>
             <w:tcMar>
               <w:top w:type="dxa" w:w="60"/>
               <w:left w:type="dxa" w:w="100"/>
@@ -1418,7 +1842,7 @@
         </w:tc>
         <w:tc>
           <w:tcPr>
-            <w:tcW w:type="dxa" w:w="1700"/>
+            <w:tcW w:type="dxa" w:w="1550"/>
             <w:tcMar>
               <w:top w:type="dxa" w:w="60"/>
               <w:left w:type="dxa" w:w="100"/>
@@ -1443,7 +1867,7 @@
         </w:tc>
         <w:tc>
           <w:tcPr>
-            <w:tcW w:type="dxa" w:w="1000"/>
+            <w:tcW w:type="dxa" w:w="900"/>
             <w:tcMar>
               <w:top w:type="dxa" w:w="60"/>
               <w:left w:type="dxa" w:w="100"/>
@@ -1463,6 +1887,56 @@
                 <w:szCs w:val="19"/>
               </w:rPr>
               <w:t xml:space="preserve"/>
+            </w:r>
+          </w:p>
+        </w:tc>
+        <w:tc>
+          <w:tcPr>
+            <w:tcW w:type="dxa" w:w="650"/>
+            <w:tcMar>
+              <w:top w:type="dxa" w:w="60"/>
+              <w:left w:type="dxa" w:w="100"/>
+              <w:bottom w:type="dxa" w:w="60"/>
+              <w:right w:type="dxa" w:w="100"/>
+            </w:tcMar>
+          </w:tcPr>
+          <w:p>
+            <w:pPr>
+              <w:spacing w:after="0"/>
+            </w:pPr>
+            <w:r>
+              <w:rPr>
+                <w:rFonts w:ascii="Calibri" w:cs="Calibri" w:eastAsia="Calibri" w:hAnsi="Calibri"/>
+                <w:color w:val="5C6560"/>
+                <w:sz w:val="22"/>
+                <w:szCs w:val="22"/>
+              </w:rPr>
+              <w:t xml:space="preserve">□</w:t>
+            </w:r>
+          </w:p>
+        </w:tc>
+        <w:tc>
+          <w:tcPr>
+            <w:tcW w:type="dxa" w:w="650"/>
+            <w:tcMar>
+              <w:top w:type="dxa" w:w="60"/>
+              <w:left w:type="dxa" w:w="100"/>
+              <w:bottom w:type="dxa" w:w="60"/>
+              <w:right w:type="dxa" w:w="100"/>
+            </w:tcMar>
+          </w:tcPr>
+          <w:p>
+            <w:pPr>
+              <w:spacing w:after="0"/>
+            </w:pPr>
+            <w:r>
+              <w:rPr>
+                <w:rFonts w:ascii="Calibri" w:cs="Calibri" w:eastAsia="Calibri" w:hAnsi="Calibri"/>
+                <w:color w:val="5C6560"/>
+                <w:sz w:val="22"/>
+                <w:szCs w:val="22"/>
+              </w:rPr>
+              <w:t xml:space="preserve">□</w:t>
             </w:r>
           </w:p>
         </w:tc>
@@ -1470,7 +1944,7 @@
       <w:tr>
         <w:tc>
           <w:tcPr>
-            <w:tcW w:type="dxa" w:w="3100"/>
+            <w:tcW w:type="dxa" w:w="2650"/>
             <w:tcMar>
               <w:top w:type="dxa" w:w="60"/>
               <w:left w:type="dxa" w:w="100"/>
@@ -1495,7 +1969,7 @@
         </w:tc>
         <w:tc>
           <w:tcPr>
-            <w:tcW w:type="dxa" w:w="2900"/>
+            <w:tcW w:type="dxa" w:w="2450"/>
             <w:tcMar>
               <w:top w:type="dxa" w:w="60"/>
               <w:left w:type="dxa" w:w="100"/>
@@ -1520,7 +1994,7 @@
         </w:tc>
         <w:tc>
           <w:tcPr>
-            <w:tcW w:type="dxa" w:w="1300"/>
+            <w:tcW w:type="dxa" w:w="1150"/>
             <w:tcMar>
               <w:top w:type="dxa" w:w="60"/>
               <w:left w:type="dxa" w:w="100"/>
@@ -1547,7 +2021,7 @@
         </w:tc>
         <w:tc>
           <w:tcPr>
-            <w:tcW w:type="dxa" w:w="1700"/>
+            <w:tcW w:type="dxa" w:w="1550"/>
             <w:tcMar>
               <w:top w:type="dxa" w:w="60"/>
               <w:left w:type="dxa" w:w="100"/>
@@ -1572,7 +2046,7 @@
         </w:tc>
         <w:tc>
           <w:tcPr>
-            <w:tcW w:type="dxa" w:w="1000"/>
+            <w:tcW w:type="dxa" w:w="900"/>
             <w:tcMar>
               <w:top w:type="dxa" w:w="60"/>
               <w:left w:type="dxa" w:w="100"/>
@@ -1592,6 +2066,56 @@
                 <w:szCs w:val="19"/>
               </w:rPr>
               <w:t xml:space="preserve"/>
+            </w:r>
+          </w:p>
+        </w:tc>
+        <w:tc>
+          <w:tcPr>
+            <w:tcW w:type="dxa" w:w="650"/>
+            <w:tcMar>
+              <w:top w:type="dxa" w:w="60"/>
+              <w:left w:type="dxa" w:w="100"/>
+              <w:bottom w:type="dxa" w:w="60"/>
+              <w:right w:type="dxa" w:w="100"/>
+            </w:tcMar>
+          </w:tcPr>
+          <w:p>
+            <w:pPr>
+              <w:spacing w:after="0"/>
+            </w:pPr>
+            <w:r>
+              <w:rPr>
+                <w:rFonts w:ascii="Calibri" w:cs="Calibri" w:eastAsia="Calibri" w:hAnsi="Calibri"/>
+                <w:color w:val="5C6560"/>
+                <w:sz w:val="22"/>
+                <w:szCs w:val="22"/>
+              </w:rPr>
+              <w:t xml:space="preserve">□</w:t>
+            </w:r>
+          </w:p>
+        </w:tc>
+        <w:tc>
+          <w:tcPr>
+            <w:tcW w:type="dxa" w:w="650"/>
+            <w:tcMar>
+              <w:top w:type="dxa" w:w="60"/>
+              <w:left w:type="dxa" w:w="100"/>
+              <w:bottom w:type="dxa" w:w="60"/>
+              <w:right w:type="dxa" w:w="100"/>
+            </w:tcMar>
+          </w:tcPr>
+          <w:p>
+            <w:pPr>
+              <w:spacing w:after="0"/>
+            </w:pPr>
+            <w:r>
+              <w:rPr>
+                <w:rFonts w:ascii="Calibri" w:cs="Calibri" w:eastAsia="Calibri" w:hAnsi="Calibri"/>
+                <w:color w:val="5C6560"/>
+                <w:sz w:val="22"/>
+                <w:szCs w:val="22"/>
+              </w:rPr>
+              <w:t xml:space="preserve">□</w:t>
             </w:r>
           </w:p>
         </w:tc>
@@ -1599,7 +2123,7 @@
       <w:tr>
         <w:tc>
           <w:tcPr>
-            <w:tcW w:type="dxa" w:w="3100"/>
+            <w:tcW w:type="dxa" w:w="2650"/>
             <w:tcMar>
               <w:top w:type="dxa" w:w="60"/>
               <w:left w:type="dxa" w:w="100"/>
@@ -1624,7 +2148,7 @@
         </w:tc>
         <w:tc>
           <w:tcPr>
-            <w:tcW w:type="dxa" w:w="2900"/>
+            <w:tcW w:type="dxa" w:w="2450"/>
             <w:tcMar>
               <w:top w:type="dxa" w:w="60"/>
               <w:left w:type="dxa" w:w="100"/>
@@ -1649,7 +2173,7 @@
         </w:tc>
         <w:tc>
           <w:tcPr>
-            <w:tcW w:type="dxa" w:w="1300"/>
+            <w:tcW w:type="dxa" w:w="1150"/>
             <w:tcMar>
               <w:top w:type="dxa" w:w="60"/>
               <w:left w:type="dxa" w:w="100"/>
@@ -1676,7 +2200,7 @@
         </w:tc>
         <w:tc>
           <w:tcPr>
-            <w:tcW w:type="dxa" w:w="1700"/>
+            <w:tcW w:type="dxa" w:w="1550"/>
             <w:tcMar>
               <w:top w:type="dxa" w:w="60"/>
               <w:left w:type="dxa" w:w="100"/>
@@ -1701,7 +2225,7 @@
         </w:tc>
         <w:tc>
           <w:tcPr>
-            <w:tcW w:type="dxa" w:w="1000"/>
+            <w:tcW w:type="dxa" w:w="900"/>
             <w:tcMar>
               <w:top w:type="dxa" w:w="60"/>
               <w:left w:type="dxa" w:w="100"/>
@@ -1721,6 +2245,56 @@
                 <w:szCs w:val="19"/>
               </w:rPr>
               <w:t xml:space="preserve"/>
+            </w:r>
+          </w:p>
+        </w:tc>
+        <w:tc>
+          <w:tcPr>
+            <w:tcW w:type="dxa" w:w="650"/>
+            <w:tcMar>
+              <w:top w:type="dxa" w:w="60"/>
+              <w:left w:type="dxa" w:w="100"/>
+              <w:bottom w:type="dxa" w:w="60"/>
+              <w:right w:type="dxa" w:w="100"/>
+            </w:tcMar>
+          </w:tcPr>
+          <w:p>
+            <w:pPr>
+              <w:spacing w:after="0"/>
+            </w:pPr>
+            <w:r>
+              <w:rPr>
+                <w:rFonts w:ascii="Calibri" w:cs="Calibri" w:eastAsia="Calibri" w:hAnsi="Calibri"/>
+                <w:color w:val="5C6560"/>
+                <w:sz w:val="22"/>
+                <w:szCs w:val="22"/>
+              </w:rPr>
+              <w:t xml:space="preserve">□</w:t>
+            </w:r>
+          </w:p>
+        </w:tc>
+        <w:tc>
+          <w:tcPr>
+            <w:tcW w:type="dxa" w:w="650"/>
+            <w:tcMar>
+              <w:top w:type="dxa" w:w="60"/>
+              <w:left w:type="dxa" w:w="100"/>
+              <w:bottom w:type="dxa" w:w="60"/>
+              <w:right w:type="dxa" w:w="100"/>
+            </w:tcMar>
+          </w:tcPr>
+          <w:p>
+            <w:pPr>
+              <w:spacing w:after="0"/>
+            </w:pPr>
+            <w:r>
+              <w:rPr>
+                <w:rFonts w:ascii="Calibri" w:cs="Calibri" w:eastAsia="Calibri" w:hAnsi="Calibri"/>
+                <w:color w:val="5C6560"/>
+                <w:sz w:val="22"/>
+                <w:szCs w:val="22"/>
+              </w:rPr>
+              <w:t xml:space="preserve">□</w:t>
             </w:r>
           </w:p>
         </w:tc>
@@ -1728,7 +2302,7 @@
       <w:tr>
         <w:tc>
           <w:tcPr>
-            <w:tcW w:type="dxa" w:w="3100"/>
+            <w:tcW w:type="dxa" w:w="2650"/>
             <w:tcMar>
               <w:top w:type="dxa" w:w="60"/>
               <w:left w:type="dxa" w:w="100"/>
@@ -1753,7 +2327,7 @@
         </w:tc>
         <w:tc>
           <w:tcPr>
-            <w:tcW w:type="dxa" w:w="2900"/>
+            <w:tcW w:type="dxa" w:w="2450"/>
             <w:tcMar>
               <w:top w:type="dxa" w:w="60"/>
               <w:left w:type="dxa" w:w="100"/>
@@ -1778,7 +2352,7 @@
         </w:tc>
         <w:tc>
           <w:tcPr>
-            <w:tcW w:type="dxa" w:w="1300"/>
+            <w:tcW w:type="dxa" w:w="1150"/>
             <w:tcMar>
               <w:top w:type="dxa" w:w="60"/>
               <w:left w:type="dxa" w:w="100"/>
@@ -1805,7 +2379,7 @@
         </w:tc>
         <w:tc>
           <w:tcPr>
-            <w:tcW w:type="dxa" w:w="1700"/>
+            <w:tcW w:type="dxa" w:w="1550"/>
             <w:tcMar>
               <w:top w:type="dxa" w:w="60"/>
               <w:left w:type="dxa" w:w="100"/>
@@ -1830,7 +2404,7 @@
         </w:tc>
         <w:tc>
           <w:tcPr>
-            <w:tcW w:type="dxa" w:w="1000"/>
+            <w:tcW w:type="dxa" w:w="900"/>
             <w:tcMar>
               <w:top w:type="dxa" w:w="60"/>
               <w:left w:type="dxa" w:w="100"/>
@@ -1850,6 +2424,56 @@
                 <w:szCs w:val="19"/>
               </w:rPr>
               <w:t xml:space="preserve"/>
+            </w:r>
+          </w:p>
+        </w:tc>
+        <w:tc>
+          <w:tcPr>
+            <w:tcW w:type="dxa" w:w="650"/>
+            <w:tcMar>
+              <w:top w:type="dxa" w:w="60"/>
+              <w:left w:type="dxa" w:w="100"/>
+              <w:bottom w:type="dxa" w:w="60"/>
+              <w:right w:type="dxa" w:w="100"/>
+            </w:tcMar>
+          </w:tcPr>
+          <w:p>
+            <w:pPr>
+              <w:spacing w:after="0"/>
+            </w:pPr>
+            <w:r>
+              <w:rPr>
+                <w:rFonts w:ascii="Calibri" w:cs="Calibri" w:eastAsia="Calibri" w:hAnsi="Calibri"/>
+                <w:color w:val="5C6560"/>
+                <w:sz w:val="22"/>
+                <w:szCs w:val="22"/>
+              </w:rPr>
+              <w:t xml:space="preserve">□</w:t>
+            </w:r>
+          </w:p>
+        </w:tc>
+        <w:tc>
+          <w:tcPr>
+            <w:tcW w:type="dxa" w:w="650"/>
+            <w:tcMar>
+              <w:top w:type="dxa" w:w="60"/>
+              <w:left w:type="dxa" w:w="100"/>
+              <w:bottom w:type="dxa" w:w="60"/>
+              <w:right w:type="dxa" w:w="100"/>
+            </w:tcMar>
+          </w:tcPr>
+          <w:p>
+            <w:pPr>
+              <w:spacing w:after="0"/>
+            </w:pPr>
+            <w:r>
+              <w:rPr>
+                <w:rFonts w:ascii="Calibri" w:cs="Calibri" w:eastAsia="Calibri" w:hAnsi="Calibri"/>
+                <w:color w:val="5C6560"/>
+                <w:sz w:val="22"/>
+                <w:szCs w:val="22"/>
+              </w:rPr>
+              <w:t xml:space="preserve">□</w:t>
             </w:r>
           </w:p>
         </w:tc>
@@ -1857,7 +2481,7 @@
       <w:tr>
         <w:tc>
           <w:tcPr>
-            <w:tcW w:type="dxa" w:w="3100"/>
+            <w:tcW w:type="dxa" w:w="2650"/>
             <w:tcMar>
               <w:top w:type="dxa" w:w="60"/>
               <w:left w:type="dxa" w:w="100"/>
@@ -1882,7 +2506,7 @@
         </w:tc>
         <w:tc>
           <w:tcPr>
-            <w:tcW w:type="dxa" w:w="2900"/>
+            <w:tcW w:type="dxa" w:w="2450"/>
             <w:tcMar>
               <w:top w:type="dxa" w:w="60"/>
               <w:left w:type="dxa" w:w="100"/>
@@ -1907,7 +2531,7 @@
         </w:tc>
         <w:tc>
           <w:tcPr>
-            <w:tcW w:type="dxa" w:w="1300"/>
+            <w:tcW w:type="dxa" w:w="1150"/>
             <w:tcMar>
               <w:top w:type="dxa" w:w="60"/>
               <w:left w:type="dxa" w:w="100"/>
@@ -1934,7 +2558,7 @@
         </w:tc>
         <w:tc>
           <w:tcPr>
-            <w:tcW w:type="dxa" w:w="1700"/>
+            <w:tcW w:type="dxa" w:w="1550"/>
             <w:tcMar>
               <w:top w:type="dxa" w:w="60"/>
               <w:left w:type="dxa" w:w="100"/>
@@ -1959,7 +2583,7 @@
         </w:tc>
         <w:tc>
           <w:tcPr>
-            <w:tcW w:type="dxa" w:w="1000"/>
+            <w:tcW w:type="dxa" w:w="900"/>
             <w:tcMar>
               <w:top w:type="dxa" w:w="60"/>
               <w:left w:type="dxa" w:w="100"/>
@@ -1979,6 +2603,56 @@
                 <w:szCs w:val="19"/>
               </w:rPr>
               <w:t xml:space="preserve"/>
+            </w:r>
+          </w:p>
+        </w:tc>
+        <w:tc>
+          <w:tcPr>
+            <w:tcW w:type="dxa" w:w="650"/>
+            <w:tcMar>
+              <w:top w:type="dxa" w:w="60"/>
+              <w:left w:type="dxa" w:w="100"/>
+              <w:bottom w:type="dxa" w:w="60"/>
+              <w:right w:type="dxa" w:w="100"/>
+            </w:tcMar>
+          </w:tcPr>
+          <w:p>
+            <w:pPr>
+              <w:spacing w:after="0"/>
+            </w:pPr>
+            <w:r>
+              <w:rPr>
+                <w:rFonts w:ascii="Calibri" w:cs="Calibri" w:eastAsia="Calibri" w:hAnsi="Calibri"/>
+                <w:color w:val="5C6560"/>
+                <w:sz w:val="22"/>
+                <w:szCs w:val="22"/>
+              </w:rPr>
+              <w:t xml:space="preserve">□</w:t>
+            </w:r>
+          </w:p>
+        </w:tc>
+        <w:tc>
+          <w:tcPr>
+            <w:tcW w:type="dxa" w:w="650"/>
+            <w:tcMar>
+              <w:top w:type="dxa" w:w="60"/>
+              <w:left w:type="dxa" w:w="100"/>
+              <w:bottom w:type="dxa" w:w="60"/>
+              <w:right w:type="dxa" w:w="100"/>
+            </w:tcMar>
+          </w:tcPr>
+          <w:p>
+            <w:pPr>
+              <w:spacing w:after="0"/>
+            </w:pPr>
+            <w:r>
+              <w:rPr>
+                <w:rFonts w:ascii="Calibri" w:cs="Calibri" w:eastAsia="Calibri" w:hAnsi="Calibri"/>
+                <w:color w:val="5C6560"/>
+                <w:sz w:val="22"/>
+                <w:szCs w:val="22"/>
+              </w:rPr>
+              <w:t xml:space="preserve">□</w:t>
             </w:r>
           </w:p>
         </w:tc>
@@ -1986,7 +2660,7 @@
       <w:tr>
         <w:tc>
           <w:tcPr>
-            <w:tcW w:type="dxa" w:w="3100"/>
+            <w:tcW w:type="dxa" w:w="2650"/>
             <w:tcMar>
               <w:top w:type="dxa" w:w="60"/>
               <w:left w:type="dxa" w:w="100"/>
@@ -2011,7 +2685,7 @@
         </w:tc>
         <w:tc>
           <w:tcPr>
-            <w:tcW w:type="dxa" w:w="2900"/>
+            <w:tcW w:type="dxa" w:w="2450"/>
             <w:tcMar>
               <w:top w:type="dxa" w:w="60"/>
               <w:left w:type="dxa" w:w="100"/>
@@ -2036,7 +2710,7 @@
         </w:tc>
         <w:tc>
           <w:tcPr>
-            <w:tcW w:type="dxa" w:w="1300"/>
+            <w:tcW w:type="dxa" w:w="1150"/>
             <w:tcMar>
               <w:top w:type="dxa" w:w="60"/>
               <w:left w:type="dxa" w:w="100"/>
@@ -2063,7 +2737,7 @@
         </w:tc>
         <w:tc>
           <w:tcPr>
-            <w:tcW w:type="dxa" w:w="1700"/>
+            <w:tcW w:type="dxa" w:w="1550"/>
             <w:tcMar>
               <w:top w:type="dxa" w:w="60"/>
               <w:left w:type="dxa" w:w="100"/>
@@ -2088,7 +2762,7 @@
         </w:tc>
         <w:tc>
           <w:tcPr>
-            <w:tcW w:type="dxa" w:w="1000"/>
+            <w:tcW w:type="dxa" w:w="900"/>
             <w:tcMar>
               <w:top w:type="dxa" w:w="60"/>
               <w:left w:type="dxa" w:w="100"/>
@@ -2108,6 +2782,56 @@
                 <w:szCs w:val="19"/>
               </w:rPr>
               <w:t xml:space="preserve"/>
+            </w:r>
+          </w:p>
+        </w:tc>
+        <w:tc>
+          <w:tcPr>
+            <w:tcW w:type="dxa" w:w="650"/>
+            <w:tcMar>
+              <w:top w:type="dxa" w:w="60"/>
+              <w:left w:type="dxa" w:w="100"/>
+              <w:bottom w:type="dxa" w:w="60"/>
+              <w:right w:type="dxa" w:w="100"/>
+            </w:tcMar>
+          </w:tcPr>
+          <w:p>
+            <w:pPr>
+              <w:spacing w:after="0"/>
+            </w:pPr>
+            <w:r>
+              <w:rPr>
+                <w:rFonts w:ascii="Calibri" w:cs="Calibri" w:eastAsia="Calibri" w:hAnsi="Calibri"/>
+                <w:color w:val="5C6560"/>
+                <w:sz w:val="22"/>
+                <w:szCs w:val="22"/>
+              </w:rPr>
+              <w:t xml:space="preserve">□</w:t>
+            </w:r>
+          </w:p>
+        </w:tc>
+        <w:tc>
+          <w:tcPr>
+            <w:tcW w:type="dxa" w:w="650"/>
+            <w:tcMar>
+              <w:top w:type="dxa" w:w="60"/>
+              <w:left w:type="dxa" w:w="100"/>
+              <w:bottom w:type="dxa" w:w="60"/>
+              <w:right w:type="dxa" w:w="100"/>
+            </w:tcMar>
+          </w:tcPr>
+          <w:p>
+            <w:pPr>
+              <w:spacing w:after="0"/>
+            </w:pPr>
+            <w:r>
+              <w:rPr>
+                <w:rFonts w:ascii="Calibri" w:cs="Calibri" w:eastAsia="Calibri" w:hAnsi="Calibri"/>
+                <w:color w:val="5C6560"/>
+                <w:sz w:val="22"/>
+                <w:szCs w:val="22"/>
+              </w:rPr>
+              <w:t xml:space="preserve">□</w:t>
             </w:r>
           </w:p>
         </w:tc>
@@ -2149,11 +2873,13 @@
         </w:tblBorders>
       </w:tblPr>
       <w:tblGrid>
-        <w:gridCol w:w="3100"/>
-        <w:gridCol w:w="2900"/>
-        <w:gridCol w:w="1300"/>
-        <w:gridCol w:w="1700"/>
-        <w:gridCol w:w="1000"/>
+        <w:gridCol w:w="2650"/>
+        <w:gridCol w:w="2450"/>
+        <w:gridCol w:w="1150"/>
+        <w:gridCol w:w="1550"/>
+        <w:gridCol w:w="900"/>
+        <w:gridCol w:w="650"/>
+        <w:gridCol w:w="650"/>
       </w:tblGrid>
       <w:tr>
         <w:trPr>
@@ -2161,7 +2887,7 @@
         </w:trPr>
         <w:tc>
           <w:tcPr>
-            <w:tcW w:type="dxa" w:w="3100"/>
+            <w:tcW w:type="dxa" w:w="2650"/>
             <w:shd w:fill="E6E8E2" w:color="auto" w:val="clear"/>
             <w:tcMar>
               <w:top w:type="dxa" w:w="60"/>
@@ -2189,7 +2915,7 @@
         </w:tc>
         <w:tc>
           <w:tcPr>
-            <w:tcW w:type="dxa" w:w="2900"/>
+            <w:tcW w:type="dxa" w:w="2450"/>
             <w:shd w:fill="E6E8E2" w:color="auto" w:val="clear"/>
             <w:tcMar>
               <w:top w:type="dxa" w:w="60"/>
@@ -2217,7 +2943,7 @@
         </w:tc>
         <w:tc>
           <w:tcPr>
-            <w:tcW w:type="dxa" w:w="1300"/>
+            <w:tcW w:type="dxa" w:w="1150"/>
             <w:shd w:fill="E6E8E2" w:color="auto" w:val="clear"/>
             <w:tcMar>
               <w:top w:type="dxa" w:w="60"/>
@@ -2245,7 +2971,7 @@
         </w:tc>
         <w:tc>
           <w:tcPr>
-            <w:tcW w:type="dxa" w:w="1700"/>
+            <w:tcW w:type="dxa" w:w="1550"/>
             <w:shd w:fill="E6E8E2" w:color="auto" w:val="clear"/>
             <w:tcMar>
               <w:top w:type="dxa" w:w="60"/>
@@ -2273,7 +2999,7 @@
         </w:tc>
         <w:tc>
           <w:tcPr>
-            <w:tcW w:type="dxa" w:w="1000"/>
+            <w:tcW w:type="dxa" w:w="900"/>
             <w:shd w:fill="E6E8E2" w:color="auto" w:val="clear"/>
             <w:tcMar>
               <w:top w:type="dxa" w:w="60"/>
@@ -2299,11 +3025,67 @@
             </w:r>
           </w:p>
         </w:tc>
+        <w:tc>
+          <w:tcPr>
+            <w:tcW w:type="dxa" w:w="650"/>
+            <w:shd w:fill="E6E8E2" w:color="auto" w:val="clear"/>
+            <w:tcMar>
+              <w:top w:type="dxa" w:w="60"/>
+              <w:left w:type="dxa" w:w="100"/>
+              <w:bottom w:type="dxa" w:w="60"/>
+              <w:right w:type="dxa" w:w="100"/>
+            </w:tcMar>
+          </w:tcPr>
+          <w:p>
+            <w:pPr>
+              <w:spacing w:after="0"/>
+            </w:pPr>
+            <w:r>
+              <w:rPr>
+                <w:rFonts w:ascii="Calibri" w:cs="Calibri" w:eastAsia="Calibri" w:hAnsi="Calibri"/>
+                <w:b/>
+                <w:bCs/>
+                <w:color w:val="14181A"/>
+                <w:sz w:val="16"/>
+                <w:szCs w:val="16"/>
+              </w:rPr>
+              <w:t xml:space="preserve">Placed</w:t>
+            </w:r>
+          </w:p>
+        </w:tc>
+        <w:tc>
+          <w:tcPr>
+            <w:tcW w:type="dxa" w:w="650"/>
+            <w:shd w:fill="E6E8E2" w:color="auto" w:val="clear"/>
+            <w:tcMar>
+              <w:top w:type="dxa" w:w="60"/>
+              <w:left w:type="dxa" w:w="100"/>
+              <w:bottom w:type="dxa" w:w="60"/>
+              <w:right w:type="dxa" w:w="100"/>
+            </w:tcMar>
+          </w:tcPr>
+          <w:p>
+            <w:pPr>
+              <w:spacing w:after="0"/>
+            </w:pPr>
+            <w:r>
+              <w:rPr>
+                <w:rFonts w:ascii="Calibri" w:cs="Calibri" w:eastAsia="Calibri" w:hAnsi="Calibri"/>
+                <w:b/>
+                <w:bCs/>
+                <w:color w:val="14181A"/>
+                <w:sz w:val="16"/>
+                <w:szCs w:val="16"/>
+              </w:rPr>
+              <w:t xml:space="preserve">In</w:t>
+            </w:r>
+          </w:p>
+        </w:tc>
       </w:tr>
       <w:tr>
         <w:tc>
           <w:tcPr>
-            <w:tcW w:type="dxa" w:w="3100"/>
+            <w:tcW w:type="dxa" w:w="2650"/>
             <w:tcMar>
               <w:top w:type="dxa" w:w="60"/>
               <w:left w:type="dxa" w:w="100"/>
@@ -2328,7 +3110,7 @@
         </w:tc>
         <w:tc>
           <w:tcPr>
-            <w:tcW w:type="dxa" w:w="2900"/>
+            <w:tcW w:type="dxa" w:w="2450"/>
             <w:tcMar>
               <w:top w:type="dxa" w:w="60"/>
               <w:left w:type="dxa" w:w="100"/>
@@ -2353,7 +3135,7 @@
         </w:tc>
         <w:tc>
           <w:tcPr>
-            <w:tcW w:type="dxa" w:w="1300"/>
+            <w:tcW w:type="dxa" w:w="1150"/>
             <w:tcMar>
               <w:top w:type="dxa" w:w="60"/>
               <w:left w:type="dxa" w:w="100"/>
@@ -2380,7 +3162,7 @@
         </w:tc>
         <w:tc>
           <w:tcPr>
-            <w:tcW w:type="dxa" w:w="1700"/>
+            <w:tcW w:type="dxa" w:w="1550"/>
             <w:tcMar>
               <w:top w:type="dxa" w:w="60"/>
               <w:left w:type="dxa" w:w="100"/>
@@ -2405,7 +3187,7 @@
         </w:tc>
         <w:tc>
           <w:tcPr>
-            <w:tcW w:type="dxa" w:w="1000"/>
+            <w:tcW w:type="dxa" w:w="900"/>
             <w:tcMar>
               <w:top w:type="dxa" w:w="60"/>
               <w:left w:type="dxa" w:w="100"/>
@@ -2425,6 +3207,56 @@
                 <w:szCs w:val="19"/>
               </w:rPr>
               <w:t xml:space="preserve"/>
+            </w:r>
+          </w:p>
+        </w:tc>
+        <w:tc>
+          <w:tcPr>
+            <w:tcW w:type="dxa" w:w="650"/>
+            <w:tcMar>
+              <w:top w:type="dxa" w:w="60"/>
+              <w:left w:type="dxa" w:w="100"/>
+              <w:bottom w:type="dxa" w:w="60"/>
+              <w:right w:type="dxa" w:w="100"/>
+            </w:tcMar>
+          </w:tcPr>
+          <w:p>
+            <w:pPr>
+              <w:spacing w:after="0"/>
+            </w:pPr>
+            <w:r>
+              <w:rPr>
+                <w:rFonts w:ascii="Calibri" w:cs="Calibri" w:eastAsia="Calibri" w:hAnsi="Calibri"/>
+                <w:color w:val="5C6560"/>
+                <w:sz w:val="22"/>
+                <w:szCs w:val="22"/>
+              </w:rPr>
+              <w:t xml:space="preserve">□</w:t>
+            </w:r>
+          </w:p>
+        </w:tc>
+        <w:tc>
+          <w:tcPr>
+            <w:tcW w:type="dxa" w:w="650"/>
+            <w:tcMar>
+              <w:top w:type="dxa" w:w="60"/>
+              <w:left w:type="dxa" w:w="100"/>
+              <w:bottom w:type="dxa" w:w="60"/>
+              <w:right w:type="dxa" w:w="100"/>
+            </w:tcMar>
+          </w:tcPr>
+          <w:p>
+            <w:pPr>
+              <w:spacing w:after="0"/>
+            </w:pPr>
+            <w:r>
+              <w:rPr>
+                <w:rFonts w:ascii="Calibri" w:cs="Calibri" w:eastAsia="Calibri" w:hAnsi="Calibri"/>
+                <w:color w:val="5C6560"/>
+                <w:sz w:val="22"/>
+                <w:szCs w:val="22"/>
+              </w:rPr>
+              <w:t xml:space="preserve">□</w:t>
             </w:r>
           </w:p>
         </w:tc>
@@ -2432,7 +3264,7 @@
       <w:tr>
         <w:tc>
           <w:tcPr>
-            <w:tcW w:type="dxa" w:w="3100"/>
+            <w:tcW w:type="dxa" w:w="2650"/>
             <w:tcMar>
               <w:top w:type="dxa" w:w="60"/>
               <w:left w:type="dxa" w:w="100"/>
@@ -2457,7 +3289,7 @@
         </w:tc>
         <w:tc>
           <w:tcPr>
-            <w:tcW w:type="dxa" w:w="2900"/>
+            <w:tcW w:type="dxa" w:w="2450"/>
             <w:tcMar>
               <w:top w:type="dxa" w:w="60"/>
               <w:left w:type="dxa" w:w="100"/>
@@ -2482,7 +3314,7 @@
         </w:tc>
         <w:tc>
           <w:tcPr>
-            <w:tcW w:type="dxa" w:w="1300"/>
+            <w:tcW w:type="dxa" w:w="1150"/>
             <w:tcMar>
               <w:top w:type="dxa" w:w="60"/>
               <w:left w:type="dxa" w:w="100"/>
@@ -2509,7 +3341,7 @@
         </w:tc>
         <w:tc>
           <w:tcPr>
-            <w:tcW w:type="dxa" w:w="1700"/>
+            <w:tcW w:type="dxa" w:w="1550"/>
             <w:tcMar>
               <w:top w:type="dxa" w:w="60"/>
               <w:left w:type="dxa" w:w="100"/>
@@ -2534,7 +3366,7 @@
         </w:tc>
         <w:tc>
           <w:tcPr>
-            <w:tcW w:type="dxa" w:w="1000"/>
+            <w:tcW w:type="dxa" w:w="900"/>
             <w:tcMar>
               <w:top w:type="dxa" w:w="60"/>
               <w:left w:type="dxa" w:w="100"/>
@@ -2554,6 +3386,56 @@
                 <w:szCs w:val="19"/>
               </w:rPr>
               <w:t xml:space="preserve"/>
+            </w:r>
+          </w:p>
+        </w:tc>
+        <w:tc>
+          <w:tcPr>
+            <w:tcW w:type="dxa" w:w="650"/>
+            <w:tcMar>
+              <w:top w:type="dxa" w:w="60"/>
+              <w:left w:type="dxa" w:w="100"/>
+              <w:bottom w:type="dxa" w:w="60"/>
+              <w:right w:type="dxa" w:w="100"/>
+            </w:tcMar>
+          </w:tcPr>
+          <w:p>
+            <w:pPr>
+              <w:spacing w:after="0"/>
+            </w:pPr>
+            <w:r>
+              <w:rPr>
+                <w:rFonts w:ascii="Calibri" w:cs="Calibri" w:eastAsia="Calibri" w:hAnsi="Calibri"/>
+                <w:color w:val="5C6560"/>
+                <w:sz w:val="22"/>
+                <w:szCs w:val="22"/>
+              </w:rPr>
+              <w:t xml:space="preserve">□</w:t>
+            </w:r>
+          </w:p>
+        </w:tc>
+        <w:tc>
+          <w:tcPr>
+            <w:tcW w:type="dxa" w:w="650"/>
+            <w:tcMar>
+              <w:top w:type="dxa" w:w="60"/>
+              <w:left w:type="dxa" w:w="100"/>
+              <w:bottom w:type="dxa" w:w="60"/>
+              <w:right w:type="dxa" w:w="100"/>
+            </w:tcMar>
+          </w:tcPr>
+          <w:p>
+            <w:pPr>
+              <w:spacing w:after="0"/>
+            </w:pPr>
+            <w:r>
+              <w:rPr>
+                <w:rFonts w:ascii="Calibri" w:cs="Calibri" w:eastAsia="Calibri" w:hAnsi="Calibri"/>
+                <w:color w:val="5C6560"/>
+                <w:sz w:val="22"/>
+                <w:szCs w:val="22"/>
+              </w:rPr>
+              <w:t xml:space="preserve">□</w:t>
             </w:r>
           </w:p>
         </w:tc>
@@ -2561,7 +3443,7 @@
       <w:tr>
         <w:tc>
           <w:tcPr>
-            <w:tcW w:type="dxa" w:w="3100"/>
+            <w:tcW w:type="dxa" w:w="2650"/>
             <w:tcMar>
               <w:top w:type="dxa" w:w="60"/>
               <w:left w:type="dxa" w:w="100"/>
@@ -2586,7 +3468,7 @@
         </w:tc>
         <w:tc>
           <w:tcPr>
-            <w:tcW w:type="dxa" w:w="2900"/>
+            <w:tcW w:type="dxa" w:w="2450"/>
             <w:tcMar>
               <w:top w:type="dxa" w:w="60"/>
               <w:left w:type="dxa" w:w="100"/>
@@ -2611,7 +3493,7 @@
         </w:tc>
         <w:tc>
           <w:tcPr>
-            <w:tcW w:type="dxa" w:w="1300"/>
+            <w:tcW w:type="dxa" w:w="1150"/>
             <w:tcMar>
               <w:top w:type="dxa" w:w="60"/>
               <w:left w:type="dxa" w:w="100"/>
@@ -2638,7 +3520,7 @@
         </w:tc>
         <w:tc>
           <w:tcPr>
-            <w:tcW w:type="dxa" w:w="1700"/>
+            <w:tcW w:type="dxa" w:w="1550"/>
             <w:tcMar>
               <w:top w:type="dxa" w:w="60"/>
               <w:left w:type="dxa" w:w="100"/>
@@ -2663,7 +3545,7 @@
         </w:tc>
         <w:tc>
           <w:tcPr>
-            <w:tcW w:type="dxa" w:w="1000"/>
+            <w:tcW w:type="dxa" w:w="900"/>
             <w:tcMar>
               <w:top w:type="dxa" w:w="60"/>
               <w:left w:type="dxa" w:w="100"/>
@@ -2683,6 +3565,56 @@
                 <w:szCs w:val="19"/>
               </w:rPr>
               <w:t xml:space="preserve"/>
+            </w:r>
+          </w:p>
+        </w:tc>
+        <w:tc>
+          <w:tcPr>
+            <w:tcW w:type="dxa" w:w="650"/>
+            <w:tcMar>
+              <w:top w:type="dxa" w:w="60"/>
+              <w:left w:type="dxa" w:w="100"/>
+              <w:bottom w:type="dxa" w:w="60"/>
+              <w:right w:type="dxa" w:w="100"/>
+            </w:tcMar>
+          </w:tcPr>
+          <w:p>
+            <w:pPr>
+              <w:spacing w:after="0"/>
+            </w:pPr>
+            <w:r>
+              <w:rPr>
+                <w:rFonts w:ascii="Calibri" w:cs="Calibri" w:eastAsia="Calibri" w:hAnsi="Calibri"/>
+                <w:color w:val="5C6560"/>
+                <w:sz w:val="22"/>
+                <w:szCs w:val="22"/>
+              </w:rPr>
+              <w:t xml:space="preserve">□</w:t>
+            </w:r>
+          </w:p>
+        </w:tc>
+        <w:tc>
+          <w:tcPr>
+            <w:tcW w:type="dxa" w:w="650"/>
+            <w:tcMar>
+              <w:top w:type="dxa" w:w="60"/>
+              <w:left w:type="dxa" w:w="100"/>
+              <w:bottom w:type="dxa" w:w="60"/>
+              <w:right w:type="dxa" w:w="100"/>
+            </w:tcMar>
+          </w:tcPr>
+          <w:p>
+            <w:pPr>
+              <w:spacing w:after="0"/>
+            </w:pPr>
+            <w:r>
+              <w:rPr>
+                <w:rFonts w:ascii="Calibri" w:cs="Calibri" w:eastAsia="Calibri" w:hAnsi="Calibri"/>
+                <w:color w:val="5C6560"/>
+                <w:sz w:val="22"/>
+                <w:szCs w:val="22"/>
+              </w:rPr>
+              <w:t xml:space="preserve">□</w:t>
             </w:r>
           </w:p>
         </w:tc>
@@ -2690,7 +3622,7 @@
       <w:tr>
         <w:tc>
           <w:tcPr>
-            <w:tcW w:type="dxa" w:w="3100"/>
+            <w:tcW w:type="dxa" w:w="2650"/>
             <w:tcMar>
               <w:top w:type="dxa" w:w="60"/>
               <w:left w:type="dxa" w:w="100"/>
@@ -2715,7 +3647,7 @@
         </w:tc>
         <w:tc>
           <w:tcPr>
-            <w:tcW w:type="dxa" w:w="2900"/>
+            <w:tcW w:type="dxa" w:w="2450"/>
             <w:tcMar>
               <w:top w:type="dxa" w:w="60"/>
               <w:left w:type="dxa" w:w="100"/>
@@ -2740,7 +3672,7 @@
         </w:tc>
         <w:tc>
           <w:tcPr>
-            <w:tcW w:type="dxa" w:w="1300"/>
+            <w:tcW w:type="dxa" w:w="1150"/>
             <w:tcMar>
               <w:top w:type="dxa" w:w="60"/>
               <w:left w:type="dxa" w:w="100"/>
@@ -2767,7 +3699,7 @@
         </w:tc>
         <w:tc>
           <w:tcPr>
-            <w:tcW w:type="dxa" w:w="1700"/>
+            <w:tcW w:type="dxa" w:w="1550"/>
             <w:tcMar>
               <w:top w:type="dxa" w:w="60"/>
               <w:left w:type="dxa" w:w="100"/>
@@ -2792,7 +3724,7 @@
         </w:tc>
         <w:tc>
           <w:tcPr>
-            <w:tcW w:type="dxa" w:w="1000"/>
+            <w:tcW w:type="dxa" w:w="900"/>
             <w:tcMar>
               <w:top w:type="dxa" w:w="60"/>
               <w:left w:type="dxa" w:w="100"/>
@@ -2812,6 +3744,56 @@
                 <w:szCs w:val="19"/>
               </w:rPr>
               <w:t xml:space="preserve"/>
+            </w:r>
+          </w:p>
+        </w:tc>
+        <w:tc>
+          <w:tcPr>
+            <w:tcW w:type="dxa" w:w="650"/>
+            <w:tcMar>
+              <w:top w:type="dxa" w:w="60"/>
+              <w:left w:type="dxa" w:w="100"/>
+              <w:bottom w:type="dxa" w:w="60"/>
+              <w:right w:type="dxa" w:w="100"/>
+            </w:tcMar>
+          </w:tcPr>
+          <w:p>
+            <w:pPr>
+              <w:spacing w:after="0"/>
+            </w:pPr>
+            <w:r>
+              <w:rPr>
+                <w:rFonts w:ascii="Calibri" w:cs="Calibri" w:eastAsia="Calibri" w:hAnsi="Calibri"/>
+                <w:color w:val="5C6560"/>
+                <w:sz w:val="22"/>
+                <w:szCs w:val="22"/>
+              </w:rPr>
+              <w:t xml:space="preserve">□</w:t>
+            </w:r>
+          </w:p>
+        </w:tc>
+        <w:tc>
+          <w:tcPr>
+            <w:tcW w:type="dxa" w:w="650"/>
+            <w:tcMar>
+              <w:top w:type="dxa" w:w="60"/>
+              <w:left w:type="dxa" w:w="100"/>
+              <w:bottom w:type="dxa" w:w="60"/>
+              <w:right w:type="dxa" w:w="100"/>
+            </w:tcMar>
+          </w:tcPr>
+          <w:p>
+            <w:pPr>
+              <w:spacing w:after="0"/>
+            </w:pPr>
+            <w:r>
+              <w:rPr>
+                <w:rFonts w:ascii="Calibri" w:cs="Calibri" w:eastAsia="Calibri" w:hAnsi="Calibri"/>
+                <w:color w:val="5C6560"/>
+                <w:sz w:val="22"/>
+                <w:szCs w:val="22"/>
+              </w:rPr>
+              <w:t xml:space="preserve">□</w:t>
             </w:r>
           </w:p>
         </w:tc>
@@ -2853,11 +3835,13 @@
         </w:tblBorders>
       </w:tblPr>
       <w:tblGrid>
-        <w:gridCol w:w="3100"/>
-        <w:gridCol w:w="2900"/>
-        <w:gridCol w:w="1300"/>
-        <w:gridCol w:w="1700"/>
-        <w:gridCol w:w="1000"/>
+        <w:gridCol w:w="2650"/>
+        <w:gridCol w:w="2450"/>
+        <w:gridCol w:w="1150"/>
+        <w:gridCol w:w="1550"/>
+        <w:gridCol w:w="900"/>
+        <w:gridCol w:w="650"/>
+        <w:gridCol w:w="650"/>
       </w:tblGrid>
       <w:tr>
         <w:trPr>
@@ -2865,7 +3849,7 @@
         </w:trPr>
         <w:tc>
           <w:tcPr>
-            <w:tcW w:type="dxa" w:w="3100"/>
+            <w:tcW w:type="dxa" w:w="2650"/>
             <w:shd w:fill="E6E8E2" w:color="auto" w:val="clear"/>
             <w:tcMar>
               <w:top w:type="dxa" w:w="60"/>
@@ -2893,7 +3877,7 @@
         </w:tc>
         <w:tc>
           <w:tcPr>
-            <w:tcW w:type="dxa" w:w="2900"/>
+            <w:tcW w:type="dxa" w:w="2450"/>
             <w:shd w:fill="E6E8E2" w:color="auto" w:val="clear"/>
             <w:tcMar>
               <w:top w:type="dxa" w:w="60"/>
@@ -2921,7 +3905,7 @@
         </w:tc>
         <w:tc>
           <w:tcPr>
-            <w:tcW w:type="dxa" w:w="1300"/>
+            <w:tcW w:type="dxa" w:w="1150"/>
             <w:shd w:fill="E6E8E2" w:color="auto" w:val="clear"/>
             <w:tcMar>
               <w:top w:type="dxa" w:w="60"/>
@@ -2949,7 +3933,7 @@
         </w:tc>
         <w:tc>
           <w:tcPr>
-            <w:tcW w:type="dxa" w:w="1700"/>
+            <w:tcW w:type="dxa" w:w="1550"/>
             <w:shd w:fill="E6E8E2" w:color="auto" w:val="clear"/>
             <w:tcMar>
               <w:top w:type="dxa" w:w="60"/>
@@ -2977,7 +3961,7 @@
         </w:tc>
         <w:tc>
           <w:tcPr>
-            <w:tcW w:type="dxa" w:w="1000"/>
+            <w:tcW w:type="dxa" w:w="900"/>
             <w:shd w:fill="E6E8E2" w:color="auto" w:val="clear"/>
             <w:tcMar>
               <w:top w:type="dxa" w:w="60"/>
@@ -3003,11 +3987,67 @@
             </w:r>
           </w:p>
         </w:tc>
+        <w:tc>
+          <w:tcPr>
+            <w:tcW w:type="dxa" w:w="650"/>
+            <w:shd w:fill="E6E8E2" w:color="auto" w:val="clear"/>
+            <w:tcMar>
+              <w:top w:type="dxa" w:w="60"/>
+              <w:left w:type="dxa" w:w="100"/>
+              <w:bottom w:type="dxa" w:w="60"/>
+              <w:right w:type="dxa" w:w="100"/>
+            </w:tcMar>
+          </w:tcPr>
+          <w:p>
+            <w:pPr>
+              <w:spacing w:after="0"/>
+            </w:pPr>
+            <w:r>
+              <w:rPr>
+                <w:rFonts w:ascii="Calibri" w:cs="Calibri" w:eastAsia="Calibri" w:hAnsi="Calibri"/>
+                <w:b/>
+                <w:bCs/>
+                <w:color w:val="14181A"/>
+                <w:sz w:val="16"/>
+                <w:szCs w:val="16"/>
+              </w:rPr>
+              <w:t xml:space="preserve">Placed</w:t>
+            </w:r>
+          </w:p>
+        </w:tc>
+        <w:tc>
+          <w:tcPr>
+            <w:tcW w:type="dxa" w:w="650"/>
+            <w:shd w:fill="E6E8E2" w:color="auto" w:val="clear"/>
+            <w:tcMar>
+              <w:top w:type="dxa" w:w="60"/>
+              <w:left w:type="dxa" w:w="100"/>
+              <w:bottom w:type="dxa" w:w="60"/>
+              <w:right w:type="dxa" w:w="100"/>
+            </w:tcMar>
+          </w:tcPr>
+          <w:p>
+            <w:pPr>
+              <w:spacing w:after="0"/>
+            </w:pPr>
+            <w:r>
+              <w:rPr>
+                <w:rFonts w:ascii="Calibri" w:cs="Calibri" w:eastAsia="Calibri" w:hAnsi="Calibri"/>
+                <w:b/>
+                <w:bCs/>
+                <w:color w:val="14181A"/>
+                <w:sz w:val="16"/>
+                <w:szCs w:val="16"/>
+              </w:rPr>
+              <w:t xml:space="preserve">In</w:t>
+            </w:r>
+          </w:p>
+        </w:tc>
       </w:tr>
       <w:tr>
         <w:tc>
           <w:tcPr>
-            <w:tcW w:type="dxa" w:w="3100"/>
+            <w:tcW w:type="dxa" w:w="2650"/>
             <w:tcMar>
               <w:top w:type="dxa" w:w="60"/>
               <w:left w:type="dxa" w:w="100"/>
@@ -3032,7 +4072,7 @@
         </w:tc>
         <w:tc>
           <w:tcPr>
-            <w:tcW w:type="dxa" w:w="2900"/>
+            <w:tcW w:type="dxa" w:w="2450"/>
             <w:tcMar>
               <w:top w:type="dxa" w:w="60"/>
               <w:left w:type="dxa" w:w="100"/>
@@ -3057,7 +4097,7 @@
         </w:tc>
         <w:tc>
           <w:tcPr>
-            <w:tcW w:type="dxa" w:w="1300"/>
+            <w:tcW w:type="dxa" w:w="1150"/>
             <w:tcMar>
               <w:top w:type="dxa" w:w="60"/>
               <w:left w:type="dxa" w:w="100"/>
@@ -3084,7 +4124,7 @@
         </w:tc>
         <w:tc>
           <w:tcPr>
-            <w:tcW w:type="dxa" w:w="1700"/>
+            <w:tcW w:type="dxa" w:w="1550"/>
             <w:tcMar>
               <w:top w:type="dxa" w:w="60"/>
               <w:left w:type="dxa" w:w="100"/>
@@ -3109,7 +4149,7 @@
         </w:tc>
         <w:tc>
           <w:tcPr>
-            <w:tcW w:type="dxa" w:w="1000"/>
+            <w:tcW w:type="dxa" w:w="900"/>
             <w:tcMar>
               <w:top w:type="dxa" w:w="60"/>
               <w:left w:type="dxa" w:w="100"/>
@@ -3129,6 +4169,56 @@
                 <w:szCs w:val="19"/>
               </w:rPr>
               <w:t xml:space="preserve"/>
+            </w:r>
+          </w:p>
+        </w:tc>
+        <w:tc>
+          <w:tcPr>
+            <w:tcW w:type="dxa" w:w="650"/>
+            <w:tcMar>
+              <w:top w:type="dxa" w:w="60"/>
+              <w:left w:type="dxa" w:w="100"/>
+              <w:bottom w:type="dxa" w:w="60"/>
+              <w:right w:type="dxa" w:w="100"/>
+            </w:tcMar>
+          </w:tcPr>
+          <w:p>
+            <w:pPr>
+              <w:spacing w:after="0"/>
+            </w:pPr>
+            <w:r>
+              <w:rPr>
+                <w:rFonts w:ascii="Calibri" w:cs="Calibri" w:eastAsia="Calibri" w:hAnsi="Calibri"/>
+                <w:color w:val="5C6560"/>
+                <w:sz w:val="22"/>
+                <w:szCs w:val="22"/>
+              </w:rPr>
+              <w:t xml:space="preserve">□</w:t>
+            </w:r>
+          </w:p>
+        </w:tc>
+        <w:tc>
+          <w:tcPr>
+            <w:tcW w:type="dxa" w:w="650"/>
+            <w:tcMar>
+              <w:top w:type="dxa" w:w="60"/>
+              <w:left w:type="dxa" w:w="100"/>
+              <w:bottom w:type="dxa" w:w="60"/>
+              <w:right w:type="dxa" w:w="100"/>
+            </w:tcMar>
+          </w:tcPr>
+          <w:p>
+            <w:pPr>
+              <w:spacing w:after="0"/>
+            </w:pPr>
+            <w:r>
+              <w:rPr>
+                <w:rFonts w:ascii="Calibri" w:cs="Calibri" w:eastAsia="Calibri" w:hAnsi="Calibri"/>
+                <w:color w:val="5C6560"/>
+                <w:sz w:val="22"/>
+                <w:szCs w:val="22"/>
+              </w:rPr>
+              <w:t xml:space="preserve">□</w:t>
             </w:r>
           </w:p>
         </w:tc>
@@ -3136,7 +4226,7 @@
       <w:tr>
         <w:tc>
           <w:tcPr>
-            <w:tcW w:type="dxa" w:w="3100"/>
+            <w:tcW w:type="dxa" w:w="2650"/>
             <w:tcMar>
               <w:top w:type="dxa" w:w="60"/>
               <w:left w:type="dxa" w:w="100"/>
@@ -3161,7 +4251,7 @@
         </w:tc>
         <w:tc>
           <w:tcPr>
-            <w:tcW w:type="dxa" w:w="2900"/>
+            <w:tcW w:type="dxa" w:w="2450"/>
             <w:tcMar>
               <w:top w:type="dxa" w:w="60"/>
               <w:left w:type="dxa" w:w="100"/>
@@ -3186,7 +4276,7 @@
         </w:tc>
         <w:tc>
           <w:tcPr>
-            <w:tcW w:type="dxa" w:w="1300"/>
+            <w:tcW w:type="dxa" w:w="1150"/>
             <w:tcMar>
               <w:top w:type="dxa" w:w="60"/>
               <w:left w:type="dxa" w:w="100"/>
@@ -3213,7 +4303,7 @@
         </w:tc>
         <w:tc>
           <w:tcPr>
-            <w:tcW w:type="dxa" w:w="1700"/>
+            <w:tcW w:type="dxa" w:w="1550"/>
             <w:tcMar>
               <w:top w:type="dxa" w:w="60"/>
               <w:left w:type="dxa" w:w="100"/>
@@ -3238,7 +4328,7 @@
         </w:tc>
         <w:tc>
           <w:tcPr>
-            <w:tcW w:type="dxa" w:w="1000"/>
+            <w:tcW w:type="dxa" w:w="900"/>
             <w:tcMar>
               <w:top w:type="dxa" w:w="60"/>
               <w:left w:type="dxa" w:w="100"/>
@@ -3258,6 +4348,56 @@
                 <w:szCs w:val="19"/>
               </w:rPr>
               <w:t xml:space="preserve"/>
+            </w:r>
+          </w:p>
+        </w:tc>
+        <w:tc>
+          <w:tcPr>
+            <w:tcW w:type="dxa" w:w="650"/>
+            <w:tcMar>
+              <w:top w:type="dxa" w:w="60"/>
+              <w:left w:type="dxa" w:w="100"/>
+              <w:bottom w:type="dxa" w:w="60"/>
+              <w:right w:type="dxa" w:w="100"/>
+            </w:tcMar>
+          </w:tcPr>
+          <w:p>
+            <w:pPr>
+              <w:spacing w:after="0"/>
+            </w:pPr>
+            <w:r>
+              <w:rPr>
+                <w:rFonts w:ascii="Calibri" w:cs="Calibri" w:eastAsia="Calibri" w:hAnsi="Calibri"/>
+                <w:color w:val="5C6560"/>
+                <w:sz w:val="22"/>
+                <w:szCs w:val="22"/>
+              </w:rPr>
+              <w:t xml:space="preserve">□</w:t>
+            </w:r>
+          </w:p>
+        </w:tc>
+        <w:tc>
+          <w:tcPr>
+            <w:tcW w:type="dxa" w:w="650"/>
+            <w:tcMar>
+              <w:top w:type="dxa" w:w="60"/>
+              <w:left w:type="dxa" w:w="100"/>
+              <w:bottom w:type="dxa" w:w="60"/>
+              <w:right w:type="dxa" w:w="100"/>
+            </w:tcMar>
+          </w:tcPr>
+          <w:p>
+            <w:pPr>
+              <w:spacing w:after="0"/>
+            </w:pPr>
+            <w:r>
+              <w:rPr>
+                <w:rFonts w:ascii="Calibri" w:cs="Calibri" w:eastAsia="Calibri" w:hAnsi="Calibri"/>
+                <w:color w:val="5C6560"/>
+                <w:sz w:val="22"/>
+                <w:szCs w:val="22"/>
+              </w:rPr>
+              <w:t xml:space="preserve">□</w:t>
             </w:r>
           </w:p>
         </w:tc>
@@ -3265,7 +4405,7 @@
       <w:tr>
         <w:tc>
           <w:tcPr>
-            <w:tcW w:type="dxa" w:w="3100"/>
+            <w:tcW w:type="dxa" w:w="2650"/>
             <w:tcMar>
               <w:top w:type="dxa" w:w="60"/>
               <w:left w:type="dxa" w:w="100"/>
@@ -3290,7 +4430,7 @@
         </w:tc>
         <w:tc>
           <w:tcPr>
-            <w:tcW w:type="dxa" w:w="2900"/>
+            <w:tcW w:type="dxa" w:w="2450"/>
             <w:tcMar>
               <w:top w:type="dxa" w:w="60"/>
               <w:left w:type="dxa" w:w="100"/>
@@ -3315,7 +4455,7 @@
         </w:tc>
         <w:tc>
           <w:tcPr>
-            <w:tcW w:type="dxa" w:w="1300"/>
+            <w:tcW w:type="dxa" w:w="1150"/>
             <w:tcMar>
               <w:top w:type="dxa" w:w="60"/>
               <w:left w:type="dxa" w:w="100"/>
@@ -3342,7 +4482,7 @@
         </w:tc>
         <w:tc>
           <w:tcPr>
-            <w:tcW w:type="dxa" w:w="1700"/>
+            <w:tcW w:type="dxa" w:w="1550"/>
             <w:tcMar>
               <w:top w:type="dxa" w:w="60"/>
               <w:left w:type="dxa" w:w="100"/>
@@ -3367,7 +4507,7 @@
         </w:tc>
         <w:tc>
           <w:tcPr>
-            <w:tcW w:type="dxa" w:w="1000"/>
+            <w:tcW w:type="dxa" w:w="900"/>
             <w:tcMar>
               <w:top w:type="dxa" w:w="60"/>
               <w:left w:type="dxa" w:w="100"/>
@@ -3387,6 +4527,56 @@
                 <w:szCs w:val="19"/>
               </w:rPr>
               <w:t xml:space="preserve"/>
+            </w:r>
+          </w:p>
+        </w:tc>
+        <w:tc>
+          <w:tcPr>
+            <w:tcW w:type="dxa" w:w="650"/>
+            <w:tcMar>
+              <w:top w:type="dxa" w:w="60"/>
+              <w:left w:type="dxa" w:w="100"/>
+              <w:bottom w:type="dxa" w:w="60"/>
+              <w:right w:type="dxa" w:w="100"/>
+            </w:tcMar>
+          </w:tcPr>
+          <w:p>
+            <w:pPr>
+              <w:spacing w:after="0"/>
+            </w:pPr>
+            <w:r>
+              <w:rPr>
+                <w:rFonts w:ascii="Calibri" w:cs="Calibri" w:eastAsia="Calibri" w:hAnsi="Calibri"/>
+                <w:color w:val="5C6560"/>
+                <w:sz w:val="22"/>
+                <w:szCs w:val="22"/>
+              </w:rPr>
+              <w:t xml:space="preserve">□</w:t>
+            </w:r>
+          </w:p>
+        </w:tc>
+        <w:tc>
+          <w:tcPr>
+            <w:tcW w:type="dxa" w:w="650"/>
+            <w:tcMar>
+              <w:top w:type="dxa" w:w="60"/>
+              <w:left w:type="dxa" w:w="100"/>
+              <w:bottom w:type="dxa" w:w="60"/>
+              <w:right w:type="dxa" w:w="100"/>
+            </w:tcMar>
+          </w:tcPr>
+          <w:p>
+            <w:pPr>
+              <w:spacing w:after="0"/>
+            </w:pPr>
+            <w:r>
+              <w:rPr>
+                <w:rFonts w:ascii="Calibri" w:cs="Calibri" w:eastAsia="Calibri" w:hAnsi="Calibri"/>
+                <w:color w:val="5C6560"/>
+                <w:sz w:val="22"/>
+                <w:szCs w:val="22"/>
+              </w:rPr>
+              <w:t xml:space="preserve">□</w:t>
             </w:r>
           </w:p>
         </w:tc>
@@ -3394,7 +4584,7 @@
       <w:tr>
         <w:tc>
           <w:tcPr>
-            <w:tcW w:type="dxa" w:w="3100"/>
+            <w:tcW w:type="dxa" w:w="2650"/>
             <w:tcMar>
               <w:top w:type="dxa" w:w="60"/>
               <w:left w:type="dxa" w:w="100"/>
@@ -3419,7 +4609,7 @@
         </w:tc>
         <w:tc>
           <w:tcPr>
-            <w:tcW w:type="dxa" w:w="2900"/>
+            <w:tcW w:type="dxa" w:w="2450"/>
             <w:tcMar>
               <w:top w:type="dxa" w:w="60"/>
               <w:left w:type="dxa" w:w="100"/>
@@ -3444,7 +4634,7 @@
         </w:tc>
         <w:tc>
           <w:tcPr>
-            <w:tcW w:type="dxa" w:w="1300"/>
+            <w:tcW w:type="dxa" w:w="1150"/>
             <w:tcMar>
               <w:top w:type="dxa" w:w="60"/>
               <w:left w:type="dxa" w:w="100"/>
@@ -3471,7 +4661,7 @@
         </w:tc>
         <w:tc>
           <w:tcPr>
-            <w:tcW w:type="dxa" w:w="1700"/>
+            <w:tcW w:type="dxa" w:w="1550"/>
             <w:tcMar>
               <w:top w:type="dxa" w:w="60"/>
               <w:left w:type="dxa" w:w="100"/>
@@ -3496,7 +4686,7 @@
         </w:tc>
         <w:tc>
           <w:tcPr>
-            <w:tcW w:type="dxa" w:w="1000"/>
+            <w:tcW w:type="dxa" w:w="900"/>
             <w:tcMar>
               <w:top w:type="dxa" w:w="60"/>
               <w:left w:type="dxa" w:w="100"/>
@@ -3516,6 +4706,56 @@
                 <w:szCs w:val="19"/>
               </w:rPr>
               <w:t xml:space="preserve"/>
+            </w:r>
+          </w:p>
+        </w:tc>
+        <w:tc>
+          <w:tcPr>
+            <w:tcW w:type="dxa" w:w="650"/>
+            <w:tcMar>
+              <w:top w:type="dxa" w:w="60"/>
+              <w:left w:type="dxa" w:w="100"/>
+              <w:bottom w:type="dxa" w:w="60"/>
+              <w:right w:type="dxa" w:w="100"/>
+            </w:tcMar>
+          </w:tcPr>
+          <w:p>
+            <w:pPr>
+              <w:spacing w:after="0"/>
+            </w:pPr>
+            <w:r>
+              <w:rPr>
+                <w:rFonts w:ascii="Calibri" w:cs="Calibri" w:eastAsia="Calibri" w:hAnsi="Calibri"/>
+                <w:color w:val="5C6560"/>
+                <w:sz w:val="22"/>
+                <w:szCs w:val="22"/>
+              </w:rPr>
+              <w:t xml:space="preserve">□</w:t>
+            </w:r>
+          </w:p>
+        </w:tc>
+        <w:tc>
+          <w:tcPr>
+            <w:tcW w:type="dxa" w:w="650"/>
+            <w:tcMar>
+              <w:top w:type="dxa" w:w="60"/>
+              <w:left w:type="dxa" w:w="100"/>
+              <w:bottom w:type="dxa" w:w="60"/>
+              <w:right w:type="dxa" w:w="100"/>
+            </w:tcMar>
+          </w:tcPr>
+          <w:p>
+            <w:pPr>
+              <w:spacing w:after="0"/>
+            </w:pPr>
+            <w:r>
+              <w:rPr>
+                <w:rFonts w:ascii="Calibri" w:cs="Calibri" w:eastAsia="Calibri" w:hAnsi="Calibri"/>
+                <w:color w:val="5C6560"/>
+                <w:sz w:val="22"/>
+                <w:szCs w:val="22"/>
+              </w:rPr>
+              <w:t xml:space="preserve">□</w:t>
             </w:r>
           </w:p>
         </w:tc>
@@ -3523,7 +4763,7 @@
       <w:tr>
         <w:tc>
           <w:tcPr>
-            <w:tcW w:type="dxa" w:w="3100"/>
+            <w:tcW w:type="dxa" w:w="2650"/>
             <w:tcMar>
               <w:top w:type="dxa" w:w="60"/>
               <w:left w:type="dxa" w:w="100"/>
@@ -3548,7 +4788,7 @@
         </w:tc>
         <w:tc>
           <w:tcPr>
-            <w:tcW w:type="dxa" w:w="2900"/>
+            <w:tcW w:type="dxa" w:w="2450"/>
             <w:tcMar>
               <w:top w:type="dxa" w:w="60"/>
               <w:left w:type="dxa" w:w="100"/>
@@ -3573,7 +4813,7 @@
         </w:tc>
         <w:tc>
           <w:tcPr>
-            <w:tcW w:type="dxa" w:w="1300"/>
+            <w:tcW w:type="dxa" w:w="1150"/>
             <w:tcMar>
               <w:top w:type="dxa" w:w="60"/>
               <w:left w:type="dxa" w:w="100"/>
@@ -3600,7 +4840,7 @@
         </w:tc>
         <w:tc>
           <w:tcPr>
-            <w:tcW w:type="dxa" w:w="1700"/>
+            <w:tcW w:type="dxa" w:w="1550"/>
             <w:tcMar>
               <w:top w:type="dxa" w:w="60"/>
               <w:left w:type="dxa" w:w="100"/>
@@ -3625,7 +4865,7 @@
         </w:tc>
         <w:tc>
           <w:tcPr>
-            <w:tcW w:type="dxa" w:w="1000"/>
+            <w:tcW w:type="dxa" w:w="900"/>
             <w:tcMar>
               <w:top w:type="dxa" w:w="60"/>
               <w:left w:type="dxa" w:w="100"/>
@@ -3645,6 +4885,56 @@
                 <w:szCs w:val="19"/>
               </w:rPr>
               <w:t xml:space="preserve"/>
+            </w:r>
+          </w:p>
+        </w:tc>
+        <w:tc>
+          <w:tcPr>
+            <w:tcW w:type="dxa" w:w="650"/>
+            <w:tcMar>
+              <w:top w:type="dxa" w:w="60"/>
+              <w:left w:type="dxa" w:w="100"/>
+              <w:bottom w:type="dxa" w:w="60"/>
+              <w:right w:type="dxa" w:w="100"/>
+            </w:tcMar>
+          </w:tcPr>
+          <w:p>
+            <w:pPr>
+              <w:spacing w:after="0"/>
+            </w:pPr>
+            <w:r>
+              <w:rPr>
+                <w:rFonts w:ascii="Calibri" w:cs="Calibri" w:eastAsia="Calibri" w:hAnsi="Calibri"/>
+                <w:color w:val="5C6560"/>
+                <w:sz w:val="22"/>
+                <w:szCs w:val="22"/>
+              </w:rPr>
+              <w:t xml:space="preserve">□</w:t>
+            </w:r>
+          </w:p>
+        </w:tc>
+        <w:tc>
+          <w:tcPr>
+            <w:tcW w:type="dxa" w:w="650"/>
+            <w:tcMar>
+              <w:top w:type="dxa" w:w="60"/>
+              <w:left w:type="dxa" w:w="100"/>
+              <w:bottom w:type="dxa" w:w="60"/>
+              <w:right w:type="dxa" w:w="100"/>
+            </w:tcMar>
+          </w:tcPr>
+          <w:p>
+            <w:pPr>
+              <w:spacing w:after="0"/>
+            </w:pPr>
+            <w:r>
+              <w:rPr>
+                <w:rFonts w:ascii="Calibri" w:cs="Calibri" w:eastAsia="Calibri" w:hAnsi="Calibri"/>
+                <w:color w:val="5C6560"/>
+                <w:sz w:val="22"/>
+                <w:szCs w:val="22"/>
+              </w:rPr>
+              <w:t xml:space="preserve">□</w:t>
             </w:r>
           </w:p>
         </w:tc>
@@ -3652,7 +4942,7 @@
       <w:tr>
         <w:tc>
           <w:tcPr>
-            <w:tcW w:type="dxa" w:w="3100"/>
+            <w:tcW w:type="dxa" w:w="2650"/>
             <w:tcMar>
               <w:top w:type="dxa" w:w="60"/>
               <w:left w:type="dxa" w:w="100"/>
@@ -3677,7 +4967,7 @@
         </w:tc>
         <w:tc>
           <w:tcPr>
-            <w:tcW w:type="dxa" w:w="2900"/>
+            <w:tcW w:type="dxa" w:w="2450"/>
             <w:tcMar>
               <w:top w:type="dxa" w:w="60"/>
               <w:left w:type="dxa" w:w="100"/>
@@ -3702,7 +4992,7 @@
         </w:tc>
         <w:tc>
           <w:tcPr>
-            <w:tcW w:type="dxa" w:w="1300"/>
+            <w:tcW w:type="dxa" w:w="1150"/>
             <w:tcMar>
               <w:top w:type="dxa" w:w="60"/>
               <w:left w:type="dxa" w:w="100"/>
@@ -3729,7 +5019,7 @@
         </w:tc>
         <w:tc>
           <w:tcPr>
-            <w:tcW w:type="dxa" w:w="1700"/>
+            <w:tcW w:type="dxa" w:w="1550"/>
             <w:tcMar>
               <w:top w:type="dxa" w:w="60"/>
               <w:left w:type="dxa" w:w="100"/>
@@ -3754,7 +5044,7 @@
         </w:tc>
         <w:tc>
           <w:tcPr>
-            <w:tcW w:type="dxa" w:w="1000"/>
+            <w:tcW w:type="dxa" w:w="900"/>
             <w:tcMar>
               <w:top w:type="dxa" w:w="60"/>
               <w:left w:type="dxa" w:w="100"/>
@@ -3774,6 +5064,56 @@
                 <w:szCs w:val="19"/>
               </w:rPr>
               <w:t xml:space="preserve"/>
+            </w:r>
+          </w:p>
+        </w:tc>
+        <w:tc>
+          <w:tcPr>
+            <w:tcW w:type="dxa" w:w="650"/>
+            <w:tcMar>
+              <w:top w:type="dxa" w:w="60"/>
+              <w:left w:type="dxa" w:w="100"/>
+              <w:bottom w:type="dxa" w:w="60"/>
+              <w:right w:type="dxa" w:w="100"/>
+            </w:tcMar>
+          </w:tcPr>
+          <w:p>
+            <w:pPr>
+              <w:spacing w:after="0"/>
+            </w:pPr>
+            <w:r>
+              <w:rPr>
+                <w:rFonts w:ascii="Calibri" w:cs="Calibri" w:eastAsia="Calibri" w:hAnsi="Calibri"/>
+                <w:color w:val="5C6560"/>
+                <w:sz w:val="22"/>
+                <w:szCs w:val="22"/>
+              </w:rPr>
+              <w:t xml:space="preserve">□</w:t>
+            </w:r>
+          </w:p>
+        </w:tc>
+        <w:tc>
+          <w:tcPr>
+            <w:tcW w:type="dxa" w:w="650"/>
+            <w:tcMar>
+              <w:top w:type="dxa" w:w="60"/>
+              <w:left w:type="dxa" w:w="100"/>
+              <w:bottom w:type="dxa" w:w="60"/>
+              <w:right w:type="dxa" w:w="100"/>
+            </w:tcMar>
+          </w:tcPr>
+          <w:p>
+            <w:pPr>
+              <w:spacing w:after="0"/>
+            </w:pPr>
+            <w:r>
+              <w:rPr>
+                <w:rFonts w:ascii="Calibri" w:cs="Calibri" w:eastAsia="Calibri" w:hAnsi="Calibri"/>
+                <w:color w:val="5C6560"/>
+                <w:sz w:val="22"/>
+                <w:szCs w:val="22"/>
+              </w:rPr>
+              <w:t xml:space="preserve">□</w:t>
             </w:r>
           </w:p>
         </w:tc>
@@ -3781,7 +5121,7 @@
       <w:tr>
         <w:tc>
           <w:tcPr>
-            <w:tcW w:type="dxa" w:w="3100"/>
+            <w:tcW w:type="dxa" w:w="2650"/>
             <w:tcMar>
               <w:top w:type="dxa" w:w="60"/>
               <w:left w:type="dxa" w:w="100"/>
@@ -3806,7 +5146,7 @@
         </w:tc>
         <w:tc>
           <w:tcPr>
-            <w:tcW w:type="dxa" w:w="2900"/>
+            <w:tcW w:type="dxa" w:w="2450"/>
             <w:tcMar>
               <w:top w:type="dxa" w:w="60"/>
               <w:left w:type="dxa" w:w="100"/>
@@ -3831,7 +5171,7 @@
         </w:tc>
         <w:tc>
           <w:tcPr>
-            <w:tcW w:type="dxa" w:w="1300"/>
+            <w:tcW w:type="dxa" w:w="1150"/>
             <w:tcMar>
               <w:top w:type="dxa" w:w="60"/>
               <w:left w:type="dxa" w:w="100"/>
@@ -3858,7 +5198,7 @@
         </w:tc>
         <w:tc>
           <w:tcPr>
-            <w:tcW w:type="dxa" w:w="1700"/>
+            <w:tcW w:type="dxa" w:w="1550"/>
             <w:tcMar>
               <w:top w:type="dxa" w:w="60"/>
               <w:left w:type="dxa" w:w="100"/>
@@ -3883,7 +5223,7 @@
         </w:tc>
         <w:tc>
           <w:tcPr>
-            <w:tcW w:type="dxa" w:w="1000"/>
+            <w:tcW w:type="dxa" w:w="900"/>
             <w:tcMar>
               <w:top w:type="dxa" w:w="60"/>
               <w:left w:type="dxa" w:w="100"/>
@@ -3903,6 +5243,56 @@
                 <w:szCs w:val="19"/>
               </w:rPr>
               <w:t xml:space="preserve"/>
+            </w:r>
+          </w:p>
+        </w:tc>
+        <w:tc>
+          <w:tcPr>
+            <w:tcW w:type="dxa" w:w="650"/>
+            <w:tcMar>
+              <w:top w:type="dxa" w:w="60"/>
+              <w:left w:type="dxa" w:w="100"/>
+              <w:bottom w:type="dxa" w:w="60"/>
+              <w:right w:type="dxa" w:w="100"/>
+            </w:tcMar>
+          </w:tcPr>
+          <w:p>
+            <w:pPr>
+              <w:spacing w:after="0"/>
+            </w:pPr>
+            <w:r>
+              <w:rPr>
+                <w:rFonts w:ascii="Calibri" w:cs="Calibri" w:eastAsia="Calibri" w:hAnsi="Calibri"/>
+                <w:color w:val="5C6560"/>
+                <w:sz w:val="22"/>
+                <w:szCs w:val="22"/>
+              </w:rPr>
+              <w:t xml:space="preserve">□</w:t>
+            </w:r>
+          </w:p>
+        </w:tc>
+        <w:tc>
+          <w:tcPr>
+            <w:tcW w:type="dxa" w:w="650"/>
+            <w:tcMar>
+              <w:top w:type="dxa" w:w="60"/>
+              <w:left w:type="dxa" w:w="100"/>
+              <w:bottom w:type="dxa" w:w="60"/>
+              <w:right w:type="dxa" w:w="100"/>
+            </w:tcMar>
+          </w:tcPr>
+          <w:p>
+            <w:pPr>
+              <w:spacing w:after="0"/>
+            </w:pPr>
+            <w:r>
+              <w:rPr>
+                <w:rFonts w:ascii="Calibri" w:cs="Calibri" w:eastAsia="Calibri" w:hAnsi="Calibri"/>
+                <w:color w:val="5C6560"/>
+                <w:sz w:val="22"/>
+                <w:szCs w:val="22"/>
+              </w:rPr>
+              <w:t xml:space="preserve">□</w:t>
             </w:r>
           </w:p>
         </w:tc>
@@ -3910,7 +5300,7 @@
       <w:tr>
         <w:tc>
           <w:tcPr>
-            <w:tcW w:type="dxa" w:w="3100"/>
+            <w:tcW w:type="dxa" w:w="2650"/>
             <w:tcMar>
               <w:top w:type="dxa" w:w="60"/>
               <w:left w:type="dxa" w:w="100"/>
@@ -3935,7 +5325,7 @@
         </w:tc>
         <w:tc>
           <w:tcPr>
-            <w:tcW w:type="dxa" w:w="2900"/>
+            <w:tcW w:type="dxa" w:w="2450"/>
             <w:tcMar>
               <w:top w:type="dxa" w:w="60"/>
               <w:left w:type="dxa" w:w="100"/>
@@ -3960,7 +5350,7 @@
         </w:tc>
         <w:tc>
           <w:tcPr>
-            <w:tcW w:type="dxa" w:w="1300"/>
+            <w:tcW w:type="dxa" w:w="1150"/>
             <w:tcMar>
               <w:top w:type="dxa" w:w="60"/>
               <w:left w:type="dxa" w:w="100"/>
@@ -3987,7 +5377,7 @@
         </w:tc>
         <w:tc>
           <w:tcPr>
-            <w:tcW w:type="dxa" w:w="1700"/>
+            <w:tcW w:type="dxa" w:w="1550"/>
             <w:tcMar>
               <w:top w:type="dxa" w:w="60"/>
               <w:left w:type="dxa" w:w="100"/>
@@ -4012,7 +5402,7 @@
         </w:tc>
         <w:tc>
           <w:tcPr>
-            <w:tcW w:type="dxa" w:w="1000"/>
+            <w:tcW w:type="dxa" w:w="900"/>
             <w:tcMar>
               <w:top w:type="dxa" w:w="60"/>
               <w:left w:type="dxa" w:w="100"/>
@@ -4032,6 +5422,56 @@
                 <w:szCs w:val="19"/>
               </w:rPr>
               <w:t xml:space="preserve"/>
+            </w:r>
+          </w:p>
+        </w:tc>
+        <w:tc>
+          <w:tcPr>
+            <w:tcW w:type="dxa" w:w="650"/>
+            <w:tcMar>
+              <w:top w:type="dxa" w:w="60"/>
+              <w:left w:type="dxa" w:w="100"/>
+              <w:bottom w:type="dxa" w:w="60"/>
+              <w:right w:type="dxa" w:w="100"/>
+            </w:tcMar>
+          </w:tcPr>
+          <w:p>
+            <w:pPr>
+              <w:spacing w:after="0"/>
+            </w:pPr>
+            <w:r>
+              <w:rPr>
+                <w:rFonts w:ascii="Calibri" w:cs="Calibri" w:eastAsia="Calibri" w:hAnsi="Calibri"/>
+                <w:color w:val="5C6560"/>
+                <w:sz w:val="22"/>
+                <w:szCs w:val="22"/>
+              </w:rPr>
+              <w:t xml:space="preserve">□</w:t>
+            </w:r>
+          </w:p>
+        </w:tc>
+        <w:tc>
+          <w:tcPr>
+            <w:tcW w:type="dxa" w:w="650"/>
+            <w:tcMar>
+              <w:top w:type="dxa" w:w="60"/>
+              <w:left w:type="dxa" w:w="100"/>
+              <w:bottom w:type="dxa" w:w="60"/>
+              <w:right w:type="dxa" w:w="100"/>
+            </w:tcMar>
+          </w:tcPr>
+          <w:p>
+            <w:pPr>
+              <w:spacing w:after="0"/>
+            </w:pPr>
+            <w:r>
+              <w:rPr>
+                <w:rFonts w:ascii="Calibri" w:cs="Calibri" w:eastAsia="Calibri" w:hAnsi="Calibri"/>
+                <w:color w:val="5C6560"/>
+                <w:sz w:val="22"/>
+                <w:szCs w:val="22"/>
+              </w:rPr>
+              <w:t xml:space="preserve">□</w:t>
             </w:r>
           </w:p>
         </w:tc>
@@ -4039,7 +5479,7 @@
       <w:tr>
         <w:tc>
           <w:tcPr>
-            <w:tcW w:type="dxa" w:w="3100"/>
+            <w:tcW w:type="dxa" w:w="2650"/>
             <w:tcMar>
               <w:top w:type="dxa" w:w="60"/>
               <w:left w:type="dxa" w:w="100"/>
@@ -4064,7 +5504,7 @@
         </w:tc>
         <w:tc>
           <w:tcPr>
-            <w:tcW w:type="dxa" w:w="2900"/>
+            <w:tcW w:type="dxa" w:w="2450"/>
             <w:tcMar>
               <w:top w:type="dxa" w:w="60"/>
               <w:left w:type="dxa" w:w="100"/>
@@ -4089,7 +5529,7 @@
         </w:tc>
         <w:tc>
           <w:tcPr>
-            <w:tcW w:type="dxa" w:w="1300"/>
+            <w:tcW w:type="dxa" w:w="1150"/>
             <w:tcMar>
               <w:top w:type="dxa" w:w="60"/>
               <w:left w:type="dxa" w:w="100"/>
@@ -4116,7 +5556,7 @@
         </w:tc>
         <w:tc>
           <w:tcPr>
-            <w:tcW w:type="dxa" w:w="1700"/>
+            <w:tcW w:type="dxa" w:w="1550"/>
             <w:tcMar>
               <w:top w:type="dxa" w:w="60"/>
               <w:left w:type="dxa" w:w="100"/>
@@ -4141,7 +5581,7 @@
         </w:tc>
         <w:tc>
           <w:tcPr>
-            <w:tcW w:type="dxa" w:w="1000"/>
+            <w:tcW w:type="dxa" w:w="900"/>
             <w:tcMar>
               <w:top w:type="dxa" w:w="60"/>
               <w:left w:type="dxa" w:w="100"/>
@@ -4161,6 +5601,56 @@
                 <w:szCs w:val="19"/>
               </w:rPr>
               <w:t xml:space="preserve"/>
+            </w:r>
+          </w:p>
+        </w:tc>
+        <w:tc>
+          <w:tcPr>
+            <w:tcW w:type="dxa" w:w="650"/>
+            <w:tcMar>
+              <w:top w:type="dxa" w:w="60"/>
+              <w:left w:type="dxa" w:w="100"/>
+              <w:bottom w:type="dxa" w:w="60"/>
+              <w:right w:type="dxa" w:w="100"/>
+            </w:tcMar>
+          </w:tcPr>
+          <w:p>
+            <w:pPr>
+              <w:spacing w:after="0"/>
+            </w:pPr>
+            <w:r>
+              <w:rPr>
+                <w:rFonts w:ascii="Calibri" w:cs="Calibri" w:eastAsia="Calibri" w:hAnsi="Calibri"/>
+                <w:color w:val="5C6560"/>
+                <w:sz w:val="22"/>
+                <w:szCs w:val="22"/>
+              </w:rPr>
+              <w:t xml:space="preserve">□</w:t>
+            </w:r>
+          </w:p>
+        </w:tc>
+        <w:tc>
+          <w:tcPr>
+            <w:tcW w:type="dxa" w:w="650"/>
+            <w:tcMar>
+              <w:top w:type="dxa" w:w="60"/>
+              <w:left w:type="dxa" w:w="100"/>
+              <w:bottom w:type="dxa" w:w="60"/>
+              <w:right w:type="dxa" w:w="100"/>
+            </w:tcMar>
+          </w:tcPr>
+          <w:p>
+            <w:pPr>
+              <w:spacing w:after="0"/>
+            </w:pPr>
+            <w:r>
+              <w:rPr>
+                <w:rFonts w:ascii="Calibri" w:cs="Calibri" w:eastAsia="Calibri" w:hAnsi="Calibri"/>
+                <w:color w:val="5C6560"/>
+                <w:sz w:val="22"/>
+                <w:szCs w:val="22"/>
+              </w:rPr>
+              <w:t xml:space="preserve">□</w:t>
             </w:r>
           </w:p>
         </w:tc>
@@ -4168,7 +5658,7 @@
       <w:tr>
         <w:tc>
           <w:tcPr>
-            <w:tcW w:type="dxa" w:w="3100"/>
+            <w:tcW w:type="dxa" w:w="2650"/>
             <w:tcMar>
               <w:top w:type="dxa" w:w="60"/>
               <w:left w:type="dxa" w:w="100"/>
@@ -4193,7 +5683,7 @@
         </w:tc>
         <w:tc>
           <w:tcPr>
-            <w:tcW w:type="dxa" w:w="2900"/>
+            <w:tcW w:type="dxa" w:w="2450"/>
             <w:tcMar>
               <w:top w:type="dxa" w:w="60"/>
               <w:left w:type="dxa" w:w="100"/>
@@ -4218,7 +5708,7 @@
         </w:tc>
         <w:tc>
           <w:tcPr>
-            <w:tcW w:type="dxa" w:w="1300"/>
+            <w:tcW w:type="dxa" w:w="1150"/>
             <w:tcMar>
               <w:top w:type="dxa" w:w="60"/>
               <w:left w:type="dxa" w:w="100"/>
@@ -4245,7 +5735,7 @@
         </w:tc>
         <w:tc>
           <w:tcPr>
-            <w:tcW w:type="dxa" w:w="1700"/>
+            <w:tcW w:type="dxa" w:w="1550"/>
             <w:tcMar>
               <w:top w:type="dxa" w:w="60"/>
               <w:left w:type="dxa" w:w="100"/>
@@ -4270,7 +5760,7 @@
         </w:tc>
         <w:tc>
           <w:tcPr>
-            <w:tcW w:type="dxa" w:w="1000"/>
+            <w:tcW w:type="dxa" w:w="900"/>
             <w:tcMar>
               <w:top w:type="dxa" w:w="60"/>
               <w:left w:type="dxa" w:w="100"/>
@@ -4290,6 +5780,56 @@
                 <w:szCs w:val="19"/>
               </w:rPr>
               <w:t xml:space="preserve"/>
+            </w:r>
+          </w:p>
+        </w:tc>
+        <w:tc>
+          <w:tcPr>
+            <w:tcW w:type="dxa" w:w="650"/>
+            <w:tcMar>
+              <w:top w:type="dxa" w:w="60"/>
+              <w:left w:type="dxa" w:w="100"/>
+              <w:bottom w:type="dxa" w:w="60"/>
+              <w:right w:type="dxa" w:w="100"/>
+            </w:tcMar>
+          </w:tcPr>
+          <w:p>
+            <w:pPr>
+              <w:spacing w:after="0"/>
+            </w:pPr>
+            <w:r>
+              <w:rPr>
+                <w:rFonts w:ascii="Calibri" w:cs="Calibri" w:eastAsia="Calibri" w:hAnsi="Calibri"/>
+                <w:color w:val="5C6560"/>
+                <w:sz w:val="22"/>
+                <w:szCs w:val="22"/>
+              </w:rPr>
+              <w:t xml:space="preserve">□</w:t>
+            </w:r>
+          </w:p>
+        </w:tc>
+        <w:tc>
+          <w:tcPr>
+            <w:tcW w:type="dxa" w:w="650"/>
+            <w:tcMar>
+              <w:top w:type="dxa" w:w="60"/>
+              <w:left w:type="dxa" w:w="100"/>
+              <w:bottom w:type="dxa" w:w="60"/>
+              <w:right w:type="dxa" w:w="100"/>
+            </w:tcMar>
+          </w:tcPr>
+          <w:p>
+            <w:pPr>
+              <w:spacing w:after="0"/>
+            </w:pPr>
+            <w:r>
+              <w:rPr>
+                <w:rFonts w:ascii="Calibri" w:cs="Calibri" w:eastAsia="Calibri" w:hAnsi="Calibri"/>
+                <w:color w:val="5C6560"/>
+                <w:sz w:val="22"/>
+                <w:szCs w:val="22"/>
+              </w:rPr>
+              <w:t xml:space="preserve">□</w:t>
             </w:r>
           </w:p>
         </w:tc>
@@ -4297,7 +5837,7 @@
       <w:tr>
         <w:tc>
           <w:tcPr>
-            <w:tcW w:type="dxa" w:w="3100"/>
+            <w:tcW w:type="dxa" w:w="2650"/>
             <w:tcMar>
               <w:top w:type="dxa" w:w="60"/>
               <w:left w:type="dxa" w:w="100"/>
@@ -4322,7 +5862,7 @@
         </w:tc>
         <w:tc>
           <w:tcPr>
-            <w:tcW w:type="dxa" w:w="2900"/>
+            <w:tcW w:type="dxa" w:w="2450"/>
             <w:tcMar>
               <w:top w:type="dxa" w:w="60"/>
               <w:left w:type="dxa" w:w="100"/>
@@ -4347,7 +5887,7 @@
         </w:tc>
         <w:tc>
           <w:tcPr>
-            <w:tcW w:type="dxa" w:w="1300"/>
+            <w:tcW w:type="dxa" w:w="1150"/>
             <w:tcMar>
               <w:top w:type="dxa" w:w="60"/>
               <w:left w:type="dxa" w:w="100"/>
@@ -4374,7 +5914,7 @@
         </w:tc>
         <w:tc>
           <w:tcPr>
-            <w:tcW w:type="dxa" w:w="1700"/>
+            <w:tcW w:type="dxa" w:w="1550"/>
             <w:tcMar>
               <w:top w:type="dxa" w:w="60"/>
               <w:left w:type="dxa" w:w="100"/>
@@ -4399,7 +5939,7 @@
         </w:tc>
         <w:tc>
           <w:tcPr>
-            <w:tcW w:type="dxa" w:w="1000"/>
+            <w:tcW w:type="dxa" w:w="900"/>
             <w:tcMar>
               <w:top w:type="dxa" w:w="60"/>
               <w:left w:type="dxa" w:w="100"/>
@@ -4419,6 +5959,56 @@
                 <w:szCs w:val="19"/>
               </w:rPr>
               <w:t xml:space="preserve"/>
+            </w:r>
+          </w:p>
+        </w:tc>
+        <w:tc>
+          <w:tcPr>
+            <w:tcW w:type="dxa" w:w="650"/>
+            <w:tcMar>
+              <w:top w:type="dxa" w:w="60"/>
+              <w:left w:type="dxa" w:w="100"/>
+              <w:bottom w:type="dxa" w:w="60"/>
+              <w:right w:type="dxa" w:w="100"/>
+            </w:tcMar>
+          </w:tcPr>
+          <w:p>
+            <w:pPr>
+              <w:spacing w:after="0"/>
+            </w:pPr>
+            <w:r>
+              <w:rPr>
+                <w:rFonts w:ascii="Calibri" w:cs="Calibri" w:eastAsia="Calibri" w:hAnsi="Calibri"/>
+                <w:color w:val="5C6560"/>
+                <w:sz w:val="22"/>
+                <w:szCs w:val="22"/>
+              </w:rPr>
+              <w:t xml:space="preserve">□</w:t>
+            </w:r>
+          </w:p>
+        </w:tc>
+        <w:tc>
+          <w:tcPr>
+            <w:tcW w:type="dxa" w:w="650"/>
+            <w:tcMar>
+              <w:top w:type="dxa" w:w="60"/>
+              <w:left w:type="dxa" w:w="100"/>
+              <w:bottom w:type="dxa" w:w="60"/>
+              <w:right w:type="dxa" w:w="100"/>
+            </w:tcMar>
+          </w:tcPr>
+          <w:p>
+            <w:pPr>
+              <w:spacing w:after="0"/>
+            </w:pPr>
+            <w:r>
+              <w:rPr>
+                <w:rFonts w:ascii="Calibri" w:cs="Calibri" w:eastAsia="Calibri" w:hAnsi="Calibri"/>
+                <w:color w:val="5C6560"/>
+                <w:sz w:val="22"/>
+                <w:szCs w:val="22"/>
+              </w:rPr>
+              <w:t xml:space="preserve">□</w:t>
             </w:r>
           </w:p>
         </w:tc>
@@ -4460,11 +6050,13 @@
         </w:tblBorders>
       </w:tblPr>
       <w:tblGrid>
-        <w:gridCol w:w="3100"/>
-        <w:gridCol w:w="2900"/>
-        <w:gridCol w:w="1300"/>
-        <w:gridCol w:w="1700"/>
-        <w:gridCol w:w="1000"/>
+        <w:gridCol w:w="2650"/>
+        <w:gridCol w:w="2450"/>
+        <w:gridCol w:w="1150"/>
+        <w:gridCol w:w="1550"/>
+        <w:gridCol w:w="900"/>
+        <w:gridCol w:w="650"/>
+        <w:gridCol w:w="650"/>
       </w:tblGrid>
       <w:tr>
         <w:trPr>
@@ -4472,7 +6064,7 @@
         </w:trPr>
         <w:tc>
           <w:tcPr>
-            <w:tcW w:type="dxa" w:w="3100"/>
+            <w:tcW w:type="dxa" w:w="2650"/>
             <w:shd w:fill="E6E8E2" w:color="auto" w:val="clear"/>
             <w:tcMar>
               <w:top w:type="dxa" w:w="60"/>
@@ -4500,7 +6092,7 @@
         </w:tc>
         <w:tc>
           <w:tcPr>
-            <w:tcW w:type="dxa" w:w="2900"/>
+            <w:tcW w:type="dxa" w:w="2450"/>
             <w:shd w:fill="E6E8E2" w:color="auto" w:val="clear"/>
             <w:tcMar>
               <w:top w:type="dxa" w:w="60"/>
@@ -4528,7 +6120,7 @@
         </w:tc>
         <w:tc>
           <w:tcPr>
-            <w:tcW w:type="dxa" w:w="1300"/>
+            <w:tcW w:type="dxa" w:w="1150"/>
             <w:shd w:fill="E6E8E2" w:color="auto" w:val="clear"/>
             <w:tcMar>
               <w:top w:type="dxa" w:w="60"/>
@@ -4556,7 +6148,7 @@
         </w:tc>
         <w:tc>
           <w:tcPr>
-            <w:tcW w:type="dxa" w:w="1700"/>
+            <w:tcW w:type="dxa" w:w="1550"/>
             <w:shd w:fill="E6E8E2" w:color="auto" w:val="clear"/>
             <w:tcMar>
               <w:top w:type="dxa" w:w="60"/>
@@ -4584,7 +6176,7 @@
         </w:tc>
         <w:tc>
           <w:tcPr>
-            <w:tcW w:type="dxa" w:w="1000"/>
+            <w:tcW w:type="dxa" w:w="900"/>
             <w:shd w:fill="E6E8E2" w:color="auto" w:val="clear"/>
             <w:tcMar>
               <w:top w:type="dxa" w:w="60"/>
@@ -4610,11 +6202,67 @@
             </w:r>
           </w:p>
         </w:tc>
+        <w:tc>
+          <w:tcPr>
+            <w:tcW w:type="dxa" w:w="650"/>
+            <w:shd w:fill="E6E8E2" w:color="auto" w:val="clear"/>
+            <w:tcMar>
+              <w:top w:type="dxa" w:w="60"/>
+              <w:left w:type="dxa" w:w="100"/>
+              <w:bottom w:type="dxa" w:w="60"/>
+              <w:right w:type="dxa" w:w="100"/>
+            </w:tcMar>
+          </w:tcPr>
+          <w:p>
+            <w:pPr>
+              <w:spacing w:after="0"/>
+            </w:pPr>
+            <w:r>
+              <w:rPr>
+                <w:rFonts w:ascii="Calibri" w:cs="Calibri" w:eastAsia="Calibri" w:hAnsi="Calibri"/>
+                <w:b/>
+                <w:bCs/>
+                <w:color w:val="14181A"/>
+                <w:sz w:val="16"/>
+                <w:szCs w:val="16"/>
+              </w:rPr>
+              <w:t xml:space="preserve">Placed</w:t>
+            </w:r>
+          </w:p>
+        </w:tc>
+        <w:tc>
+          <w:tcPr>
+            <w:tcW w:type="dxa" w:w="650"/>
+            <w:shd w:fill="E6E8E2" w:color="auto" w:val="clear"/>
+            <w:tcMar>
+              <w:top w:type="dxa" w:w="60"/>
+              <w:left w:type="dxa" w:w="100"/>
+              <w:bottom w:type="dxa" w:w="60"/>
+              <w:right w:type="dxa" w:w="100"/>
+            </w:tcMar>
+          </w:tcPr>
+          <w:p>
+            <w:pPr>
+              <w:spacing w:after="0"/>
+            </w:pPr>
+            <w:r>
+              <w:rPr>
+                <w:rFonts w:ascii="Calibri" w:cs="Calibri" w:eastAsia="Calibri" w:hAnsi="Calibri"/>
+                <w:b/>
+                <w:bCs/>
+                <w:color w:val="14181A"/>
+                <w:sz w:val="16"/>
+                <w:szCs w:val="16"/>
+              </w:rPr>
+              <w:t xml:space="preserve">In</w:t>
+            </w:r>
+          </w:p>
+        </w:tc>
       </w:tr>
       <w:tr>
         <w:tc>
           <w:tcPr>
-            <w:tcW w:type="dxa" w:w="3100"/>
+            <w:tcW w:type="dxa" w:w="2650"/>
             <w:tcMar>
               <w:top w:type="dxa" w:w="60"/>
               <w:left w:type="dxa" w:w="100"/>
@@ -4639,7 +6287,7 @@
         </w:tc>
         <w:tc>
           <w:tcPr>
-            <w:tcW w:type="dxa" w:w="2900"/>
+            <w:tcW w:type="dxa" w:w="2450"/>
             <w:tcMar>
               <w:top w:type="dxa" w:w="60"/>
               <w:left w:type="dxa" w:w="100"/>
@@ -4664,7 +6312,7 @@
         </w:tc>
         <w:tc>
           <w:tcPr>
-            <w:tcW w:type="dxa" w:w="1300"/>
+            <w:tcW w:type="dxa" w:w="1150"/>
             <w:tcMar>
               <w:top w:type="dxa" w:w="60"/>
               <w:left w:type="dxa" w:w="100"/>
@@ -4691,7 +6339,7 @@
         </w:tc>
         <w:tc>
           <w:tcPr>
-            <w:tcW w:type="dxa" w:w="1700"/>
+            <w:tcW w:type="dxa" w:w="1550"/>
             <w:tcMar>
               <w:top w:type="dxa" w:w="60"/>
               <w:left w:type="dxa" w:w="100"/>
@@ -4716,7 +6364,7 @@
         </w:tc>
         <w:tc>
           <w:tcPr>
-            <w:tcW w:type="dxa" w:w="1000"/>
+            <w:tcW w:type="dxa" w:w="900"/>
             <w:tcMar>
               <w:top w:type="dxa" w:w="60"/>
               <w:left w:type="dxa" w:w="100"/>
@@ -4736,6 +6384,56 @@
                 <w:szCs w:val="19"/>
               </w:rPr>
               <w:t xml:space="preserve"/>
+            </w:r>
+          </w:p>
+        </w:tc>
+        <w:tc>
+          <w:tcPr>
+            <w:tcW w:type="dxa" w:w="650"/>
+            <w:tcMar>
+              <w:top w:type="dxa" w:w="60"/>
+              <w:left w:type="dxa" w:w="100"/>
+              <w:bottom w:type="dxa" w:w="60"/>
+              <w:right w:type="dxa" w:w="100"/>
+            </w:tcMar>
+          </w:tcPr>
+          <w:p>
+            <w:pPr>
+              <w:spacing w:after="0"/>
+            </w:pPr>
+            <w:r>
+              <w:rPr>
+                <w:rFonts w:ascii="Calibri" w:cs="Calibri" w:eastAsia="Calibri" w:hAnsi="Calibri"/>
+                <w:color w:val="5C6560"/>
+                <w:sz w:val="22"/>
+                <w:szCs w:val="22"/>
+              </w:rPr>
+              <w:t xml:space="preserve">□</w:t>
+            </w:r>
+          </w:p>
+        </w:tc>
+        <w:tc>
+          <w:tcPr>
+            <w:tcW w:type="dxa" w:w="650"/>
+            <w:tcMar>
+              <w:top w:type="dxa" w:w="60"/>
+              <w:left w:type="dxa" w:w="100"/>
+              <w:bottom w:type="dxa" w:w="60"/>
+              <w:right w:type="dxa" w:w="100"/>
+            </w:tcMar>
+          </w:tcPr>
+          <w:p>
+            <w:pPr>
+              <w:spacing w:after="0"/>
+            </w:pPr>
+            <w:r>
+              <w:rPr>
+                <w:rFonts w:ascii="Calibri" w:cs="Calibri" w:eastAsia="Calibri" w:hAnsi="Calibri"/>
+                <w:color w:val="5C6560"/>
+                <w:sz w:val="22"/>
+                <w:szCs w:val="22"/>
+              </w:rPr>
+              <w:t xml:space="preserve">□</w:t>
             </w:r>
           </w:p>
         </w:tc>
@@ -4743,7 +6441,7 @@
       <w:tr>
         <w:tc>
           <w:tcPr>
-            <w:tcW w:type="dxa" w:w="3100"/>
+            <w:tcW w:type="dxa" w:w="2650"/>
             <w:tcMar>
               <w:top w:type="dxa" w:w="60"/>
               <w:left w:type="dxa" w:w="100"/>
@@ -4768,7 +6466,7 @@
         </w:tc>
         <w:tc>
           <w:tcPr>
-            <w:tcW w:type="dxa" w:w="2900"/>
+            <w:tcW w:type="dxa" w:w="2450"/>
             <w:tcMar>
               <w:top w:type="dxa" w:w="60"/>
               <w:left w:type="dxa" w:w="100"/>
@@ -4793,7 +6491,7 @@
         </w:tc>
         <w:tc>
           <w:tcPr>
-            <w:tcW w:type="dxa" w:w="1300"/>
+            <w:tcW w:type="dxa" w:w="1150"/>
             <w:tcMar>
               <w:top w:type="dxa" w:w="60"/>
               <w:left w:type="dxa" w:w="100"/>
@@ -4820,7 +6518,7 @@
         </w:tc>
         <w:tc>
           <w:tcPr>
-            <w:tcW w:type="dxa" w:w="1700"/>
+            <w:tcW w:type="dxa" w:w="1550"/>
             <w:tcMar>
               <w:top w:type="dxa" w:w="60"/>
               <w:left w:type="dxa" w:w="100"/>
@@ -4845,7 +6543,7 @@
         </w:tc>
         <w:tc>
           <w:tcPr>
-            <w:tcW w:type="dxa" w:w="1000"/>
+            <w:tcW w:type="dxa" w:w="900"/>
             <w:tcMar>
               <w:top w:type="dxa" w:w="60"/>
               <w:left w:type="dxa" w:w="100"/>
@@ -4865,6 +6563,56 @@
                 <w:szCs w:val="19"/>
               </w:rPr>
               <w:t xml:space="preserve"/>
+            </w:r>
+          </w:p>
+        </w:tc>
+        <w:tc>
+          <w:tcPr>
+            <w:tcW w:type="dxa" w:w="650"/>
+            <w:tcMar>
+              <w:top w:type="dxa" w:w="60"/>
+              <w:left w:type="dxa" w:w="100"/>
+              <w:bottom w:type="dxa" w:w="60"/>
+              <w:right w:type="dxa" w:w="100"/>
+            </w:tcMar>
+          </w:tcPr>
+          <w:p>
+            <w:pPr>
+              <w:spacing w:after="0"/>
+            </w:pPr>
+            <w:r>
+              <w:rPr>
+                <w:rFonts w:ascii="Calibri" w:cs="Calibri" w:eastAsia="Calibri" w:hAnsi="Calibri"/>
+                <w:color w:val="5C6560"/>
+                <w:sz w:val="22"/>
+                <w:szCs w:val="22"/>
+              </w:rPr>
+              <w:t xml:space="preserve">□</w:t>
+            </w:r>
+          </w:p>
+        </w:tc>
+        <w:tc>
+          <w:tcPr>
+            <w:tcW w:type="dxa" w:w="650"/>
+            <w:tcMar>
+              <w:top w:type="dxa" w:w="60"/>
+              <w:left w:type="dxa" w:w="100"/>
+              <w:bottom w:type="dxa" w:w="60"/>
+              <w:right w:type="dxa" w:w="100"/>
+            </w:tcMar>
+          </w:tcPr>
+          <w:p>
+            <w:pPr>
+              <w:spacing w:after="0"/>
+            </w:pPr>
+            <w:r>
+              <w:rPr>
+                <w:rFonts w:ascii="Calibri" w:cs="Calibri" w:eastAsia="Calibri" w:hAnsi="Calibri"/>
+                <w:color w:val="5C6560"/>
+                <w:sz w:val="22"/>
+                <w:szCs w:val="22"/>
+              </w:rPr>
+              <w:t xml:space="preserve">□</w:t>
             </w:r>
           </w:p>
         </w:tc>
@@ -4872,7 +6620,7 @@
       <w:tr>
         <w:tc>
           <w:tcPr>
-            <w:tcW w:type="dxa" w:w="3100"/>
+            <w:tcW w:type="dxa" w:w="2650"/>
             <w:tcMar>
               <w:top w:type="dxa" w:w="60"/>
               <w:left w:type="dxa" w:w="100"/>
@@ -4897,7 +6645,7 @@
         </w:tc>
         <w:tc>
           <w:tcPr>
-            <w:tcW w:type="dxa" w:w="2900"/>
+            <w:tcW w:type="dxa" w:w="2450"/>
             <w:tcMar>
               <w:top w:type="dxa" w:w="60"/>
               <w:left w:type="dxa" w:w="100"/>
@@ -4922,7 +6670,7 @@
         </w:tc>
         <w:tc>
           <w:tcPr>
-            <w:tcW w:type="dxa" w:w="1300"/>
+            <w:tcW w:type="dxa" w:w="1150"/>
             <w:tcMar>
               <w:top w:type="dxa" w:w="60"/>
               <w:left w:type="dxa" w:w="100"/>
@@ -4949,7 +6697,7 @@
         </w:tc>
         <w:tc>
           <w:tcPr>
-            <w:tcW w:type="dxa" w:w="1700"/>
+            <w:tcW w:type="dxa" w:w="1550"/>
             <w:tcMar>
               <w:top w:type="dxa" w:w="60"/>
               <w:left w:type="dxa" w:w="100"/>
@@ -4974,7 +6722,7 @@
         </w:tc>
         <w:tc>
           <w:tcPr>
-            <w:tcW w:type="dxa" w:w="1000"/>
+            <w:tcW w:type="dxa" w:w="900"/>
             <w:tcMar>
               <w:top w:type="dxa" w:w="60"/>
               <w:left w:type="dxa" w:w="100"/>
@@ -4994,6 +6742,56 @@
                 <w:szCs w:val="19"/>
               </w:rPr>
               <w:t xml:space="preserve"/>
+            </w:r>
+          </w:p>
+        </w:tc>
+        <w:tc>
+          <w:tcPr>
+            <w:tcW w:type="dxa" w:w="650"/>
+            <w:tcMar>
+              <w:top w:type="dxa" w:w="60"/>
+              <w:left w:type="dxa" w:w="100"/>
+              <w:bottom w:type="dxa" w:w="60"/>
+              <w:right w:type="dxa" w:w="100"/>
+            </w:tcMar>
+          </w:tcPr>
+          <w:p>
+            <w:pPr>
+              <w:spacing w:after="0"/>
+            </w:pPr>
+            <w:r>
+              <w:rPr>
+                <w:rFonts w:ascii="Calibri" w:cs="Calibri" w:eastAsia="Calibri" w:hAnsi="Calibri"/>
+                <w:color w:val="5C6560"/>
+                <w:sz w:val="22"/>
+                <w:szCs w:val="22"/>
+              </w:rPr>
+              <w:t xml:space="preserve">□</w:t>
+            </w:r>
+          </w:p>
+        </w:tc>
+        <w:tc>
+          <w:tcPr>
+            <w:tcW w:type="dxa" w:w="650"/>
+            <w:tcMar>
+              <w:top w:type="dxa" w:w="60"/>
+              <w:left w:type="dxa" w:w="100"/>
+              <w:bottom w:type="dxa" w:w="60"/>
+              <w:right w:type="dxa" w:w="100"/>
+            </w:tcMar>
+          </w:tcPr>
+          <w:p>
+            <w:pPr>
+              <w:spacing w:after="0"/>
+            </w:pPr>
+            <w:r>
+              <w:rPr>
+                <w:rFonts w:ascii="Calibri" w:cs="Calibri" w:eastAsia="Calibri" w:hAnsi="Calibri"/>
+                <w:color w:val="5C6560"/>
+                <w:sz w:val="22"/>
+                <w:szCs w:val="22"/>
+              </w:rPr>
+              <w:t xml:space="preserve">□</w:t>
             </w:r>
           </w:p>
         </w:tc>
@@ -5001,7 +6799,7 @@
       <w:tr>
         <w:tc>
           <w:tcPr>
-            <w:tcW w:type="dxa" w:w="3100"/>
+            <w:tcW w:type="dxa" w:w="2650"/>
             <w:tcMar>
               <w:top w:type="dxa" w:w="60"/>
               <w:left w:type="dxa" w:w="100"/>
@@ -5026,7 +6824,7 @@
         </w:tc>
         <w:tc>
           <w:tcPr>
-            <w:tcW w:type="dxa" w:w="2900"/>
+            <w:tcW w:type="dxa" w:w="2450"/>
             <w:tcMar>
               <w:top w:type="dxa" w:w="60"/>
               <w:left w:type="dxa" w:w="100"/>
@@ -5051,7 +6849,7 @@
         </w:tc>
         <w:tc>
           <w:tcPr>
-            <w:tcW w:type="dxa" w:w="1300"/>
+            <w:tcW w:type="dxa" w:w="1150"/>
             <w:tcMar>
               <w:top w:type="dxa" w:w="60"/>
               <w:left w:type="dxa" w:w="100"/>
@@ -5078,7 +6876,7 @@
         </w:tc>
         <w:tc>
           <w:tcPr>
-            <w:tcW w:type="dxa" w:w="1700"/>
+            <w:tcW w:type="dxa" w:w="1550"/>
             <w:tcMar>
               <w:top w:type="dxa" w:w="60"/>
               <w:left w:type="dxa" w:w="100"/>
@@ -5103,7 +6901,7 @@
         </w:tc>
         <w:tc>
           <w:tcPr>
-            <w:tcW w:type="dxa" w:w="1000"/>
+            <w:tcW w:type="dxa" w:w="900"/>
             <w:tcMar>
               <w:top w:type="dxa" w:w="60"/>
               <w:left w:type="dxa" w:w="100"/>
@@ -5123,6 +6921,56 @@
                 <w:szCs w:val="19"/>
               </w:rPr>
               <w:t xml:space="preserve"/>
+            </w:r>
+          </w:p>
+        </w:tc>
+        <w:tc>
+          <w:tcPr>
+            <w:tcW w:type="dxa" w:w="650"/>
+            <w:tcMar>
+              <w:top w:type="dxa" w:w="60"/>
+              <w:left w:type="dxa" w:w="100"/>
+              <w:bottom w:type="dxa" w:w="60"/>
+              <w:right w:type="dxa" w:w="100"/>
+            </w:tcMar>
+          </w:tcPr>
+          <w:p>
+            <w:pPr>
+              <w:spacing w:after="0"/>
+            </w:pPr>
+            <w:r>
+              <w:rPr>
+                <w:rFonts w:ascii="Calibri" w:cs="Calibri" w:eastAsia="Calibri" w:hAnsi="Calibri"/>
+                <w:color w:val="5C6560"/>
+                <w:sz w:val="22"/>
+                <w:szCs w:val="22"/>
+              </w:rPr>
+              <w:t xml:space="preserve">□</w:t>
+            </w:r>
+          </w:p>
+        </w:tc>
+        <w:tc>
+          <w:tcPr>
+            <w:tcW w:type="dxa" w:w="650"/>
+            <w:tcMar>
+              <w:top w:type="dxa" w:w="60"/>
+              <w:left w:type="dxa" w:w="100"/>
+              <w:bottom w:type="dxa" w:w="60"/>
+              <w:right w:type="dxa" w:w="100"/>
+            </w:tcMar>
+          </w:tcPr>
+          <w:p>
+            <w:pPr>
+              <w:spacing w:after="0"/>
+            </w:pPr>
+            <w:r>
+              <w:rPr>
+                <w:rFonts w:ascii="Calibri" w:cs="Calibri" w:eastAsia="Calibri" w:hAnsi="Calibri"/>
+                <w:color w:val="5C6560"/>
+                <w:sz w:val="22"/>
+                <w:szCs w:val="22"/>
+              </w:rPr>
+              <w:t xml:space="preserve">□</w:t>
             </w:r>
           </w:p>
         </w:tc>
@@ -5130,7 +6978,7 @@
       <w:tr>
         <w:tc>
           <w:tcPr>
-            <w:tcW w:type="dxa" w:w="3100"/>
+            <w:tcW w:type="dxa" w:w="2650"/>
             <w:tcMar>
               <w:top w:type="dxa" w:w="60"/>
               <w:left w:type="dxa" w:w="100"/>
@@ -5155,7 +7003,7 @@
         </w:tc>
         <w:tc>
           <w:tcPr>
-            <w:tcW w:type="dxa" w:w="2900"/>
+            <w:tcW w:type="dxa" w:w="2450"/>
             <w:tcMar>
               <w:top w:type="dxa" w:w="60"/>
               <w:left w:type="dxa" w:w="100"/>
@@ -5180,7 +7028,7 @@
         </w:tc>
         <w:tc>
           <w:tcPr>
-            <w:tcW w:type="dxa" w:w="1300"/>
+            <w:tcW w:type="dxa" w:w="1150"/>
             <w:tcMar>
               <w:top w:type="dxa" w:w="60"/>
               <w:left w:type="dxa" w:w="100"/>
@@ -5207,7 +7055,7 @@
         </w:tc>
         <w:tc>
           <w:tcPr>
-            <w:tcW w:type="dxa" w:w="1700"/>
+            <w:tcW w:type="dxa" w:w="1550"/>
             <w:tcMar>
               <w:top w:type="dxa" w:w="60"/>
               <w:left w:type="dxa" w:w="100"/>
@@ -5232,7 +7080,7 @@
         </w:tc>
         <w:tc>
           <w:tcPr>
-            <w:tcW w:type="dxa" w:w="1000"/>
+            <w:tcW w:type="dxa" w:w="900"/>
             <w:tcMar>
               <w:top w:type="dxa" w:w="60"/>
               <w:left w:type="dxa" w:w="100"/>
@@ -5252,6 +7100,56 @@
                 <w:szCs w:val="19"/>
               </w:rPr>
               <w:t xml:space="preserve"/>
+            </w:r>
+          </w:p>
+        </w:tc>
+        <w:tc>
+          <w:tcPr>
+            <w:tcW w:type="dxa" w:w="650"/>
+            <w:tcMar>
+              <w:top w:type="dxa" w:w="60"/>
+              <w:left w:type="dxa" w:w="100"/>
+              <w:bottom w:type="dxa" w:w="60"/>
+              <w:right w:type="dxa" w:w="100"/>
+            </w:tcMar>
+          </w:tcPr>
+          <w:p>
+            <w:pPr>
+              <w:spacing w:after="0"/>
+            </w:pPr>
+            <w:r>
+              <w:rPr>
+                <w:rFonts w:ascii="Calibri" w:cs="Calibri" w:eastAsia="Calibri" w:hAnsi="Calibri"/>
+                <w:color w:val="5C6560"/>
+                <w:sz w:val="22"/>
+                <w:szCs w:val="22"/>
+              </w:rPr>
+              <w:t xml:space="preserve">□</w:t>
+            </w:r>
+          </w:p>
+        </w:tc>
+        <w:tc>
+          <w:tcPr>
+            <w:tcW w:type="dxa" w:w="650"/>
+            <w:tcMar>
+              <w:top w:type="dxa" w:w="60"/>
+              <w:left w:type="dxa" w:w="100"/>
+              <w:bottom w:type="dxa" w:w="60"/>
+              <w:right w:type="dxa" w:w="100"/>
+            </w:tcMar>
+          </w:tcPr>
+          <w:p>
+            <w:pPr>
+              <w:spacing w:after="0"/>
+            </w:pPr>
+            <w:r>
+              <w:rPr>
+                <w:rFonts w:ascii="Calibri" w:cs="Calibri" w:eastAsia="Calibri" w:hAnsi="Calibri"/>
+                <w:color w:val="5C6560"/>
+                <w:sz w:val="22"/>
+                <w:szCs w:val="22"/>
+              </w:rPr>
+              <w:t xml:space="preserve">□</w:t>
             </w:r>
           </w:p>
         </w:tc>
@@ -5259,7 +7157,7 @@
       <w:tr>
         <w:tc>
           <w:tcPr>
-            <w:tcW w:type="dxa" w:w="3100"/>
+            <w:tcW w:type="dxa" w:w="2650"/>
             <w:tcMar>
               <w:top w:type="dxa" w:w="60"/>
               <w:left w:type="dxa" w:w="100"/>
@@ -5284,7 +7182,7 @@
         </w:tc>
         <w:tc>
           <w:tcPr>
-            <w:tcW w:type="dxa" w:w="2900"/>
+            <w:tcW w:type="dxa" w:w="2450"/>
             <w:tcMar>
               <w:top w:type="dxa" w:w="60"/>
               <w:left w:type="dxa" w:w="100"/>
@@ -5309,7 +7207,7 @@
         </w:tc>
         <w:tc>
           <w:tcPr>
-            <w:tcW w:type="dxa" w:w="1300"/>
+            <w:tcW w:type="dxa" w:w="1150"/>
             <w:tcMar>
               <w:top w:type="dxa" w:w="60"/>
               <w:left w:type="dxa" w:w="100"/>
@@ -5336,7 +7234,7 @@
         </w:tc>
         <w:tc>
           <w:tcPr>
-            <w:tcW w:type="dxa" w:w="1700"/>
+            <w:tcW w:type="dxa" w:w="1550"/>
             <w:tcMar>
               <w:top w:type="dxa" w:w="60"/>
               <w:left w:type="dxa" w:w="100"/>
@@ -5361,7 +7259,7 @@
         </w:tc>
         <w:tc>
           <w:tcPr>
-            <w:tcW w:type="dxa" w:w="1000"/>
+            <w:tcW w:type="dxa" w:w="900"/>
             <w:tcMar>
               <w:top w:type="dxa" w:w="60"/>
               <w:left w:type="dxa" w:w="100"/>
@@ -5381,6 +7279,56 @@
                 <w:szCs w:val="19"/>
               </w:rPr>
               <w:t xml:space="preserve"/>
+            </w:r>
+          </w:p>
+        </w:tc>
+        <w:tc>
+          <w:tcPr>
+            <w:tcW w:type="dxa" w:w="650"/>
+            <w:tcMar>
+              <w:top w:type="dxa" w:w="60"/>
+              <w:left w:type="dxa" w:w="100"/>
+              <w:bottom w:type="dxa" w:w="60"/>
+              <w:right w:type="dxa" w:w="100"/>
+            </w:tcMar>
+          </w:tcPr>
+          <w:p>
+            <w:pPr>
+              <w:spacing w:after="0"/>
+            </w:pPr>
+            <w:r>
+              <w:rPr>
+                <w:rFonts w:ascii="Calibri" w:cs="Calibri" w:eastAsia="Calibri" w:hAnsi="Calibri"/>
+                <w:color w:val="5C6560"/>
+                <w:sz w:val="22"/>
+                <w:szCs w:val="22"/>
+              </w:rPr>
+              <w:t xml:space="preserve">□</w:t>
+            </w:r>
+          </w:p>
+        </w:tc>
+        <w:tc>
+          <w:tcPr>
+            <w:tcW w:type="dxa" w:w="650"/>
+            <w:tcMar>
+              <w:top w:type="dxa" w:w="60"/>
+              <w:left w:type="dxa" w:w="100"/>
+              <w:bottom w:type="dxa" w:w="60"/>
+              <w:right w:type="dxa" w:w="100"/>
+            </w:tcMar>
+          </w:tcPr>
+          <w:p>
+            <w:pPr>
+              <w:spacing w:after="0"/>
+            </w:pPr>
+            <w:r>
+              <w:rPr>
+                <w:rFonts w:ascii="Calibri" w:cs="Calibri" w:eastAsia="Calibri" w:hAnsi="Calibri"/>
+                <w:color w:val="5C6560"/>
+                <w:sz w:val="22"/>
+                <w:szCs w:val="22"/>
+              </w:rPr>
+              <w:t xml:space="preserve">□</w:t>
             </w:r>
           </w:p>
         </w:tc>
@@ -5388,7 +7336,7 @@
       <w:tr>
         <w:tc>
           <w:tcPr>
-            <w:tcW w:type="dxa" w:w="3100"/>
+            <w:tcW w:type="dxa" w:w="2650"/>
             <w:tcMar>
               <w:top w:type="dxa" w:w="60"/>
               <w:left w:type="dxa" w:w="100"/>
@@ -5413,7 +7361,7 @@
         </w:tc>
         <w:tc>
           <w:tcPr>
-            <w:tcW w:type="dxa" w:w="2900"/>
+            <w:tcW w:type="dxa" w:w="2450"/>
             <w:tcMar>
               <w:top w:type="dxa" w:w="60"/>
               <w:left w:type="dxa" w:w="100"/>
@@ -5438,7 +7386,7 @@
         </w:tc>
         <w:tc>
           <w:tcPr>
-            <w:tcW w:type="dxa" w:w="1300"/>
+            <w:tcW w:type="dxa" w:w="1150"/>
             <w:tcMar>
               <w:top w:type="dxa" w:w="60"/>
               <w:left w:type="dxa" w:w="100"/>
@@ -5465,7 +7413,7 @@
         </w:tc>
         <w:tc>
           <w:tcPr>
-            <w:tcW w:type="dxa" w:w="1700"/>
+            <w:tcW w:type="dxa" w:w="1550"/>
             <w:tcMar>
               <w:top w:type="dxa" w:w="60"/>
               <w:left w:type="dxa" w:w="100"/>
@@ -5490,7 +7438,7 @@
         </w:tc>
         <w:tc>
           <w:tcPr>
-            <w:tcW w:type="dxa" w:w="1000"/>
+            <w:tcW w:type="dxa" w:w="900"/>
             <w:tcMar>
               <w:top w:type="dxa" w:w="60"/>
               <w:left w:type="dxa" w:w="100"/>
@@ -5510,6 +7458,56 @@
                 <w:szCs w:val="19"/>
               </w:rPr>
               <w:t xml:space="preserve"/>
+            </w:r>
+          </w:p>
+        </w:tc>
+        <w:tc>
+          <w:tcPr>
+            <w:tcW w:type="dxa" w:w="650"/>
+            <w:tcMar>
+              <w:top w:type="dxa" w:w="60"/>
+              <w:left w:type="dxa" w:w="100"/>
+              <w:bottom w:type="dxa" w:w="60"/>
+              <w:right w:type="dxa" w:w="100"/>
+            </w:tcMar>
+          </w:tcPr>
+          <w:p>
+            <w:pPr>
+              <w:spacing w:after="0"/>
+            </w:pPr>
+            <w:r>
+              <w:rPr>
+                <w:rFonts w:ascii="Calibri" w:cs="Calibri" w:eastAsia="Calibri" w:hAnsi="Calibri"/>
+                <w:color w:val="5C6560"/>
+                <w:sz w:val="22"/>
+                <w:szCs w:val="22"/>
+              </w:rPr>
+              <w:t xml:space="preserve">□</w:t>
+            </w:r>
+          </w:p>
+        </w:tc>
+        <w:tc>
+          <w:tcPr>
+            <w:tcW w:type="dxa" w:w="650"/>
+            <w:tcMar>
+              <w:top w:type="dxa" w:w="60"/>
+              <w:left w:type="dxa" w:w="100"/>
+              <w:bottom w:type="dxa" w:w="60"/>
+              <w:right w:type="dxa" w:w="100"/>
+            </w:tcMar>
+          </w:tcPr>
+          <w:p>
+            <w:pPr>
+              <w:spacing w:after="0"/>
+            </w:pPr>
+            <w:r>
+              <w:rPr>
+                <w:rFonts w:ascii="Calibri" w:cs="Calibri" w:eastAsia="Calibri" w:hAnsi="Calibri"/>
+                <w:color w:val="5C6560"/>
+                <w:sz w:val="22"/>
+                <w:szCs w:val="22"/>
+              </w:rPr>
+              <w:t xml:space="preserve">□</w:t>
             </w:r>
           </w:p>
         </w:tc>
@@ -5517,7 +7515,7 @@
       <w:tr>
         <w:tc>
           <w:tcPr>
-            <w:tcW w:type="dxa" w:w="3100"/>
+            <w:tcW w:type="dxa" w:w="2650"/>
             <w:tcMar>
               <w:top w:type="dxa" w:w="60"/>
               <w:left w:type="dxa" w:w="100"/>
@@ -5542,7 +7540,7 @@
         </w:tc>
         <w:tc>
           <w:tcPr>
-            <w:tcW w:type="dxa" w:w="2900"/>
+            <w:tcW w:type="dxa" w:w="2450"/>
             <w:tcMar>
               <w:top w:type="dxa" w:w="60"/>
               <w:left w:type="dxa" w:w="100"/>
@@ -5567,7 +7565,7 @@
         </w:tc>
         <w:tc>
           <w:tcPr>
-            <w:tcW w:type="dxa" w:w="1300"/>
+            <w:tcW w:type="dxa" w:w="1150"/>
             <w:tcMar>
               <w:top w:type="dxa" w:w="60"/>
               <w:left w:type="dxa" w:w="100"/>
@@ -5594,7 +7592,7 @@
         </w:tc>
         <w:tc>
           <w:tcPr>
-            <w:tcW w:type="dxa" w:w="1700"/>
+            <w:tcW w:type="dxa" w:w="1550"/>
             <w:tcMar>
               <w:top w:type="dxa" w:w="60"/>
               <w:left w:type="dxa" w:w="100"/>
@@ -5619,7 +7617,7 @@
         </w:tc>
         <w:tc>
           <w:tcPr>
-            <w:tcW w:type="dxa" w:w="1000"/>
+            <w:tcW w:type="dxa" w:w="900"/>
             <w:tcMar>
               <w:top w:type="dxa" w:w="60"/>
               <w:left w:type="dxa" w:w="100"/>
@@ -5639,6 +7637,56 @@
                 <w:szCs w:val="19"/>
               </w:rPr>
               <w:t xml:space="preserve"/>
+            </w:r>
+          </w:p>
+        </w:tc>
+        <w:tc>
+          <w:tcPr>
+            <w:tcW w:type="dxa" w:w="650"/>
+            <w:tcMar>
+              <w:top w:type="dxa" w:w="60"/>
+              <w:left w:type="dxa" w:w="100"/>
+              <w:bottom w:type="dxa" w:w="60"/>
+              <w:right w:type="dxa" w:w="100"/>
+            </w:tcMar>
+          </w:tcPr>
+          <w:p>
+            <w:pPr>
+              <w:spacing w:after="0"/>
+            </w:pPr>
+            <w:r>
+              <w:rPr>
+                <w:rFonts w:ascii="Calibri" w:cs="Calibri" w:eastAsia="Calibri" w:hAnsi="Calibri"/>
+                <w:color w:val="5C6560"/>
+                <w:sz w:val="22"/>
+                <w:szCs w:val="22"/>
+              </w:rPr>
+              <w:t xml:space="preserve">□</w:t>
+            </w:r>
+          </w:p>
+        </w:tc>
+        <w:tc>
+          <w:tcPr>
+            <w:tcW w:type="dxa" w:w="650"/>
+            <w:tcMar>
+              <w:top w:type="dxa" w:w="60"/>
+              <w:left w:type="dxa" w:w="100"/>
+              <w:bottom w:type="dxa" w:w="60"/>
+              <w:right w:type="dxa" w:w="100"/>
+            </w:tcMar>
+          </w:tcPr>
+          <w:p>
+            <w:pPr>
+              <w:spacing w:after="0"/>
+            </w:pPr>
+            <w:r>
+              <w:rPr>
+                <w:rFonts w:ascii="Calibri" w:cs="Calibri" w:eastAsia="Calibri" w:hAnsi="Calibri"/>
+                <w:color w:val="5C6560"/>
+                <w:sz w:val="22"/>
+                <w:szCs w:val="22"/>
+              </w:rPr>
+              <w:t xml:space="preserve">□</w:t>
             </w:r>
           </w:p>
         </w:tc>
@@ -5646,7 +7694,7 @@
       <w:tr>
         <w:tc>
           <w:tcPr>
-            <w:tcW w:type="dxa" w:w="3100"/>
+            <w:tcW w:type="dxa" w:w="2650"/>
             <w:tcMar>
               <w:top w:type="dxa" w:w="60"/>
               <w:left w:type="dxa" w:w="100"/>
@@ -5671,7 +7719,7 @@
         </w:tc>
         <w:tc>
           <w:tcPr>
-            <w:tcW w:type="dxa" w:w="2900"/>
+            <w:tcW w:type="dxa" w:w="2450"/>
             <w:tcMar>
               <w:top w:type="dxa" w:w="60"/>
               <w:left w:type="dxa" w:w="100"/>
@@ -5696,7 +7744,7 @@
         </w:tc>
         <w:tc>
           <w:tcPr>
-            <w:tcW w:type="dxa" w:w="1300"/>
+            <w:tcW w:type="dxa" w:w="1150"/>
             <w:tcMar>
               <w:top w:type="dxa" w:w="60"/>
               <w:left w:type="dxa" w:w="100"/>
@@ -5723,7 +7771,7 @@
         </w:tc>
         <w:tc>
           <w:tcPr>
-            <w:tcW w:type="dxa" w:w="1700"/>
+            <w:tcW w:type="dxa" w:w="1550"/>
             <w:tcMar>
               <w:top w:type="dxa" w:w="60"/>
               <w:left w:type="dxa" w:w="100"/>
@@ -5748,7 +7796,7 @@
         </w:tc>
         <w:tc>
           <w:tcPr>
-            <w:tcW w:type="dxa" w:w="1000"/>
+            <w:tcW w:type="dxa" w:w="900"/>
             <w:tcMar>
               <w:top w:type="dxa" w:w="60"/>
               <w:left w:type="dxa" w:w="100"/>
@@ -5768,6 +7816,56 @@
                 <w:szCs w:val="19"/>
               </w:rPr>
               <w:t xml:space="preserve"/>
+            </w:r>
+          </w:p>
+        </w:tc>
+        <w:tc>
+          <w:tcPr>
+            <w:tcW w:type="dxa" w:w="650"/>
+            <w:tcMar>
+              <w:top w:type="dxa" w:w="60"/>
+              <w:left w:type="dxa" w:w="100"/>
+              <w:bottom w:type="dxa" w:w="60"/>
+              <w:right w:type="dxa" w:w="100"/>
+            </w:tcMar>
+          </w:tcPr>
+          <w:p>
+            <w:pPr>
+              <w:spacing w:after="0"/>
+            </w:pPr>
+            <w:r>
+              <w:rPr>
+                <w:rFonts w:ascii="Calibri" w:cs="Calibri" w:eastAsia="Calibri" w:hAnsi="Calibri"/>
+                <w:color w:val="5C6560"/>
+                <w:sz w:val="22"/>
+                <w:szCs w:val="22"/>
+              </w:rPr>
+              <w:t xml:space="preserve">□</w:t>
+            </w:r>
+          </w:p>
+        </w:tc>
+        <w:tc>
+          <w:tcPr>
+            <w:tcW w:type="dxa" w:w="650"/>
+            <w:tcMar>
+              <w:top w:type="dxa" w:w="60"/>
+              <w:left w:type="dxa" w:w="100"/>
+              <w:bottom w:type="dxa" w:w="60"/>
+              <w:right w:type="dxa" w:w="100"/>
+            </w:tcMar>
+          </w:tcPr>
+          <w:p>
+            <w:pPr>
+              <w:spacing w:after="0"/>
+            </w:pPr>
+            <w:r>
+              <w:rPr>
+                <w:rFonts w:ascii="Calibri" w:cs="Calibri" w:eastAsia="Calibri" w:hAnsi="Calibri"/>
+                <w:color w:val="5C6560"/>
+                <w:sz w:val="22"/>
+                <w:szCs w:val="22"/>
+              </w:rPr>
+              <w:t xml:space="preserve">□</w:t>
             </w:r>
           </w:p>
         </w:tc>
@@ -5775,7 +7873,7 @@
       <w:tr>
         <w:tc>
           <w:tcPr>
-            <w:tcW w:type="dxa" w:w="3100"/>
+            <w:tcW w:type="dxa" w:w="2650"/>
             <w:tcMar>
               <w:top w:type="dxa" w:w="60"/>
               <w:left w:type="dxa" w:w="100"/>
@@ -5800,7 +7898,7 @@
         </w:tc>
         <w:tc>
           <w:tcPr>
-            <w:tcW w:type="dxa" w:w="2900"/>
+            <w:tcW w:type="dxa" w:w="2450"/>
             <w:tcMar>
               <w:top w:type="dxa" w:w="60"/>
               <w:left w:type="dxa" w:w="100"/>
@@ -5825,7 +7923,7 @@
         </w:tc>
         <w:tc>
           <w:tcPr>
-            <w:tcW w:type="dxa" w:w="1300"/>
+            <w:tcW w:type="dxa" w:w="1150"/>
             <w:tcMar>
               <w:top w:type="dxa" w:w="60"/>
               <w:left w:type="dxa" w:w="100"/>
@@ -5852,7 +7950,7 @@
         </w:tc>
         <w:tc>
           <w:tcPr>
-            <w:tcW w:type="dxa" w:w="1700"/>
+            <w:tcW w:type="dxa" w:w="1550"/>
             <w:tcMar>
               <w:top w:type="dxa" w:w="60"/>
               <w:left w:type="dxa" w:w="100"/>
@@ -5877,7 +7975,7 @@
         </w:tc>
         <w:tc>
           <w:tcPr>
-            <w:tcW w:type="dxa" w:w="1000"/>
+            <w:tcW w:type="dxa" w:w="900"/>
             <w:tcMar>
               <w:top w:type="dxa" w:w="60"/>
               <w:left w:type="dxa" w:w="100"/>
@@ -5897,6 +7995,56 @@
                 <w:szCs w:val="19"/>
               </w:rPr>
               <w:t xml:space="preserve"/>
+            </w:r>
+          </w:p>
+        </w:tc>
+        <w:tc>
+          <w:tcPr>
+            <w:tcW w:type="dxa" w:w="650"/>
+            <w:tcMar>
+              <w:top w:type="dxa" w:w="60"/>
+              <w:left w:type="dxa" w:w="100"/>
+              <w:bottom w:type="dxa" w:w="60"/>
+              <w:right w:type="dxa" w:w="100"/>
+            </w:tcMar>
+          </w:tcPr>
+          <w:p>
+            <w:pPr>
+              <w:spacing w:after="0"/>
+            </w:pPr>
+            <w:r>
+              <w:rPr>
+                <w:rFonts w:ascii="Calibri" w:cs="Calibri" w:eastAsia="Calibri" w:hAnsi="Calibri"/>
+                <w:color w:val="5C6560"/>
+                <w:sz w:val="22"/>
+                <w:szCs w:val="22"/>
+              </w:rPr>
+              <w:t xml:space="preserve">□</w:t>
+            </w:r>
+          </w:p>
+        </w:tc>
+        <w:tc>
+          <w:tcPr>
+            <w:tcW w:type="dxa" w:w="650"/>
+            <w:tcMar>
+              <w:top w:type="dxa" w:w="60"/>
+              <w:left w:type="dxa" w:w="100"/>
+              <w:bottom w:type="dxa" w:w="60"/>
+              <w:right w:type="dxa" w:w="100"/>
+            </w:tcMar>
+          </w:tcPr>
+          <w:p>
+            <w:pPr>
+              <w:spacing w:after="0"/>
+            </w:pPr>
+            <w:r>
+              <w:rPr>
+                <w:rFonts w:ascii="Calibri" w:cs="Calibri" w:eastAsia="Calibri" w:hAnsi="Calibri"/>
+                <w:color w:val="5C6560"/>
+                <w:sz w:val="22"/>
+                <w:szCs w:val="22"/>
+              </w:rPr>
+              <w:t xml:space="preserve">□</w:t>
             </w:r>
           </w:p>
         </w:tc>
@@ -5904,7 +8052,7 @@
       <w:tr>
         <w:tc>
           <w:tcPr>
-            <w:tcW w:type="dxa" w:w="3100"/>
+            <w:tcW w:type="dxa" w:w="2650"/>
             <w:tcMar>
               <w:top w:type="dxa" w:w="60"/>
               <w:left w:type="dxa" w:w="100"/>
@@ -5929,7 +8077,7 @@
         </w:tc>
         <w:tc>
           <w:tcPr>
-            <w:tcW w:type="dxa" w:w="2900"/>
+            <w:tcW w:type="dxa" w:w="2450"/>
             <w:tcMar>
               <w:top w:type="dxa" w:w="60"/>
               <w:left w:type="dxa" w:w="100"/>
@@ -5954,7 +8102,7 @@
         </w:tc>
         <w:tc>
           <w:tcPr>
-            <w:tcW w:type="dxa" w:w="1300"/>
+            <w:tcW w:type="dxa" w:w="1150"/>
             <w:tcMar>
               <w:top w:type="dxa" w:w="60"/>
               <w:left w:type="dxa" w:w="100"/>
@@ -5981,7 +8129,7 @@
         </w:tc>
         <w:tc>
           <w:tcPr>
-            <w:tcW w:type="dxa" w:w="1700"/>
+            <w:tcW w:type="dxa" w:w="1550"/>
             <w:tcMar>
               <w:top w:type="dxa" w:w="60"/>
               <w:left w:type="dxa" w:w="100"/>
@@ -6006,7 +8154,7 @@
         </w:tc>
         <w:tc>
           <w:tcPr>
-            <w:tcW w:type="dxa" w:w="1000"/>
+            <w:tcW w:type="dxa" w:w="900"/>
             <w:tcMar>
               <w:top w:type="dxa" w:w="60"/>
               <w:left w:type="dxa" w:w="100"/>
@@ -6026,6 +8174,56 @@
                 <w:szCs w:val="19"/>
               </w:rPr>
               <w:t xml:space="preserve"/>
+            </w:r>
+          </w:p>
+        </w:tc>
+        <w:tc>
+          <w:tcPr>
+            <w:tcW w:type="dxa" w:w="650"/>
+            <w:tcMar>
+              <w:top w:type="dxa" w:w="60"/>
+              <w:left w:type="dxa" w:w="100"/>
+              <w:bottom w:type="dxa" w:w="60"/>
+              <w:right w:type="dxa" w:w="100"/>
+            </w:tcMar>
+          </w:tcPr>
+          <w:p>
+            <w:pPr>
+              <w:spacing w:after="0"/>
+            </w:pPr>
+            <w:r>
+              <w:rPr>
+                <w:rFonts w:ascii="Calibri" w:cs="Calibri" w:eastAsia="Calibri" w:hAnsi="Calibri"/>
+                <w:color w:val="5C6560"/>
+                <w:sz w:val="22"/>
+                <w:szCs w:val="22"/>
+              </w:rPr>
+              <w:t xml:space="preserve">□</w:t>
+            </w:r>
+          </w:p>
+        </w:tc>
+        <w:tc>
+          <w:tcPr>
+            <w:tcW w:type="dxa" w:w="650"/>
+            <w:tcMar>
+              <w:top w:type="dxa" w:w="60"/>
+              <w:left w:type="dxa" w:w="100"/>
+              <w:bottom w:type="dxa" w:w="60"/>
+              <w:right w:type="dxa" w:w="100"/>
+            </w:tcMar>
+          </w:tcPr>
+          <w:p>
+            <w:pPr>
+              <w:spacing w:after="0"/>
+            </w:pPr>
+            <w:r>
+              <w:rPr>
+                <w:rFonts w:ascii="Calibri" w:cs="Calibri" w:eastAsia="Calibri" w:hAnsi="Calibri"/>
+                <w:color w:val="5C6560"/>
+                <w:sz w:val="22"/>
+                <w:szCs w:val="22"/>
+              </w:rPr>
+              <w:t xml:space="preserve">□</w:t>
             </w:r>
           </w:p>
         </w:tc>
@@ -6033,7 +8231,7 @@
       <w:tr>
         <w:tc>
           <w:tcPr>
-            <w:tcW w:type="dxa" w:w="3100"/>
+            <w:tcW w:type="dxa" w:w="2650"/>
             <w:tcMar>
               <w:top w:type="dxa" w:w="60"/>
               <w:left w:type="dxa" w:w="100"/>
@@ -6058,7 +8256,7 @@
         </w:tc>
         <w:tc>
           <w:tcPr>
-            <w:tcW w:type="dxa" w:w="2900"/>
+            <w:tcW w:type="dxa" w:w="2450"/>
             <w:tcMar>
               <w:top w:type="dxa" w:w="60"/>
               <w:left w:type="dxa" w:w="100"/>
@@ -6083,7 +8281,7 @@
         </w:tc>
         <w:tc>
           <w:tcPr>
-            <w:tcW w:type="dxa" w:w="1300"/>
+            <w:tcW w:type="dxa" w:w="1150"/>
             <w:tcMar>
               <w:top w:type="dxa" w:w="60"/>
               <w:left w:type="dxa" w:w="100"/>
@@ -6110,7 +8308,7 @@
         </w:tc>
         <w:tc>
           <w:tcPr>
-            <w:tcW w:type="dxa" w:w="1700"/>
+            <w:tcW w:type="dxa" w:w="1550"/>
             <w:tcMar>
               <w:top w:type="dxa" w:w="60"/>
               <w:left w:type="dxa" w:w="100"/>
@@ -6135,7 +8333,7 @@
         </w:tc>
         <w:tc>
           <w:tcPr>
-            <w:tcW w:type="dxa" w:w="1000"/>
+            <w:tcW w:type="dxa" w:w="900"/>
             <w:tcMar>
               <w:top w:type="dxa" w:w="60"/>
               <w:left w:type="dxa" w:w="100"/>
@@ -6155,6 +8353,56 @@
                 <w:szCs w:val="19"/>
               </w:rPr>
               <w:t xml:space="preserve"/>
+            </w:r>
+          </w:p>
+        </w:tc>
+        <w:tc>
+          <w:tcPr>
+            <w:tcW w:type="dxa" w:w="650"/>
+            <w:tcMar>
+              <w:top w:type="dxa" w:w="60"/>
+              <w:left w:type="dxa" w:w="100"/>
+              <w:bottom w:type="dxa" w:w="60"/>
+              <w:right w:type="dxa" w:w="100"/>
+            </w:tcMar>
+          </w:tcPr>
+          <w:p>
+            <w:pPr>
+              <w:spacing w:after="0"/>
+            </w:pPr>
+            <w:r>
+              <w:rPr>
+                <w:rFonts w:ascii="Calibri" w:cs="Calibri" w:eastAsia="Calibri" w:hAnsi="Calibri"/>
+                <w:color w:val="5C6560"/>
+                <w:sz w:val="22"/>
+                <w:szCs w:val="22"/>
+              </w:rPr>
+              <w:t xml:space="preserve">□</w:t>
+            </w:r>
+          </w:p>
+        </w:tc>
+        <w:tc>
+          <w:tcPr>
+            <w:tcW w:type="dxa" w:w="650"/>
+            <w:tcMar>
+              <w:top w:type="dxa" w:w="60"/>
+              <w:left w:type="dxa" w:w="100"/>
+              <w:bottom w:type="dxa" w:w="60"/>
+              <w:right w:type="dxa" w:w="100"/>
+            </w:tcMar>
+          </w:tcPr>
+          <w:p>
+            <w:pPr>
+              <w:spacing w:after="0"/>
+            </w:pPr>
+            <w:r>
+              <w:rPr>
+                <w:rFonts w:ascii="Calibri" w:cs="Calibri" w:eastAsia="Calibri" w:hAnsi="Calibri"/>
+                <w:color w:val="5C6560"/>
+                <w:sz w:val="22"/>
+                <w:szCs w:val="22"/>
+              </w:rPr>
+              <w:t xml:space="preserve">□</w:t>
             </w:r>
           </w:p>
         </w:tc>
@@ -6162,7 +8410,7 @@
       <w:tr>
         <w:tc>
           <w:tcPr>
-            <w:tcW w:type="dxa" w:w="3100"/>
+            <w:tcW w:type="dxa" w:w="2650"/>
             <w:tcMar>
               <w:top w:type="dxa" w:w="60"/>
               <w:left w:type="dxa" w:w="100"/>
@@ -6187,7 +8435,7 @@
         </w:tc>
         <w:tc>
           <w:tcPr>
-            <w:tcW w:type="dxa" w:w="2900"/>
+            <w:tcW w:type="dxa" w:w="2450"/>
             <w:tcMar>
               <w:top w:type="dxa" w:w="60"/>
               <w:left w:type="dxa" w:w="100"/>
@@ -6212,7 +8460,7 @@
         </w:tc>
         <w:tc>
           <w:tcPr>
-            <w:tcW w:type="dxa" w:w="1300"/>
+            <w:tcW w:type="dxa" w:w="1150"/>
             <w:tcMar>
               <w:top w:type="dxa" w:w="60"/>
               <w:left w:type="dxa" w:w="100"/>
@@ -6239,7 +8487,7 @@
         </w:tc>
         <w:tc>
           <w:tcPr>
-            <w:tcW w:type="dxa" w:w="1700"/>
+            <w:tcW w:type="dxa" w:w="1550"/>
             <w:tcMar>
               <w:top w:type="dxa" w:w="60"/>
               <w:left w:type="dxa" w:w="100"/>
@@ -6264,7 +8512,7 @@
         </w:tc>
         <w:tc>
           <w:tcPr>
-            <w:tcW w:type="dxa" w:w="1000"/>
+            <w:tcW w:type="dxa" w:w="900"/>
             <w:tcMar>
               <w:top w:type="dxa" w:w="60"/>
               <w:left w:type="dxa" w:w="100"/>
@@ -6284,6 +8532,56 @@
                 <w:szCs w:val="19"/>
               </w:rPr>
               <w:t xml:space="preserve"/>
+            </w:r>
+          </w:p>
+        </w:tc>
+        <w:tc>
+          <w:tcPr>
+            <w:tcW w:type="dxa" w:w="650"/>
+            <w:tcMar>
+              <w:top w:type="dxa" w:w="60"/>
+              <w:left w:type="dxa" w:w="100"/>
+              <w:bottom w:type="dxa" w:w="60"/>
+              <w:right w:type="dxa" w:w="100"/>
+            </w:tcMar>
+          </w:tcPr>
+          <w:p>
+            <w:pPr>
+              <w:spacing w:after="0"/>
+            </w:pPr>
+            <w:r>
+              <w:rPr>
+                <w:rFonts w:ascii="Calibri" w:cs="Calibri" w:eastAsia="Calibri" w:hAnsi="Calibri"/>
+                <w:color w:val="5C6560"/>
+                <w:sz w:val="22"/>
+                <w:szCs w:val="22"/>
+              </w:rPr>
+              <w:t xml:space="preserve">□</w:t>
+            </w:r>
+          </w:p>
+        </w:tc>
+        <w:tc>
+          <w:tcPr>
+            <w:tcW w:type="dxa" w:w="650"/>
+            <w:tcMar>
+              <w:top w:type="dxa" w:w="60"/>
+              <w:left w:type="dxa" w:w="100"/>
+              <w:bottom w:type="dxa" w:w="60"/>
+              <w:right w:type="dxa" w:w="100"/>
+            </w:tcMar>
+          </w:tcPr>
+          <w:p>
+            <w:pPr>
+              <w:spacing w:after="0"/>
+            </w:pPr>
+            <w:r>
+              <w:rPr>
+                <w:rFonts w:ascii="Calibri" w:cs="Calibri" w:eastAsia="Calibri" w:hAnsi="Calibri"/>
+                <w:color w:val="5C6560"/>
+                <w:sz w:val="22"/>
+                <w:szCs w:val="22"/>
+              </w:rPr>
+              <w:t xml:space="preserve">□</w:t>
             </w:r>
           </w:p>
         </w:tc>
@@ -6291,7 +8589,7 @@
       <w:tr>
         <w:tc>
           <w:tcPr>
-            <w:tcW w:type="dxa" w:w="3100"/>
+            <w:tcW w:type="dxa" w:w="2650"/>
             <w:tcMar>
               <w:top w:type="dxa" w:w="60"/>
               <w:left w:type="dxa" w:w="100"/>
@@ -6316,7 +8614,7 @@
         </w:tc>
         <w:tc>
           <w:tcPr>
-            <w:tcW w:type="dxa" w:w="2900"/>
+            <w:tcW w:type="dxa" w:w="2450"/>
             <w:tcMar>
               <w:top w:type="dxa" w:w="60"/>
               <w:left w:type="dxa" w:w="100"/>
@@ -6341,7 +8639,7 @@
         </w:tc>
         <w:tc>
           <w:tcPr>
-            <w:tcW w:type="dxa" w:w="1300"/>
+            <w:tcW w:type="dxa" w:w="1150"/>
             <w:tcMar>
               <w:top w:type="dxa" w:w="60"/>
               <w:left w:type="dxa" w:w="100"/>
@@ -6368,7 +8666,7 @@
         </w:tc>
         <w:tc>
           <w:tcPr>
-            <w:tcW w:type="dxa" w:w="1700"/>
+            <w:tcW w:type="dxa" w:w="1550"/>
             <w:tcMar>
               <w:top w:type="dxa" w:w="60"/>
               <w:left w:type="dxa" w:w="100"/>
@@ -6393,7 +8691,7 @@
         </w:tc>
         <w:tc>
           <w:tcPr>
-            <w:tcW w:type="dxa" w:w="1000"/>
+            <w:tcW w:type="dxa" w:w="900"/>
             <w:tcMar>
               <w:top w:type="dxa" w:w="60"/>
               <w:left w:type="dxa" w:w="100"/>
@@ -6413,6 +8711,56 @@
                 <w:szCs w:val="19"/>
               </w:rPr>
               <w:t xml:space="preserve"/>
+            </w:r>
+          </w:p>
+        </w:tc>
+        <w:tc>
+          <w:tcPr>
+            <w:tcW w:type="dxa" w:w="650"/>
+            <w:tcMar>
+              <w:top w:type="dxa" w:w="60"/>
+              <w:left w:type="dxa" w:w="100"/>
+              <w:bottom w:type="dxa" w:w="60"/>
+              <w:right w:type="dxa" w:w="100"/>
+            </w:tcMar>
+          </w:tcPr>
+          <w:p>
+            <w:pPr>
+              <w:spacing w:after="0"/>
+            </w:pPr>
+            <w:r>
+              <w:rPr>
+                <w:rFonts w:ascii="Calibri" w:cs="Calibri" w:eastAsia="Calibri" w:hAnsi="Calibri"/>
+                <w:color w:val="5C6560"/>
+                <w:sz w:val="22"/>
+                <w:szCs w:val="22"/>
+              </w:rPr>
+              <w:t xml:space="preserve">□</w:t>
+            </w:r>
+          </w:p>
+        </w:tc>
+        <w:tc>
+          <w:tcPr>
+            <w:tcW w:type="dxa" w:w="650"/>
+            <w:tcMar>
+              <w:top w:type="dxa" w:w="60"/>
+              <w:left w:type="dxa" w:w="100"/>
+              <w:bottom w:type="dxa" w:w="60"/>
+              <w:right w:type="dxa" w:w="100"/>
+            </w:tcMar>
+          </w:tcPr>
+          <w:p>
+            <w:pPr>
+              <w:spacing w:after="0"/>
+            </w:pPr>
+            <w:r>
+              <w:rPr>
+                <w:rFonts w:ascii="Calibri" w:cs="Calibri" w:eastAsia="Calibri" w:hAnsi="Calibri"/>
+                <w:color w:val="5C6560"/>
+                <w:sz w:val="22"/>
+                <w:szCs w:val="22"/>
+              </w:rPr>
+              <w:t xml:space="preserve">□</w:t>
             </w:r>
           </w:p>
         </w:tc>
@@ -6420,7 +8768,7 @@
       <w:tr>
         <w:tc>
           <w:tcPr>
-            <w:tcW w:type="dxa" w:w="3100"/>
+            <w:tcW w:type="dxa" w:w="2650"/>
             <w:tcMar>
               <w:top w:type="dxa" w:w="60"/>
               <w:left w:type="dxa" w:w="100"/>
@@ -6445,7 +8793,7 @@
         </w:tc>
         <w:tc>
           <w:tcPr>
-            <w:tcW w:type="dxa" w:w="2900"/>
+            <w:tcW w:type="dxa" w:w="2450"/>
             <w:tcMar>
               <w:top w:type="dxa" w:w="60"/>
               <w:left w:type="dxa" w:w="100"/>
@@ -6470,7 +8818,7 @@
         </w:tc>
         <w:tc>
           <w:tcPr>
-            <w:tcW w:type="dxa" w:w="1300"/>
+            <w:tcW w:type="dxa" w:w="1150"/>
             <w:tcMar>
               <w:top w:type="dxa" w:w="60"/>
               <w:left w:type="dxa" w:w="100"/>
@@ -6497,7 +8845,7 @@
         </w:tc>
         <w:tc>
           <w:tcPr>
-            <w:tcW w:type="dxa" w:w="1700"/>
+            <w:tcW w:type="dxa" w:w="1550"/>
             <w:tcMar>
               <w:top w:type="dxa" w:w="60"/>
               <w:left w:type="dxa" w:w="100"/>
@@ -6522,7 +8870,7 @@
         </w:tc>
         <w:tc>
           <w:tcPr>
-            <w:tcW w:type="dxa" w:w="1000"/>
+            <w:tcW w:type="dxa" w:w="900"/>
             <w:tcMar>
               <w:top w:type="dxa" w:w="60"/>
               <w:left w:type="dxa" w:w="100"/>
@@ -6542,6 +8890,56 @@
                 <w:szCs w:val="19"/>
               </w:rPr>
               <w:t xml:space="preserve"/>
+            </w:r>
+          </w:p>
+        </w:tc>
+        <w:tc>
+          <w:tcPr>
+            <w:tcW w:type="dxa" w:w="650"/>
+            <w:tcMar>
+              <w:top w:type="dxa" w:w="60"/>
+              <w:left w:type="dxa" w:w="100"/>
+              <w:bottom w:type="dxa" w:w="60"/>
+              <w:right w:type="dxa" w:w="100"/>
+            </w:tcMar>
+          </w:tcPr>
+          <w:p>
+            <w:pPr>
+              <w:spacing w:after="0"/>
+            </w:pPr>
+            <w:r>
+              <w:rPr>
+                <w:rFonts w:ascii="Calibri" w:cs="Calibri" w:eastAsia="Calibri" w:hAnsi="Calibri"/>
+                <w:color w:val="5C6560"/>
+                <w:sz w:val="22"/>
+                <w:szCs w:val="22"/>
+              </w:rPr>
+              <w:t xml:space="preserve">□</w:t>
+            </w:r>
+          </w:p>
+        </w:tc>
+        <w:tc>
+          <w:tcPr>
+            <w:tcW w:type="dxa" w:w="650"/>
+            <w:tcMar>
+              <w:top w:type="dxa" w:w="60"/>
+              <w:left w:type="dxa" w:w="100"/>
+              <w:bottom w:type="dxa" w:w="60"/>
+              <w:right w:type="dxa" w:w="100"/>
+            </w:tcMar>
+          </w:tcPr>
+          <w:p>
+            <w:pPr>
+              <w:spacing w:after="0"/>
+            </w:pPr>
+            <w:r>
+              <w:rPr>
+                <w:rFonts w:ascii="Calibri" w:cs="Calibri" w:eastAsia="Calibri" w:hAnsi="Calibri"/>
+                <w:color w:val="5C6560"/>
+                <w:sz w:val="22"/>
+                <w:szCs w:val="22"/>
+              </w:rPr>
+              <w:t xml:space="preserve">□</w:t>
             </w:r>
           </w:p>
         </w:tc>
@@ -6549,7 +8947,7 @@
       <w:tr>
         <w:tc>
           <w:tcPr>
-            <w:tcW w:type="dxa" w:w="3100"/>
+            <w:tcW w:type="dxa" w:w="2650"/>
             <w:tcMar>
               <w:top w:type="dxa" w:w="60"/>
               <w:left w:type="dxa" w:w="100"/>
@@ -6574,7 +8972,7 @@
         </w:tc>
         <w:tc>
           <w:tcPr>
-            <w:tcW w:type="dxa" w:w="2900"/>
+            <w:tcW w:type="dxa" w:w="2450"/>
             <w:tcMar>
               <w:top w:type="dxa" w:w="60"/>
               <w:left w:type="dxa" w:w="100"/>
@@ -6599,7 +8997,7 @@
         </w:tc>
         <w:tc>
           <w:tcPr>
-            <w:tcW w:type="dxa" w:w="1300"/>
+            <w:tcW w:type="dxa" w:w="1150"/>
             <w:tcMar>
               <w:top w:type="dxa" w:w="60"/>
               <w:left w:type="dxa" w:w="100"/>
@@ -6626,7 +9024,7 @@
         </w:tc>
         <w:tc>
           <w:tcPr>
-            <w:tcW w:type="dxa" w:w="1700"/>
+            <w:tcW w:type="dxa" w:w="1550"/>
             <w:tcMar>
               <w:top w:type="dxa" w:w="60"/>
               <w:left w:type="dxa" w:w="100"/>
@@ -6651,7 +9049,7 @@
         </w:tc>
         <w:tc>
           <w:tcPr>
-            <w:tcW w:type="dxa" w:w="1000"/>
+            <w:tcW w:type="dxa" w:w="900"/>
             <w:tcMar>
               <w:top w:type="dxa" w:w="60"/>
               <w:left w:type="dxa" w:w="100"/>
@@ -6671,6 +9069,56 @@
                 <w:szCs w:val="19"/>
               </w:rPr>
               <w:t xml:space="preserve"/>
+            </w:r>
+          </w:p>
+        </w:tc>
+        <w:tc>
+          <w:tcPr>
+            <w:tcW w:type="dxa" w:w="650"/>
+            <w:tcMar>
+              <w:top w:type="dxa" w:w="60"/>
+              <w:left w:type="dxa" w:w="100"/>
+              <w:bottom w:type="dxa" w:w="60"/>
+              <w:right w:type="dxa" w:w="100"/>
+            </w:tcMar>
+          </w:tcPr>
+          <w:p>
+            <w:pPr>
+              <w:spacing w:after="0"/>
+            </w:pPr>
+            <w:r>
+              <w:rPr>
+                <w:rFonts w:ascii="Calibri" w:cs="Calibri" w:eastAsia="Calibri" w:hAnsi="Calibri"/>
+                <w:color w:val="5C6560"/>
+                <w:sz w:val="22"/>
+                <w:szCs w:val="22"/>
+              </w:rPr>
+              <w:t xml:space="preserve">□</w:t>
+            </w:r>
+          </w:p>
+        </w:tc>
+        <w:tc>
+          <w:tcPr>
+            <w:tcW w:type="dxa" w:w="650"/>
+            <w:tcMar>
+              <w:top w:type="dxa" w:w="60"/>
+              <w:left w:type="dxa" w:w="100"/>
+              <w:bottom w:type="dxa" w:w="60"/>
+              <w:right w:type="dxa" w:w="100"/>
+            </w:tcMar>
+          </w:tcPr>
+          <w:p>
+            <w:pPr>
+              <w:spacing w:after="0"/>
+            </w:pPr>
+            <w:r>
+              <w:rPr>
+                <w:rFonts w:ascii="Calibri" w:cs="Calibri" w:eastAsia="Calibri" w:hAnsi="Calibri"/>
+                <w:color w:val="5C6560"/>
+                <w:sz w:val="22"/>
+                <w:szCs w:val="22"/>
+              </w:rPr>
+              <w:t xml:space="preserve">□</w:t>
             </w:r>
           </w:p>
         </w:tc>
@@ -6678,7 +9126,7 @@
       <w:tr>
         <w:tc>
           <w:tcPr>
-            <w:tcW w:type="dxa" w:w="3100"/>
+            <w:tcW w:type="dxa" w:w="2650"/>
             <w:tcMar>
               <w:top w:type="dxa" w:w="60"/>
               <w:left w:type="dxa" w:w="100"/>
@@ -6703,7 +9151,7 @@
         </w:tc>
         <w:tc>
           <w:tcPr>
-            <w:tcW w:type="dxa" w:w="2900"/>
+            <w:tcW w:type="dxa" w:w="2450"/>
             <w:tcMar>
               <w:top w:type="dxa" w:w="60"/>
               <w:left w:type="dxa" w:w="100"/>
@@ -6728,7 +9176,7 @@
         </w:tc>
         <w:tc>
           <w:tcPr>
-            <w:tcW w:type="dxa" w:w="1300"/>
+            <w:tcW w:type="dxa" w:w="1150"/>
             <w:tcMar>
               <w:top w:type="dxa" w:w="60"/>
               <w:left w:type="dxa" w:w="100"/>
@@ -6755,7 +9203,7 @@
         </w:tc>
         <w:tc>
           <w:tcPr>
-            <w:tcW w:type="dxa" w:w="1700"/>
+            <w:tcW w:type="dxa" w:w="1550"/>
             <w:tcMar>
               <w:top w:type="dxa" w:w="60"/>
               <w:left w:type="dxa" w:w="100"/>
@@ -6780,7 +9228,7 @@
         </w:tc>
         <w:tc>
           <w:tcPr>
-            <w:tcW w:type="dxa" w:w="1000"/>
+            <w:tcW w:type="dxa" w:w="900"/>
             <w:tcMar>
               <w:top w:type="dxa" w:w="60"/>
               <w:left w:type="dxa" w:w="100"/>
@@ -6800,6 +9248,56 @@
                 <w:szCs w:val="19"/>
               </w:rPr>
               <w:t xml:space="preserve"/>
+            </w:r>
+          </w:p>
+        </w:tc>
+        <w:tc>
+          <w:tcPr>
+            <w:tcW w:type="dxa" w:w="650"/>
+            <w:tcMar>
+              <w:top w:type="dxa" w:w="60"/>
+              <w:left w:type="dxa" w:w="100"/>
+              <w:bottom w:type="dxa" w:w="60"/>
+              <w:right w:type="dxa" w:w="100"/>
+            </w:tcMar>
+          </w:tcPr>
+          <w:p>
+            <w:pPr>
+              <w:spacing w:after="0"/>
+            </w:pPr>
+            <w:r>
+              <w:rPr>
+                <w:rFonts w:ascii="Calibri" w:cs="Calibri" w:eastAsia="Calibri" w:hAnsi="Calibri"/>
+                <w:color w:val="5C6560"/>
+                <w:sz w:val="22"/>
+                <w:szCs w:val="22"/>
+              </w:rPr>
+              <w:t xml:space="preserve">□</w:t>
+            </w:r>
+          </w:p>
+        </w:tc>
+        <w:tc>
+          <w:tcPr>
+            <w:tcW w:type="dxa" w:w="650"/>
+            <w:tcMar>
+              <w:top w:type="dxa" w:w="60"/>
+              <w:left w:type="dxa" w:w="100"/>
+              <w:bottom w:type="dxa" w:w="60"/>
+              <w:right w:type="dxa" w:w="100"/>
+            </w:tcMar>
+          </w:tcPr>
+          <w:p>
+            <w:pPr>
+              <w:spacing w:after="0"/>
+            </w:pPr>
+            <w:r>
+              <w:rPr>
+                <w:rFonts w:ascii="Calibri" w:cs="Calibri" w:eastAsia="Calibri" w:hAnsi="Calibri"/>
+                <w:color w:val="5C6560"/>
+                <w:sz w:val="22"/>
+                <w:szCs w:val="22"/>
+              </w:rPr>
+              <w:t xml:space="preserve">□</w:t>
             </w:r>
           </w:p>
         </w:tc>
@@ -6807,7 +9305,7 @@
       <w:tr>
         <w:tc>
           <w:tcPr>
-            <w:tcW w:type="dxa" w:w="3100"/>
+            <w:tcW w:type="dxa" w:w="2650"/>
             <w:tcMar>
               <w:top w:type="dxa" w:w="60"/>
               <w:left w:type="dxa" w:w="100"/>
@@ -6832,7 +9330,7 @@
         </w:tc>
         <w:tc>
           <w:tcPr>
-            <w:tcW w:type="dxa" w:w="2900"/>
+            <w:tcW w:type="dxa" w:w="2450"/>
             <w:tcMar>
               <w:top w:type="dxa" w:w="60"/>
               <w:left w:type="dxa" w:w="100"/>
@@ -6857,7 +9355,7 @@
         </w:tc>
         <w:tc>
           <w:tcPr>
-            <w:tcW w:type="dxa" w:w="1300"/>
+            <w:tcW w:type="dxa" w:w="1150"/>
             <w:tcMar>
               <w:top w:type="dxa" w:w="60"/>
               <w:left w:type="dxa" w:w="100"/>
@@ -6884,7 +9382,7 @@
         </w:tc>
         <w:tc>
           <w:tcPr>
-            <w:tcW w:type="dxa" w:w="1700"/>
+            <w:tcW w:type="dxa" w:w="1550"/>
             <w:tcMar>
               <w:top w:type="dxa" w:w="60"/>
               <w:left w:type="dxa" w:w="100"/>
@@ -6909,7 +9407,7 @@
         </w:tc>
         <w:tc>
           <w:tcPr>
-            <w:tcW w:type="dxa" w:w="1000"/>
+            <w:tcW w:type="dxa" w:w="900"/>
             <w:tcMar>
               <w:top w:type="dxa" w:w="60"/>
               <w:left w:type="dxa" w:w="100"/>
@@ -6929,6 +9427,56 @@
                 <w:szCs w:val="19"/>
               </w:rPr>
               <w:t xml:space="preserve"/>
+            </w:r>
+          </w:p>
+        </w:tc>
+        <w:tc>
+          <w:tcPr>
+            <w:tcW w:type="dxa" w:w="650"/>
+            <w:tcMar>
+              <w:top w:type="dxa" w:w="60"/>
+              <w:left w:type="dxa" w:w="100"/>
+              <w:bottom w:type="dxa" w:w="60"/>
+              <w:right w:type="dxa" w:w="100"/>
+            </w:tcMar>
+          </w:tcPr>
+          <w:p>
+            <w:pPr>
+              <w:spacing w:after="0"/>
+            </w:pPr>
+            <w:r>
+              <w:rPr>
+                <w:rFonts w:ascii="Calibri" w:cs="Calibri" w:eastAsia="Calibri" w:hAnsi="Calibri"/>
+                <w:color w:val="5C6560"/>
+                <w:sz w:val="22"/>
+                <w:szCs w:val="22"/>
+              </w:rPr>
+              <w:t xml:space="preserve">□</w:t>
+            </w:r>
+          </w:p>
+        </w:tc>
+        <w:tc>
+          <w:tcPr>
+            <w:tcW w:type="dxa" w:w="650"/>
+            <w:tcMar>
+              <w:top w:type="dxa" w:w="60"/>
+              <w:left w:type="dxa" w:w="100"/>
+              <w:bottom w:type="dxa" w:w="60"/>
+              <w:right w:type="dxa" w:w="100"/>
+            </w:tcMar>
+          </w:tcPr>
+          <w:p>
+            <w:pPr>
+              <w:spacing w:after="0"/>
+            </w:pPr>
+            <w:r>
+              <w:rPr>
+                <w:rFonts w:ascii="Calibri" w:cs="Calibri" w:eastAsia="Calibri" w:hAnsi="Calibri"/>
+                <w:color w:val="5C6560"/>
+                <w:sz w:val="22"/>
+                <w:szCs w:val="22"/>
+              </w:rPr>
+              <w:t xml:space="preserve">□</w:t>
             </w:r>
           </w:p>
         </w:tc>
@@ -6936,7 +9484,7 @@
       <w:tr>
         <w:tc>
           <w:tcPr>
-            <w:tcW w:type="dxa" w:w="3100"/>
+            <w:tcW w:type="dxa" w:w="2650"/>
             <w:tcMar>
               <w:top w:type="dxa" w:w="60"/>
               <w:left w:type="dxa" w:w="100"/>
@@ -6961,7 +9509,7 @@
         </w:tc>
         <w:tc>
           <w:tcPr>
-            <w:tcW w:type="dxa" w:w="2900"/>
+            <w:tcW w:type="dxa" w:w="2450"/>
             <w:tcMar>
               <w:top w:type="dxa" w:w="60"/>
               <w:left w:type="dxa" w:w="100"/>
@@ -6986,7 +9534,7 @@
         </w:tc>
         <w:tc>
           <w:tcPr>
-            <w:tcW w:type="dxa" w:w="1300"/>
+            <w:tcW w:type="dxa" w:w="1150"/>
             <w:tcMar>
               <w:top w:type="dxa" w:w="60"/>
               <w:left w:type="dxa" w:w="100"/>
@@ -7013,7 +9561,7 @@
         </w:tc>
         <w:tc>
           <w:tcPr>
-            <w:tcW w:type="dxa" w:w="1700"/>
+            <w:tcW w:type="dxa" w:w="1550"/>
             <w:tcMar>
               <w:top w:type="dxa" w:w="60"/>
               <w:left w:type="dxa" w:w="100"/>
@@ -7038,7 +9586,7 @@
         </w:tc>
         <w:tc>
           <w:tcPr>
-            <w:tcW w:type="dxa" w:w="1000"/>
+            <w:tcW w:type="dxa" w:w="900"/>
             <w:tcMar>
               <w:top w:type="dxa" w:w="60"/>
               <w:left w:type="dxa" w:w="100"/>
@@ -7058,6 +9606,56 @@
                 <w:szCs w:val="19"/>
               </w:rPr>
               <w:t xml:space="preserve"/>
+            </w:r>
+          </w:p>
+        </w:tc>
+        <w:tc>
+          <w:tcPr>
+            <w:tcW w:type="dxa" w:w="650"/>
+            <w:tcMar>
+              <w:top w:type="dxa" w:w="60"/>
+              <w:left w:type="dxa" w:w="100"/>
+              <w:bottom w:type="dxa" w:w="60"/>
+              <w:right w:type="dxa" w:w="100"/>
+            </w:tcMar>
+          </w:tcPr>
+          <w:p>
+            <w:pPr>
+              <w:spacing w:after="0"/>
+            </w:pPr>
+            <w:r>
+              <w:rPr>
+                <w:rFonts w:ascii="Calibri" w:cs="Calibri" w:eastAsia="Calibri" w:hAnsi="Calibri"/>
+                <w:color w:val="5C6560"/>
+                <w:sz w:val="22"/>
+                <w:szCs w:val="22"/>
+              </w:rPr>
+              <w:t xml:space="preserve">□</w:t>
+            </w:r>
+          </w:p>
+        </w:tc>
+        <w:tc>
+          <w:tcPr>
+            <w:tcW w:type="dxa" w:w="650"/>
+            <w:tcMar>
+              <w:top w:type="dxa" w:w="60"/>
+              <w:left w:type="dxa" w:w="100"/>
+              <w:bottom w:type="dxa" w:w="60"/>
+              <w:right w:type="dxa" w:w="100"/>
+            </w:tcMar>
+          </w:tcPr>
+          <w:p>
+            <w:pPr>
+              <w:spacing w:after="0"/>
+            </w:pPr>
+            <w:r>
+              <w:rPr>
+                <w:rFonts w:ascii="Calibri" w:cs="Calibri" w:eastAsia="Calibri" w:hAnsi="Calibri"/>
+                <w:color w:val="5C6560"/>
+                <w:sz w:val="22"/>
+                <w:szCs w:val="22"/>
+              </w:rPr>
+              <w:t xml:space="preserve">□</w:t>
             </w:r>
           </w:p>
         </w:tc>
@@ -7065,7 +9663,7 @@
       <w:tr>
         <w:tc>
           <w:tcPr>
-            <w:tcW w:type="dxa" w:w="3100"/>
+            <w:tcW w:type="dxa" w:w="2650"/>
             <w:tcMar>
               <w:top w:type="dxa" w:w="60"/>
               <w:left w:type="dxa" w:w="100"/>
@@ -7090,7 +9688,7 @@
         </w:tc>
         <w:tc>
           <w:tcPr>
-            <w:tcW w:type="dxa" w:w="2900"/>
+            <w:tcW w:type="dxa" w:w="2450"/>
             <w:tcMar>
               <w:top w:type="dxa" w:w="60"/>
               <w:left w:type="dxa" w:w="100"/>
@@ -7115,7 +9713,7 @@
         </w:tc>
         <w:tc>
           <w:tcPr>
-            <w:tcW w:type="dxa" w:w="1300"/>
+            <w:tcW w:type="dxa" w:w="1150"/>
             <w:tcMar>
               <w:top w:type="dxa" w:w="60"/>
               <w:left w:type="dxa" w:w="100"/>
@@ -7142,7 +9740,7 @@
         </w:tc>
         <w:tc>
           <w:tcPr>
-            <w:tcW w:type="dxa" w:w="1700"/>
+            <w:tcW w:type="dxa" w:w="1550"/>
             <w:tcMar>
               <w:top w:type="dxa" w:w="60"/>
               <w:left w:type="dxa" w:w="100"/>
@@ -7167,7 +9765,7 @@
         </w:tc>
         <w:tc>
           <w:tcPr>
-            <w:tcW w:type="dxa" w:w="1000"/>
+            <w:tcW w:type="dxa" w:w="900"/>
             <w:tcMar>
               <w:top w:type="dxa" w:w="60"/>
               <w:left w:type="dxa" w:w="100"/>
@@ -7187,6 +9785,56 @@
                 <w:szCs w:val="19"/>
               </w:rPr>
               <w:t xml:space="preserve"/>
+            </w:r>
+          </w:p>
+        </w:tc>
+        <w:tc>
+          <w:tcPr>
+            <w:tcW w:type="dxa" w:w="650"/>
+            <w:tcMar>
+              <w:top w:type="dxa" w:w="60"/>
+              <w:left w:type="dxa" w:w="100"/>
+              <w:bottom w:type="dxa" w:w="60"/>
+              <w:right w:type="dxa" w:w="100"/>
+            </w:tcMar>
+          </w:tcPr>
+          <w:p>
+            <w:pPr>
+              <w:spacing w:after="0"/>
+            </w:pPr>
+            <w:r>
+              <w:rPr>
+                <w:rFonts w:ascii="Calibri" w:cs="Calibri" w:eastAsia="Calibri" w:hAnsi="Calibri"/>
+                <w:color w:val="5C6560"/>
+                <w:sz w:val="22"/>
+                <w:szCs w:val="22"/>
+              </w:rPr>
+              <w:t xml:space="preserve">□</w:t>
+            </w:r>
+          </w:p>
+        </w:tc>
+        <w:tc>
+          <w:tcPr>
+            <w:tcW w:type="dxa" w:w="650"/>
+            <w:tcMar>
+              <w:top w:type="dxa" w:w="60"/>
+              <w:left w:type="dxa" w:w="100"/>
+              <w:bottom w:type="dxa" w:w="60"/>
+              <w:right w:type="dxa" w:w="100"/>
+            </w:tcMar>
+          </w:tcPr>
+          <w:p>
+            <w:pPr>
+              <w:spacing w:after="0"/>
+            </w:pPr>
+            <w:r>
+              <w:rPr>
+                <w:rFonts w:ascii="Calibri" w:cs="Calibri" w:eastAsia="Calibri" w:hAnsi="Calibri"/>
+                <w:color w:val="5C6560"/>
+                <w:sz w:val="22"/>
+                <w:szCs w:val="22"/>
+              </w:rPr>
+              <w:t xml:space="preserve">□</w:t>
             </w:r>
           </w:p>
         </w:tc>
@@ -7194,7 +9842,7 @@
       <w:tr>
         <w:tc>
           <w:tcPr>
-            <w:tcW w:type="dxa" w:w="3100"/>
+            <w:tcW w:type="dxa" w:w="2650"/>
             <w:tcMar>
               <w:top w:type="dxa" w:w="60"/>
               <w:left w:type="dxa" w:w="100"/>
@@ -7219,7 +9867,7 @@
         </w:tc>
         <w:tc>
           <w:tcPr>
-            <w:tcW w:type="dxa" w:w="2900"/>
+            <w:tcW w:type="dxa" w:w="2450"/>
             <w:tcMar>
               <w:top w:type="dxa" w:w="60"/>
               <w:left w:type="dxa" w:w="100"/>
@@ -7244,7 +9892,7 @@
         </w:tc>
         <w:tc>
           <w:tcPr>
-            <w:tcW w:type="dxa" w:w="1300"/>
+            <w:tcW w:type="dxa" w:w="1150"/>
             <w:tcMar>
               <w:top w:type="dxa" w:w="60"/>
               <w:left w:type="dxa" w:w="100"/>
@@ -7271,7 +9919,7 @@
         </w:tc>
         <w:tc>
           <w:tcPr>
-            <w:tcW w:type="dxa" w:w="1700"/>
+            <w:tcW w:type="dxa" w:w="1550"/>
             <w:tcMar>
               <w:top w:type="dxa" w:w="60"/>
               <w:left w:type="dxa" w:w="100"/>
@@ -7296,7 +9944,7 @@
         </w:tc>
         <w:tc>
           <w:tcPr>
-            <w:tcW w:type="dxa" w:w="1000"/>
+            <w:tcW w:type="dxa" w:w="900"/>
             <w:tcMar>
               <w:top w:type="dxa" w:w="60"/>
               <w:left w:type="dxa" w:w="100"/>
@@ -7316,6 +9964,56 @@
                 <w:szCs w:val="19"/>
               </w:rPr>
               <w:t xml:space="preserve"/>
+            </w:r>
+          </w:p>
+        </w:tc>
+        <w:tc>
+          <w:tcPr>
+            <w:tcW w:type="dxa" w:w="650"/>
+            <w:tcMar>
+              <w:top w:type="dxa" w:w="60"/>
+              <w:left w:type="dxa" w:w="100"/>
+              <w:bottom w:type="dxa" w:w="60"/>
+              <w:right w:type="dxa" w:w="100"/>
+            </w:tcMar>
+          </w:tcPr>
+          <w:p>
+            <w:pPr>
+              <w:spacing w:after="0"/>
+            </w:pPr>
+            <w:r>
+              <w:rPr>
+                <w:rFonts w:ascii="Calibri" w:cs="Calibri" w:eastAsia="Calibri" w:hAnsi="Calibri"/>
+                <w:color w:val="5C6560"/>
+                <w:sz w:val="22"/>
+                <w:szCs w:val="22"/>
+              </w:rPr>
+              <w:t xml:space="preserve">□</w:t>
+            </w:r>
+          </w:p>
+        </w:tc>
+        <w:tc>
+          <w:tcPr>
+            <w:tcW w:type="dxa" w:w="650"/>
+            <w:tcMar>
+              <w:top w:type="dxa" w:w="60"/>
+              <w:left w:type="dxa" w:w="100"/>
+              <w:bottom w:type="dxa" w:w="60"/>
+              <w:right w:type="dxa" w:w="100"/>
+            </w:tcMar>
+          </w:tcPr>
+          <w:p>
+            <w:pPr>
+              <w:spacing w:after="0"/>
+            </w:pPr>
+            <w:r>
+              <w:rPr>
+                <w:rFonts w:ascii="Calibri" w:cs="Calibri" w:eastAsia="Calibri" w:hAnsi="Calibri"/>
+                <w:color w:val="5C6560"/>
+                <w:sz w:val="22"/>
+                <w:szCs w:val="22"/>
+              </w:rPr>
+              <w:t xml:space="preserve">□</w:t>
             </w:r>
           </w:p>
         </w:tc>
@@ -7323,7 +10021,7 @@
       <w:tr>
         <w:tc>
           <w:tcPr>
-            <w:tcW w:type="dxa" w:w="3100"/>
+            <w:tcW w:type="dxa" w:w="2650"/>
             <w:tcMar>
               <w:top w:type="dxa" w:w="60"/>
               <w:left w:type="dxa" w:w="100"/>
@@ -7348,7 +10046,7 @@
         </w:tc>
         <w:tc>
           <w:tcPr>
-            <w:tcW w:type="dxa" w:w="2900"/>
+            <w:tcW w:type="dxa" w:w="2450"/>
             <w:tcMar>
               <w:top w:type="dxa" w:w="60"/>
               <w:left w:type="dxa" w:w="100"/>
@@ -7373,7 +10071,7 @@
         </w:tc>
         <w:tc>
           <w:tcPr>
-            <w:tcW w:type="dxa" w:w="1300"/>
+            <w:tcW w:type="dxa" w:w="1150"/>
             <w:tcMar>
               <w:top w:type="dxa" w:w="60"/>
               <w:left w:type="dxa" w:w="100"/>
@@ -7400,7 +10098,7 @@
         </w:tc>
         <w:tc>
           <w:tcPr>
-            <w:tcW w:type="dxa" w:w="1700"/>
+            <w:tcW w:type="dxa" w:w="1550"/>
             <w:tcMar>
               <w:top w:type="dxa" w:w="60"/>
               <w:left w:type="dxa" w:w="100"/>
@@ -7425,7 +10123,7 @@
         </w:tc>
         <w:tc>
           <w:tcPr>
-            <w:tcW w:type="dxa" w:w="1000"/>
+            <w:tcW w:type="dxa" w:w="900"/>
             <w:tcMar>
               <w:top w:type="dxa" w:w="60"/>
               <w:left w:type="dxa" w:w="100"/>
@@ -7445,6 +10143,56 @@
                 <w:szCs w:val="19"/>
               </w:rPr>
               <w:t xml:space="preserve"/>
+            </w:r>
+          </w:p>
+        </w:tc>
+        <w:tc>
+          <w:tcPr>
+            <w:tcW w:type="dxa" w:w="650"/>
+            <w:tcMar>
+              <w:top w:type="dxa" w:w="60"/>
+              <w:left w:type="dxa" w:w="100"/>
+              <w:bottom w:type="dxa" w:w="60"/>
+              <w:right w:type="dxa" w:w="100"/>
+            </w:tcMar>
+          </w:tcPr>
+          <w:p>
+            <w:pPr>
+              <w:spacing w:after="0"/>
+            </w:pPr>
+            <w:r>
+              <w:rPr>
+                <w:rFonts w:ascii="Calibri" w:cs="Calibri" w:eastAsia="Calibri" w:hAnsi="Calibri"/>
+                <w:color w:val="5C6560"/>
+                <w:sz w:val="22"/>
+                <w:szCs w:val="22"/>
+              </w:rPr>
+              <w:t xml:space="preserve">□</w:t>
+            </w:r>
+          </w:p>
+        </w:tc>
+        <w:tc>
+          <w:tcPr>
+            <w:tcW w:type="dxa" w:w="650"/>
+            <w:tcMar>
+              <w:top w:type="dxa" w:w="60"/>
+              <w:left w:type="dxa" w:w="100"/>
+              <w:bottom w:type="dxa" w:w="60"/>
+              <w:right w:type="dxa" w:w="100"/>
+            </w:tcMar>
+          </w:tcPr>
+          <w:p>
+            <w:pPr>
+              <w:spacing w:after="0"/>
+            </w:pPr>
+            <w:r>
+              <w:rPr>
+                <w:rFonts w:ascii="Calibri" w:cs="Calibri" w:eastAsia="Calibri" w:hAnsi="Calibri"/>
+                <w:color w:val="5C6560"/>
+                <w:sz w:val="22"/>
+                <w:szCs w:val="22"/>
+              </w:rPr>
+              <w:t xml:space="preserve">□</w:t>
             </w:r>
           </w:p>
         </w:tc>
@@ -7452,7 +10200,7 @@
       <w:tr>
         <w:tc>
           <w:tcPr>
-            <w:tcW w:type="dxa" w:w="3100"/>
+            <w:tcW w:type="dxa" w:w="2650"/>
             <w:tcMar>
               <w:top w:type="dxa" w:w="60"/>
               <w:left w:type="dxa" w:w="100"/>
@@ -7477,7 +10225,7 @@
         </w:tc>
         <w:tc>
           <w:tcPr>
-            <w:tcW w:type="dxa" w:w="2900"/>
+            <w:tcW w:type="dxa" w:w="2450"/>
             <w:tcMar>
               <w:top w:type="dxa" w:w="60"/>
               <w:left w:type="dxa" w:w="100"/>
@@ -7502,7 +10250,7 @@
         </w:tc>
         <w:tc>
           <w:tcPr>
-            <w:tcW w:type="dxa" w:w="1300"/>
+            <w:tcW w:type="dxa" w:w="1150"/>
             <w:tcMar>
               <w:top w:type="dxa" w:w="60"/>
               <w:left w:type="dxa" w:w="100"/>
@@ -7529,7 +10277,7 @@
         </w:tc>
         <w:tc>
           <w:tcPr>
-            <w:tcW w:type="dxa" w:w="1700"/>
+            <w:tcW w:type="dxa" w:w="1550"/>
             <w:tcMar>
               <w:top w:type="dxa" w:w="60"/>
               <w:left w:type="dxa" w:w="100"/>
@@ -7554,7 +10302,7 @@
         </w:tc>
         <w:tc>
           <w:tcPr>
-            <w:tcW w:type="dxa" w:w="1000"/>
+            <w:tcW w:type="dxa" w:w="900"/>
             <w:tcMar>
               <w:top w:type="dxa" w:w="60"/>
               <w:left w:type="dxa" w:w="100"/>
@@ -7574,6 +10322,56 @@
                 <w:szCs w:val="19"/>
               </w:rPr>
               <w:t xml:space="preserve"/>
+            </w:r>
+          </w:p>
+        </w:tc>
+        <w:tc>
+          <w:tcPr>
+            <w:tcW w:type="dxa" w:w="650"/>
+            <w:tcMar>
+              <w:top w:type="dxa" w:w="60"/>
+              <w:left w:type="dxa" w:w="100"/>
+              <w:bottom w:type="dxa" w:w="60"/>
+              <w:right w:type="dxa" w:w="100"/>
+            </w:tcMar>
+          </w:tcPr>
+          <w:p>
+            <w:pPr>
+              <w:spacing w:after="0"/>
+            </w:pPr>
+            <w:r>
+              <w:rPr>
+                <w:rFonts w:ascii="Calibri" w:cs="Calibri" w:eastAsia="Calibri" w:hAnsi="Calibri"/>
+                <w:color w:val="5C6560"/>
+                <w:sz w:val="22"/>
+                <w:szCs w:val="22"/>
+              </w:rPr>
+              <w:t xml:space="preserve">□</w:t>
+            </w:r>
+          </w:p>
+        </w:tc>
+        <w:tc>
+          <w:tcPr>
+            <w:tcW w:type="dxa" w:w="650"/>
+            <w:tcMar>
+              <w:top w:type="dxa" w:w="60"/>
+              <w:left w:type="dxa" w:w="100"/>
+              <w:bottom w:type="dxa" w:w="60"/>
+              <w:right w:type="dxa" w:w="100"/>
+            </w:tcMar>
+          </w:tcPr>
+          <w:p>
+            <w:pPr>
+              <w:spacing w:after="0"/>
+            </w:pPr>
+            <w:r>
+              <w:rPr>
+                <w:rFonts w:ascii="Calibri" w:cs="Calibri" w:eastAsia="Calibri" w:hAnsi="Calibri"/>
+                <w:color w:val="5C6560"/>
+                <w:sz w:val="22"/>
+                <w:szCs w:val="22"/>
+              </w:rPr>
+              <w:t xml:space="preserve">□</w:t>
             </w:r>
           </w:p>
         </w:tc>
@@ -7615,11 +10413,13 @@
         </w:tblBorders>
       </w:tblPr>
       <w:tblGrid>
-        <w:gridCol w:w="3100"/>
-        <w:gridCol w:w="2900"/>
-        <w:gridCol w:w="1300"/>
-        <w:gridCol w:w="1700"/>
-        <w:gridCol w:w="1000"/>
+        <w:gridCol w:w="2650"/>
+        <w:gridCol w:w="2450"/>
+        <w:gridCol w:w="1150"/>
+        <w:gridCol w:w="1550"/>
+        <w:gridCol w:w="900"/>
+        <w:gridCol w:w="650"/>
+        <w:gridCol w:w="650"/>
       </w:tblGrid>
       <w:tr>
         <w:trPr>
@@ -7627,7 +10427,7 @@
         </w:trPr>
         <w:tc>
           <w:tcPr>
-            <w:tcW w:type="dxa" w:w="3100"/>
+            <w:tcW w:type="dxa" w:w="2650"/>
             <w:shd w:fill="E6E8E2" w:color="auto" w:val="clear"/>
             <w:tcMar>
               <w:top w:type="dxa" w:w="60"/>
@@ -7655,7 +10455,7 @@
         </w:tc>
         <w:tc>
           <w:tcPr>
-            <w:tcW w:type="dxa" w:w="2900"/>
+            <w:tcW w:type="dxa" w:w="2450"/>
             <w:shd w:fill="E6E8E2" w:color="auto" w:val="clear"/>
             <w:tcMar>
               <w:top w:type="dxa" w:w="60"/>
@@ -7683,7 +10483,7 @@
         </w:tc>
         <w:tc>
           <w:tcPr>
-            <w:tcW w:type="dxa" w:w="1300"/>
+            <w:tcW w:type="dxa" w:w="1150"/>
             <w:shd w:fill="E6E8E2" w:color="auto" w:val="clear"/>
             <w:tcMar>
               <w:top w:type="dxa" w:w="60"/>
@@ -7711,7 +10511,7 @@
         </w:tc>
         <w:tc>
           <w:tcPr>
-            <w:tcW w:type="dxa" w:w="1700"/>
+            <w:tcW w:type="dxa" w:w="1550"/>
             <w:shd w:fill="E6E8E2" w:color="auto" w:val="clear"/>
             <w:tcMar>
               <w:top w:type="dxa" w:w="60"/>
@@ -7739,7 +10539,7 @@
         </w:tc>
         <w:tc>
           <w:tcPr>
-            <w:tcW w:type="dxa" w:w="1000"/>
+            <w:tcW w:type="dxa" w:w="900"/>
             <w:shd w:fill="E6E8E2" w:color="auto" w:val="clear"/>
             <w:tcMar>
               <w:top w:type="dxa" w:w="60"/>
@@ -7765,11 +10565,67 @@
             </w:r>
           </w:p>
         </w:tc>
+        <w:tc>
+          <w:tcPr>
+            <w:tcW w:type="dxa" w:w="650"/>
+            <w:shd w:fill="E6E8E2" w:color="auto" w:val="clear"/>
+            <w:tcMar>
+              <w:top w:type="dxa" w:w="60"/>
+              <w:left w:type="dxa" w:w="100"/>
+              <w:bottom w:type="dxa" w:w="60"/>
+              <w:right w:type="dxa" w:w="100"/>
+            </w:tcMar>
+          </w:tcPr>
+          <w:p>
+            <w:pPr>
+              <w:spacing w:after="0"/>
+            </w:pPr>
+            <w:r>
+              <w:rPr>
+                <w:rFonts w:ascii="Calibri" w:cs="Calibri" w:eastAsia="Calibri" w:hAnsi="Calibri"/>
+                <w:b/>
+                <w:bCs/>
+                <w:color w:val="14181A"/>
+                <w:sz w:val="16"/>
+                <w:szCs w:val="16"/>
+              </w:rPr>
+              <w:t xml:space="preserve">Placed</w:t>
+            </w:r>
+          </w:p>
+        </w:tc>
+        <w:tc>
+          <w:tcPr>
+            <w:tcW w:type="dxa" w:w="650"/>
+            <w:shd w:fill="E6E8E2" w:color="auto" w:val="clear"/>
+            <w:tcMar>
+              <w:top w:type="dxa" w:w="60"/>
+              <w:left w:type="dxa" w:w="100"/>
+              <w:bottom w:type="dxa" w:w="60"/>
+              <w:right w:type="dxa" w:w="100"/>
+            </w:tcMar>
+          </w:tcPr>
+          <w:p>
+            <w:pPr>
+              <w:spacing w:after="0"/>
+            </w:pPr>
+            <w:r>
+              <w:rPr>
+                <w:rFonts w:ascii="Calibri" w:cs="Calibri" w:eastAsia="Calibri" w:hAnsi="Calibri"/>
+                <w:b/>
+                <w:bCs/>
+                <w:color w:val="14181A"/>
+                <w:sz w:val="16"/>
+                <w:szCs w:val="16"/>
+              </w:rPr>
+              <w:t xml:space="preserve">In</w:t>
+            </w:r>
+          </w:p>
+        </w:tc>
       </w:tr>
       <w:tr>
         <w:tc>
           <w:tcPr>
-            <w:tcW w:type="dxa" w:w="3100"/>
+            <w:tcW w:type="dxa" w:w="2650"/>
             <w:tcMar>
               <w:top w:type="dxa" w:w="60"/>
               <w:left w:type="dxa" w:w="100"/>
@@ -7794,7 +10650,7 @@
         </w:tc>
         <w:tc>
           <w:tcPr>
-            <w:tcW w:type="dxa" w:w="2900"/>
+            <w:tcW w:type="dxa" w:w="2450"/>
             <w:tcMar>
               <w:top w:type="dxa" w:w="60"/>
               <w:left w:type="dxa" w:w="100"/>
@@ -7819,7 +10675,7 @@
         </w:tc>
         <w:tc>
           <w:tcPr>
-            <w:tcW w:type="dxa" w:w="1300"/>
+            <w:tcW w:type="dxa" w:w="1150"/>
             <w:tcMar>
               <w:top w:type="dxa" w:w="60"/>
               <w:left w:type="dxa" w:w="100"/>
@@ -7846,7 +10702,7 @@
         </w:tc>
         <w:tc>
           <w:tcPr>
-            <w:tcW w:type="dxa" w:w="1700"/>
+            <w:tcW w:type="dxa" w:w="1550"/>
             <w:tcMar>
               <w:top w:type="dxa" w:w="60"/>
               <w:left w:type="dxa" w:w="100"/>
@@ -7871,7 +10727,7 @@
         </w:tc>
         <w:tc>
           <w:tcPr>
-            <w:tcW w:type="dxa" w:w="1000"/>
+            <w:tcW w:type="dxa" w:w="900"/>
             <w:tcMar>
               <w:top w:type="dxa" w:w="60"/>
               <w:left w:type="dxa" w:w="100"/>
@@ -7891,6 +10747,56 @@
                 <w:szCs w:val="19"/>
               </w:rPr>
               <w:t xml:space="preserve"/>
+            </w:r>
+          </w:p>
+        </w:tc>
+        <w:tc>
+          <w:tcPr>
+            <w:tcW w:type="dxa" w:w="650"/>
+            <w:tcMar>
+              <w:top w:type="dxa" w:w="60"/>
+              <w:left w:type="dxa" w:w="100"/>
+              <w:bottom w:type="dxa" w:w="60"/>
+              <w:right w:type="dxa" w:w="100"/>
+            </w:tcMar>
+          </w:tcPr>
+          <w:p>
+            <w:pPr>
+              <w:spacing w:after="0"/>
+            </w:pPr>
+            <w:r>
+              <w:rPr>
+                <w:rFonts w:ascii="Calibri" w:cs="Calibri" w:eastAsia="Calibri" w:hAnsi="Calibri"/>
+                <w:color w:val="5C6560"/>
+                <w:sz w:val="22"/>
+                <w:szCs w:val="22"/>
+              </w:rPr>
+              <w:t xml:space="preserve">□</w:t>
+            </w:r>
+          </w:p>
+        </w:tc>
+        <w:tc>
+          <w:tcPr>
+            <w:tcW w:type="dxa" w:w="650"/>
+            <w:tcMar>
+              <w:top w:type="dxa" w:w="60"/>
+              <w:left w:type="dxa" w:w="100"/>
+              <w:bottom w:type="dxa" w:w="60"/>
+              <w:right w:type="dxa" w:w="100"/>
+            </w:tcMar>
+          </w:tcPr>
+          <w:p>
+            <w:pPr>
+              <w:spacing w:after="0"/>
+            </w:pPr>
+            <w:r>
+              <w:rPr>
+                <w:rFonts w:ascii="Calibri" w:cs="Calibri" w:eastAsia="Calibri" w:hAnsi="Calibri"/>
+                <w:color w:val="5C6560"/>
+                <w:sz w:val="22"/>
+                <w:szCs w:val="22"/>
+              </w:rPr>
+              <w:t xml:space="preserve">□</w:t>
             </w:r>
           </w:p>
         </w:tc>

--- a/Order & Prep Sheet - 9 September.docx
+++ b/Order & Prep Sheet - 9 September.docx
@@ -10816,6 +10816,2464 @@
         <w:t xml:space="preserve"/>
       </w:r>
     </w:p>
+    <w:p>
+      <w:r>
+        <w:br w:type="page"/>
+      </w:r>
+    </w:p>
+    <w:p>
+      <w:pPr>
+        <w:pStyle w:val="Heading1"/>
+        <w:spacing w:after="160" w:before="320"/>
+      </w:pPr>
+      <w:r>
+        <w:t xml:space="preserve">Prep schedule</w:t>
+      </w:r>
+    </w:p>
+    <w:p>
+      <w:pPr>
+        <w:spacing w:after="160" w:before="0"/>
+      </w:pPr>
+      <w:r>
+        <w:rPr>
+          <w:rFonts w:ascii="Calibri" w:cs="Calibri" w:eastAsia="Calibri" w:hAnsi="Calibri"/>
+          <w:color w:val="5C6560"/>
+          <w:sz w:val="18"/>
+          <w:szCs w:val="18"/>
+        </w:rPr>
+        <w:t xml:space="preserve">Three days, front-loaded so Wednesday is assembly and frying only. Anything that can be made ahead is.</w:t>
+      </w:r>
+    </w:p>
+    <w:p>
+      <w:pPr>
+        <w:pStyle w:val="Heading2"/>
+        <w:spacing w:after="120" w:before="260"/>
+      </w:pPr>
+      <w:r>
+        <w:t xml:space="preserve">Monday 7 September — make-ahead</w:t>
+      </w:r>
+    </w:p>
+    <w:tbl>
+      <w:tblPr>
+        <w:tblW w:type="dxa" w:w="10000"/>
+        <w:tblBorders>
+          <w:top w:val="single" w:color="BFC6BA" w:sz="2"/>
+          <w:left w:val="none"/>
+          <w:bottom w:val="single" w:color="BFC6BA" w:sz="2"/>
+          <w:right w:val="none"/>
+          <w:insideH w:val="single" w:color="BFC6BA" w:sz="2"/>
+          <w:insideV w:val="none"/>
+        </w:tblBorders>
+      </w:tblPr>
+      <w:tblGrid>
+        <w:gridCol w:w="3000"/>
+        <w:gridCol w:w="6300"/>
+        <w:gridCol w:w="700"/>
+      </w:tblGrid>
+      <w:tr>
+        <w:trPr>
+          <w:tblHeader/>
+        </w:trPr>
+        <w:tc>
+          <w:tcPr>
+            <w:tcW w:type="dxa" w:w="3000"/>
+            <w:shd w:fill="E6E8E2" w:color="auto" w:val="clear"/>
+            <w:tcMar>
+              <w:top w:type="dxa" w:w="60"/>
+              <w:left w:type="dxa" w:w="100"/>
+              <w:bottom w:type="dxa" w:w="60"/>
+              <w:right w:type="dxa" w:w="100"/>
+            </w:tcMar>
+          </w:tcPr>
+          <w:p>
+            <w:pPr>
+              <w:spacing w:after="0"/>
+            </w:pPr>
+            <w:r>
+              <w:rPr>
+                <w:rFonts w:ascii="Calibri" w:cs="Calibri" w:eastAsia="Calibri" w:hAnsi="Calibri"/>
+                <w:b/>
+                <w:bCs/>
+                <w:color w:val="14181A"/>
+                <w:sz w:val="19"/>
+                <w:szCs w:val="19"/>
+              </w:rPr>
+              <w:t xml:space="preserve">Task</w:t>
+            </w:r>
+          </w:p>
+        </w:tc>
+        <w:tc>
+          <w:tcPr>
+            <w:tcW w:type="dxa" w:w="6300"/>
+            <w:shd w:fill="E6E8E2" w:color="auto" w:val="clear"/>
+            <w:tcMar>
+              <w:top w:type="dxa" w:w="60"/>
+              <w:left w:type="dxa" w:w="100"/>
+              <w:bottom w:type="dxa" w:w="60"/>
+              <w:right w:type="dxa" w:w="100"/>
+            </w:tcMar>
+          </w:tcPr>
+          <w:p>
+            <w:pPr>
+              <w:spacing w:after="0"/>
+            </w:pPr>
+            <w:r>
+              <w:rPr>
+                <w:rFonts w:ascii="Calibri" w:cs="Calibri" w:eastAsia="Calibri" w:hAnsi="Calibri"/>
+                <w:b/>
+                <w:bCs/>
+                <w:color w:val="14181A"/>
+                <w:sz w:val="19"/>
+                <w:szCs w:val="19"/>
+              </w:rPr>
+              <w:t xml:space="preserve">What it involves</w:t>
+            </w:r>
+          </w:p>
+        </w:tc>
+        <w:tc>
+          <w:tcPr>
+            <w:tcW w:type="dxa" w:w="700"/>
+            <w:shd w:fill="E6E8E2" w:color="auto" w:val="clear"/>
+            <w:tcMar>
+              <w:top w:type="dxa" w:w="60"/>
+              <w:left w:type="dxa" w:w="100"/>
+              <w:bottom w:type="dxa" w:w="60"/>
+              <w:right w:type="dxa" w:w="100"/>
+            </w:tcMar>
+          </w:tcPr>
+          <w:p>
+            <w:pPr>
+              <w:spacing w:after="0"/>
+            </w:pPr>
+            <w:r>
+              <w:rPr>
+                <w:rFonts w:ascii="Calibri" w:cs="Calibri" w:eastAsia="Calibri" w:hAnsi="Calibri"/>
+                <w:b/>
+                <w:bCs/>
+                <w:color w:val="14181A"/>
+                <w:sz w:val="16"/>
+                <w:szCs w:val="16"/>
+              </w:rPr>
+              <w:t xml:space="preserve">Done</w:t>
+            </w:r>
+          </w:p>
+        </w:tc>
+      </w:tr>
+      <w:tr>
+        <w:tc>
+          <w:tcPr>
+            <w:tcW w:type="dxa" w:w="3000"/>
+            <w:tcMar>
+              <w:top w:type="dxa" w:w="60"/>
+              <w:left w:type="dxa" w:w="100"/>
+              <w:bottom w:type="dxa" w:w="60"/>
+              <w:right w:type="dxa" w:w="100"/>
+            </w:tcMar>
+          </w:tcPr>
+          <w:p>
+            <w:pPr>
+              <w:spacing w:after="0"/>
+            </w:pPr>
+            <w:r>
+              <w:rPr>
+                <w:rFonts w:ascii="Calibri" w:cs="Calibri" w:eastAsia="Calibri" w:hAnsi="Calibri"/>
+                <w:b/>
+                <w:bCs/>
+                <w:color w:val="14181A"/>
+                <w:sz w:val="19"/>
+                <w:szCs w:val="19"/>
+              </w:rPr>
+              <w:t xml:space="preserve">Deliveries in</w:t>
+            </w:r>
+          </w:p>
+        </w:tc>
+        <w:tc>
+          <w:tcPr>
+            <w:tcW w:type="dxa" w:w="6300"/>
+            <w:tcMar>
+              <w:top w:type="dxa" w:w="60"/>
+              <w:left w:type="dxa" w:w="100"/>
+              <w:bottom w:type="dxa" w:w="60"/>
+              <w:right w:type="dxa" w:w="100"/>
+            </w:tcMar>
+          </w:tcPr>
+          <w:p>
+            <w:pPr>
+              <w:spacing w:after="0"/>
+            </w:pPr>
+            <w:r>
+              <w:rPr>
+                <w:rFonts w:ascii="Calibri" w:cs="Calibri" w:eastAsia="Calibri" w:hAnsi="Calibri"/>
+                <w:color w:val="14181A"/>
+                <w:sz w:val="18"/>
+                <w:szCs w:val="18"/>
+              </w:rPr>
+              <w:t xml:space="preserve">Check everything against the order list. Chase anything short today, not Tuesday.</w:t>
+            </w:r>
+          </w:p>
+        </w:tc>
+        <w:tc>
+          <w:tcPr>
+            <w:tcW w:type="dxa" w:w="700"/>
+            <w:tcMar>
+              <w:top w:type="dxa" w:w="60"/>
+              <w:left w:type="dxa" w:w="100"/>
+              <w:bottom w:type="dxa" w:w="60"/>
+              <w:right w:type="dxa" w:w="100"/>
+            </w:tcMar>
+          </w:tcPr>
+          <w:p>
+            <w:pPr>
+              <w:spacing w:after="0"/>
+            </w:pPr>
+            <w:r>
+              <w:rPr>
+                <w:rFonts w:ascii="Calibri" w:cs="Calibri" w:eastAsia="Calibri" w:hAnsi="Calibri"/>
+                <w:color w:val="5C6560"/>
+                <w:sz w:val="22"/>
+                <w:szCs w:val="22"/>
+              </w:rPr>
+              <w:t xml:space="preserve">□</w:t>
+            </w:r>
+          </w:p>
+        </w:tc>
+      </w:tr>
+      <w:tr>
+        <w:tc>
+          <w:tcPr>
+            <w:tcW w:type="dxa" w:w="3000"/>
+            <w:tcMar>
+              <w:top w:type="dxa" w:w="60"/>
+              <w:left w:type="dxa" w:w="100"/>
+              <w:bottom w:type="dxa" w:w="60"/>
+              <w:right w:type="dxa" w:w="100"/>
+            </w:tcMar>
+          </w:tcPr>
+          <w:p>
+            <w:pPr>
+              <w:spacing w:after="0"/>
+            </w:pPr>
+            <w:r>
+              <w:rPr>
+                <w:rFonts w:ascii="Calibri" w:cs="Calibri" w:eastAsia="Calibri" w:hAnsi="Calibri"/>
+                <w:b/>
+                <w:bCs/>
+                <w:color w:val="14181A"/>
+                <w:sz w:val="19"/>
+                <w:szCs w:val="19"/>
+              </w:rPr>
+              <w:t xml:space="preserve">Croquette test batch</w:t>
+            </w:r>
+          </w:p>
+        </w:tc>
+        <w:tc>
+          <w:tcPr>
+            <w:tcW w:type="dxa" w:w="6300"/>
+            <w:tcMar>
+              <w:top w:type="dxa" w:w="60"/>
+              <w:left w:type="dxa" w:w="100"/>
+              <w:bottom w:type="dxa" w:w="60"/>
+              <w:right w:type="dxa" w:w="100"/>
+            </w:tcMar>
+          </w:tcPr>
+          <w:p>
+            <w:pPr>
+              <w:spacing w:after="0"/>
+            </w:pPr>
+            <w:r>
+              <w:rPr>
+                <w:rFonts w:ascii="Calibri" w:cs="Calibri" w:eastAsia="Calibri" w:hAnsi="Calibri"/>
+                <w:color w:val="14181A"/>
+                <w:sz w:val="18"/>
+                <w:szCs w:val="18"/>
+              </w:rPr>
+              <w:t xml:space="preserve">Make 12 portions to the recipe and tray it up. If the panada has not set firm enough to roll by Tuesday morning, the full mix needs less stock or more roux — this is the batch that tells you.</w:t>
+            </w:r>
+          </w:p>
+        </w:tc>
+        <w:tc>
+          <w:tcPr>
+            <w:tcW w:type="dxa" w:w="700"/>
+            <w:tcMar>
+              <w:top w:type="dxa" w:w="60"/>
+              <w:left w:type="dxa" w:w="100"/>
+              <w:bottom w:type="dxa" w:w="60"/>
+              <w:right w:type="dxa" w:w="100"/>
+            </w:tcMar>
+          </w:tcPr>
+          <w:p>
+            <w:pPr>
+              <w:spacing w:after="0"/>
+            </w:pPr>
+            <w:r>
+              <w:rPr>
+                <w:rFonts w:ascii="Calibri" w:cs="Calibri" w:eastAsia="Calibri" w:hAnsi="Calibri"/>
+                <w:color w:val="5C6560"/>
+                <w:sz w:val="22"/>
+                <w:szCs w:val="22"/>
+              </w:rPr>
+              <w:t xml:space="preserve">□</w:t>
+            </w:r>
+          </w:p>
+        </w:tc>
+      </w:tr>
+      <w:tr>
+        <w:tc>
+          <w:tcPr>
+            <w:tcW w:type="dxa" w:w="3000"/>
+            <w:tcMar>
+              <w:top w:type="dxa" w:w="60"/>
+              <w:left w:type="dxa" w:w="100"/>
+              <w:bottom w:type="dxa" w:w="60"/>
+              <w:right w:type="dxa" w:w="100"/>
+            </w:tcMar>
+          </w:tcPr>
+          <w:p>
+            <w:pPr>
+              <w:spacing w:after="0"/>
+            </w:pPr>
+            <w:r>
+              <w:rPr>
+                <w:rFonts w:ascii="Calibri" w:cs="Calibri" w:eastAsia="Calibri" w:hAnsi="Calibri"/>
+                <w:b/>
+                <w:bCs/>
+                <w:color w:val="14181A"/>
+                <w:sz w:val="19"/>
+                <w:szCs w:val="19"/>
+              </w:rPr>
+              <w:t xml:space="preserve">Croquette mix</w:t>
+            </w:r>
+          </w:p>
+        </w:tc>
+        <w:tc>
+          <w:tcPr>
+            <w:tcW w:type="dxa" w:w="6300"/>
+            <w:tcMar>
+              <w:top w:type="dxa" w:w="60"/>
+              <w:left w:type="dxa" w:w="100"/>
+              <w:bottom w:type="dxa" w:w="60"/>
+              <w:right w:type="dxa" w:w="100"/>
+            </w:tcMar>
+          </w:tcPr>
+          <w:p>
+            <w:pPr>
+              <w:spacing w:after="0"/>
+            </w:pPr>
+            <w:r>
+              <w:rPr>
+                <w:rFonts w:ascii="Calibri" w:cs="Calibri" w:eastAsia="Calibri" w:hAnsi="Calibri"/>
+                <w:color w:val="14181A"/>
+                <w:sz w:val="18"/>
+                <w:szCs w:val="18"/>
+              </w:rPr>
+              <w:t xml:space="preserve">Poach 2.5 kg thigh in the stock, shred. Roux, panada, fold through chicken, parmesan, anchovy, garlic, parsley. Spread 3 cm into lined trays, cling the surface, chill overnight.</w:t>
+            </w:r>
+          </w:p>
+        </w:tc>
+        <w:tc>
+          <w:tcPr>
+            <w:tcW w:type="dxa" w:w="700"/>
+            <w:tcMar>
+              <w:top w:type="dxa" w:w="60"/>
+              <w:left w:type="dxa" w:w="100"/>
+              <w:bottom w:type="dxa" w:w="60"/>
+              <w:right w:type="dxa" w:w="100"/>
+            </w:tcMar>
+          </w:tcPr>
+          <w:p>
+            <w:pPr>
+              <w:spacing w:after="0"/>
+            </w:pPr>
+            <w:r>
+              <w:rPr>
+                <w:rFonts w:ascii="Calibri" w:cs="Calibri" w:eastAsia="Calibri" w:hAnsi="Calibri"/>
+                <w:color w:val="5C6560"/>
+                <w:sz w:val="22"/>
+                <w:szCs w:val="22"/>
+              </w:rPr>
+              <w:t xml:space="preserve">□</w:t>
+            </w:r>
+          </w:p>
+        </w:tc>
+      </w:tr>
+      <w:tr>
+        <w:tc>
+          <w:tcPr>
+            <w:tcW w:type="dxa" w:w="3000"/>
+            <w:tcMar>
+              <w:top w:type="dxa" w:w="60"/>
+              <w:left w:type="dxa" w:w="100"/>
+              <w:bottom w:type="dxa" w:w="60"/>
+              <w:right w:type="dxa" w:w="100"/>
+            </w:tcMar>
+          </w:tcPr>
+          <w:p>
+            <w:pPr>
+              <w:spacing w:after="0"/>
+            </w:pPr>
+            <w:r>
+              <w:rPr>
+                <w:rFonts w:ascii="Calibri" w:cs="Calibri" w:eastAsia="Calibri" w:hAnsi="Calibri"/>
+                <w:b/>
+                <w:bCs/>
+                <w:color w:val="14181A"/>
+                <w:sz w:val="19"/>
+                <w:szCs w:val="19"/>
+              </w:rPr>
+              <w:t xml:space="preserve">Potato hash</w:t>
+            </w:r>
+          </w:p>
+        </w:tc>
+        <w:tc>
+          <w:tcPr>
+            <w:tcW w:type="dxa" w:w="6300"/>
+            <w:tcMar>
+              <w:top w:type="dxa" w:w="60"/>
+              <w:left w:type="dxa" w:w="100"/>
+              <w:bottom w:type="dxa" w:w="60"/>
+              <w:right w:type="dxa" w:w="100"/>
+            </w:tcMar>
+          </w:tcPr>
+          <w:p>
+            <w:pPr>
+              <w:spacing w:after="0"/>
+            </w:pPr>
+            <w:r>
+              <w:rPr>
+                <w:rFonts w:ascii="Calibri" w:cs="Calibri" w:eastAsia="Calibri" w:hAnsi="Calibri"/>
+                <w:color w:val="14181A"/>
+                <w:sz w:val="18"/>
+                <w:szCs w:val="18"/>
+              </w:rPr>
+              <w:t xml:space="preserve">Grate 15 kg Agria and wring out hard. Mix with butter, cornflour, seasonings. Press into lined trays, bake 180°C 45–60 min, cool, press under weight overnight.</w:t>
+            </w:r>
+          </w:p>
+        </w:tc>
+        <w:tc>
+          <w:tcPr>
+            <w:tcW w:type="dxa" w:w="700"/>
+            <w:tcMar>
+              <w:top w:type="dxa" w:w="60"/>
+              <w:left w:type="dxa" w:w="100"/>
+              <w:bottom w:type="dxa" w:w="60"/>
+              <w:right w:type="dxa" w:w="100"/>
+            </w:tcMar>
+          </w:tcPr>
+          <w:p>
+            <w:pPr>
+              <w:spacing w:after="0"/>
+            </w:pPr>
+            <w:r>
+              <w:rPr>
+                <w:rFonts w:ascii="Calibri" w:cs="Calibri" w:eastAsia="Calibri" w:hAnsi="Calibri"/>
+                <w:color w:val="5C6560"/>
+                <w:sz w:val="22"/>
+                <w:szCs w:val="22"/>
+              </w:rPr>
+              <w:t xml:space="preserve">□</w:t>
+            </w:r>
+          </w:p>
+        </w:tc>
+      </w:tr>
+      <w:tr>
+        <w:tc>
+          <w:tcPr>
+            <w:tcW w:type="dxa" w:w="3000"/>
+            <w:tcMar>
+              <w:top w:type="dxa" w:w="60"/>
+              <w:left w:type="dxa" w:w="100"/>
+              <w:bottom w:type="dxa" w:w="60"/>
+              <w:right w:type="dxa" w:w="100"/>
+            </w:tcMar>
+          </w:tcPr>
+          <w:p>
+            <w:pPr>
+              <w:spacing w:after="0"/>
+            </w:pPr>
+            <w:r>
+              <w:rPr>
+                <w:rFonts w:ascii="Calibri" w:cs="Calibri" w:eastAsia="Calibri" w:hAnsi="Calibri"/>
+                <w:b/>
+                <w:bCs/>
+                <w:color w:val="14181A"/>
+                <w:sz w:val="19"/>
+                <w:szCs w:val="19"/>
+              </w:rPr>
+              <w:t xml:space="preserve">Whipped feta</w:t>
+            </w:r>
+          </w:p>
+        </w:tc>
+        <w:tc>
+          <w:tcPr>
+            <w:tcW w:type="dxa" w:w="6300"/>
+            <w:tcMar>
+              <w:top w:type="dxa" w:w="60"/>
+              <w:left w:type="dxa" w:w="100"/>
+              <w:bottom w:type="dxa" w:w="60"/>
+              <w:right w:type="dxa" w:w="100"/>
+            </w:tcMar>
+          </w:tcPr>
+          <w:p>
+            <w:pPr>
+              <w:spacing w:after="0"/>
+            </w:pPr>
+            <w:r>
+              <w:rPr>
+                <w:rFonts w:ascii="Calibri" w:cs="Calibri" w:eastAsia="Calibri" w:hAnsi="Calibri"/>
+                <w:color w:val="14181A"/>
+                <w:sz w:val="18"/>
+                <w:szCs w:val="18"/>
+              </w:rPr>
+              <w:t xml:space="preserve">Blitz 3 kg feta with cream cheese and yoghurt, lemon, oil. Bag with 10 mm nozzle, chill. (Can slip to Tuesday.)</w:t>
+            </w:r>
+          </w:p>
+        </w:tc>
+        <w:tc>
+          <w:tcPr>
+            <w:tcW w:type="dxa" w:w="700"/>
+            <w:tcMar>
+              <w:top w:type="dxa" w:w="60"/>
+              <w:left w:type="dxa" w:w="100"/>
+              <w:bottom w:type="dxa" w:w="60"/>
+              <w:right w:type="dxa" w:w="100"/>
+            </w:tcMar>
+          </w:tcPr>
+          <w:p>
+            <w:pPr>
+              <w:spacing w:after="0"/>
+            </w:pPr>
+            <w:r>
+              <w:rPr>
+                <w:rFonts w:ascii="Calibri" w:cs="Calibri" w:eastAsia="Calibri" w:hAnsi="Calibri"/>
+                <w:color w:val="5C6560"/>
+                <w:sz w:val="22"/>
+                <w:szCs w:val="22"/>
+              </w:rPr>
+              <w:t xml:space="preserve">□</w:t>
+            </w:r>
+          </w:p>
+        </w:tc>
+      </w:tr>
+      <w:tr>
+        <w:tc>
+          <w:tcPr>
+            <w:tcW w:type="dxa" w:w="3000"/>
+            <w:tcMar>
+              <w:top w:type="dxa" w:w="60"/>
+              <w:left w:type="dxa" w:w="100"/>
+              <w:bottom w:type="dxa" w:w="60"/>
+              <w:right w:type="dxa" w:w="100"/>
+            </w:tcMar>
+          </w:tcPr>
+          <w:p>
+            <w:pPr>
+              <w:spacing w:after="0"/>
+            </w:pPr>
+            <w:r>
+              <w:rPr>
+                <w:rFonts w:ascii="Calibri" w:cs="Calibri" w:eastAsia="Calibri" w:hAnsi="Calibri"/>
+                <w:b/>
+                <w:bCs/>
+                <w:color w:val="14181A"/>
+                <w:sz w:val="19"/>
+                <w:szCs w:val="19"/>
+              </w:rPr>
+              <w:t xml:space="preserve">Thyme crumb ×15</w:t>
+            </w:r>
+          </w:p>
+        </w:tc>
+        <w:tc>
+          <w:tcPr>
+            <w:tcW w:type="dxa" w:w="6300"/>
+            <w:tcMar>
+              <w:top w:type="dxa" w:w="60"/>
+              <w:left w:type="dxa" w:w="100"/>
+              <w:bottom w:type="dxa" w:w="60"/>
+              <w:right w:type="dxa" w:w="100"/>
+            </w:tcMar>
+          </w:tcPr>
+          <w:p>
+            <w:pPr>
+              <w:spacing w:after="0"/>
+            </w:pPr>
+            <w:r>
+              <w:rPr>
+                <w:rFonts w:ascii="Calibri" w:cs="Calibri" w:eastAsia="Calibri" w:hAnsi="Calibri"/>
+                <w:color w:val="14181A"/>
+                <w:sz w:val="18"/>
+                <w:szCs w:val="18"/>
+              </w:rPr>
+              <w:t xml:space="preserve">1.5 kg crumbs through oil and garlic, 170°C 8–10 min across 3–4 trays, thyme in for the last 2 min only. Cool, fold in parmesan and zest, airtight.</w:t>
+            </w:r>
+          </w:p>
+        </w:tc>
+        <w:tc>
+          <w:tcPr>
+            <w:tcW w:type="dxa" w:w="700"/>
+            <w:tcMar>
+              <w:top w:type="dxa" w:w="60"/>
+              <w:left w:type="dxa" w:w="100"/>
+              <w:bottom w:type="dxa" w:w="60"/>
+              <w:right w:type="dxa" w:w="100"/>
+            </w:tcMar>
+          </w:tcPr>
+          <w:p>
+            <w:pPr>
+              <w:spacing w:after="0"/>
+            </w:pPr>
+            <w:r>
+              <w:rPr>
+                <w:rFonts w:ascii="Calibri" w:cs="Calibri" w:eastAsia="Calibri" w:hAnsi="Calibri"/>
+                <w:color w:val="5C6560"/>
+                <w:sz w:val="22"/>
+                <w:szCs w:val="22"/>
+              </w:rPr>
+              <w:t xml:space="preserve">□</w:t>
+            </w:r>
+          </w:p>
+        </w:tc>
+      </w:tr>
+      <w:tr>
+        <w:tc>
+          <w:tcPr>
+            <w:tcW w:type="dxa" w:w="3000"/>
+            <w:tcMar>
+              <w:top w:type="dxa" w:w="60"/>
+              <w:left w:type="dxa" w:w="100"/>
+              <w:bottom w:type="dxa" w:w="60"/>
+              <w:right w:type="dxa" w:w="100"/>
+            </w:tcMar>
+          </w:tcPr>
+          <w:p>
+            <w:pPr>
+              <w:spacing w:after="0"/>
+            </w:pPr>
+            <w:r>
+              <w:rPr>
+                <w:rFonts w:ascii="Calibri" w:cs="Calibri" w:eastAsia="Calibri" w:hAnsi="Calibri"/>
+                <w:b/>
+                <w:bCs/>
+                <w:color w:val="14181A"/>
+                <w:sz w:val="19"/>
+                <w:szCs w:val="19"/>
+              </w:rPr>
+              <w:t xml:space="preserve">Hot honey</w:t>
+            </w:r>
+          </w:p>
+        </w:tc>
+        <w:tc>
+          <w:tcPr>
+            <w:tcW w:type="dxa" w:w="6300"/>
+            <w:tcMar>
+              <w:top w:type="dxa" w:w="60"/>
+              <w:left w:type="dxa" w:w="100"/>
+              <w:bottom w:type="dxa" w:w="60"/>
+              <w:right w:type="dxa" w:w="100"/>
+            </w:tcMar>
+          </w:tcPr>
+          <w:p>
+            <w:pPr>
+              <w:spacing w:after="0"/>
+            </w:pPr>
+            <w:r>
+              <w:rPr>
+                <w:rFonts w:ascii="Calibri" w:cs="Calibri" w:eastAsia="Calibri" w:hAnsi="Calibri"/>
+                <w:color w:val="14181A"/>
+                <w:sz w:val="18"/>
+                <w:szCs w:val="18"/>
+              </w:rPr>
+              <w:t xml:space="preserve">1 kg honey to 55°C, chilli, vinegar, salt. Infuse and hold — it keeps building heat.</w:t>
+            </w:r>
+          </w:p>
+        </w:tc>
+        <w:tc>
+          <w:tcPr>
+            <w:tcW w:type="dxa" w:w="700"/>
+            <w:tcMar>
+              <w:top w:type="dxa" w:w="60"/>
+              <w:left w:type="dxa" w:w="100"/>
+              <w:bottom w:type="dxa" w:w="60"/>
+              <w:right w:type="dxa" w:w="100"/>
+            </w:tcMar>
+          </w:tcPr>
+          <w:p>
+            <w:pPr>
+              <w:spacing w:after="0"/>
+            </w:pPr>
+            <w:r>
+              <w:rPr>
+                <w:rFonts w:ascii="Calibri" w:cs="Calibri" w:eastAsia="Calibri" w:hAnsi="Calibri"/>
+                <w:color w:val="5C6560"/>
+                <w:sz w:val="22"/>
+                <w:szCs w:val="22"/>
+              </w:rPr>
+              <w:t xml:space="preserve">□</w:t>
+            </w:r>
+          </w:p>
+        </w:tc>
+      </w:tr>
+    </w:tbl>
+    <w:p>
+      <w:pPr>
+        <w:spacing w:after="80" w:before="0"/>
+      </w:pPr>
+      <w:r>
+        <w:rPr>
+          <w:rFonts w:ascii="Calibri" w:cs="Calibri" w:eastAsia="Calibri" w:hAnsi="Calibri"/>
+          <w:color w:val="14181A"/>
+          <w:sz w:val="20"/>
+          <w:szCs w:val="20"/>
+        </w:rPr>
+        <w:t xml:space="preserve"/>
+      </w:r>
+    </w:p>
+    <w:p>
+      <w:pPr>
+        <w:pStyle w:val="Heading2"/>
+        <w:spacing w:after="120" w:before="260"/>
+      </w:pPr>
+      <w:r>
+        <w:t xml:space="preserve">Tuesday 8 September — the heavy day</w:t>
+      </w:r>
+    </w:p>
+    <w:tbl>
+      <w:tblPr>
+        <w:tblW w:type="dxa" w:w="10000"/>
+        <w:tblBorders>
+          <w:top w:val="single" w:color="BFC6BA" w:sz="2"/>
+          <w:left w:val="none"/>
+          <w:bottom w:val="single" w:color="BFC6BA" w:sz="2"/>
+          <w:right w:val="none"/>
+          <w:insideH w:val="single" w:color="BFC6BA" w:sz="2"/>
+          <w:insideV w:val="none"/>
+        </w:tblBorders>
+      </w:tblPr>
+      <w:tblGrid>
+        <w:gridCol w:w="3000"/>
+        <w:gridCol w:w="6300"/>
+        <w:gridCol w:w="700"/>
+      </w:tblGrid>
+      <w:tr>
+        <w:trPr>
+          <w:tblHeader/>
+        </w:trPr>
+        <w:tc>
+          <w:tcPr>
+            <w:tcW w:type="dxa" w:w="3000"/>
+            <w:shd w:fill="E6E8E2" w:color="auto" w:val="clear"/>
+            <w:tcMar>
+              <w:top w:type="dxa" w:w="60"/>
+              <w:left w:type="dxa" w:w="100"/>
+              <w:bottom w:type="dxa" w:w="60"/>
+              <w:right w:type="dxa" w:w="100"/>
+            </w:tcMar>
+          </w:tcPr>
+          <w:p>
+            <w:pPr>
+              <w:spacing w:after="0"/>
+            </w:pPr>
+            <w:r>
+              <w:rPr>
+                <w:rFonts w:ascii="Calibri" w:cs="Calibri" w:eastAsia="Calibri" w:hAnsi="Calibri"/>
+                <w:b/>
+                <w:bCs/>
+                <w:color w:val="14181A"/>
+                <w:sz w:val="19"/>
+                <w:szCs w:val="19"/>
+              </w:rPr>
+              <w:t xml:space="preserve">Task</w:t>
+            </w:r>
+          </w:p>
+        </w:tc>
+        <w:tc>
+          <w:tcPr>
+            <w:tcW w:type="dxa" w:w="6300"/>
+            <w:shd w:fill="E6E8E2" w:color="auto" w:val="clear"/>
+            <w:tcMar>
+              <w:top w:type="dxa" w:w="60"/>
+              <w:left w:type="dxa" w:w="100"/>
+              <w:bottom w:type="dxa" w:w="60"/>
+              <w:right w:type="dxa" w:w="100"/>
+            </w:tcMar>
+          </w:tcPr>
+          <w:p>
+            <w:pPr>
+              <w:spacing w:after="0"/>
+            </w:pPr>
+            <w:r>
+              <w:rPr>
+                <w:rFonts w:ascii="Calibri" w:cs="Calibri" w:eastAsia="Calibri" w:hAnsi="Calibri"/>
+                <w:b/>
+                <w:bCs/>
+                <w:color w:val="14181A"/>
+                <w:sz w:val="19"/>
+                <w:szCs w:val="19"/>
+              </w:rPr>
+              <w:t xml:space="preserve">What it involves</w:t>
+            </w:r>
+          </w:p>
+        </w:tc>
+        <w:tc>
+          <w:tcPr>
+            <w:tcW w:type="dxa" w:w="700"/>
+            <w:shd w:fill="E6E8E2" w:color="auto" w:val="clear"/>
+            <w:tcMar>
+              <w:top w:type="dxa" w:w="60"/>
+              <w:left w:type="dxa" w:w="100"/>
+              <w:bottom w:type="dxa" w:w="60"/>
+              <w:right w:type="dxa" w:w="100"/>
+            </w:tcMar>
+          </w:tcPr>
+          <w:p>
+            <w:pPr>
+              <w:spacing w:after="0"/>
+            </w:pPr>
+            <w:r>
+              <w:rPr>
+                <w:rFonts w:ascii="Calibri" w:cs="Calibri" w:eastAsia="Calibri" w:hAnsi="Calibri"/>
+                <w:b/>
+                <w:bCs/>
+                <w:color w:val="14181A"/>
+                <w:sz w:val="16"/>
+                <w:szCs w:val="16"/>
+              </w:rPr>
+              <w:t xml:space="preserve">Done</w:t>
+            </w:r>
+          </w:p>
+        </w:tc>
+      </w:tr>
+      <w:tr>
+        <w:tc>
+          <w:tcPr>
+            <w:tcW w:type="dxa" w:w="3000"/>
+            <w:tcMar>
+              <w:top w:type="dxa" w:w="60"/>
+              <w:left w:type="dxa" w:w="100"/>
+              <w:bottom w:type="dxa" w:w="60"/>
+              <w:right w:type="dxa" w:w="100"/>
+            </w:tcMar>
+          </w:tcPr>
+          <w:p>
+            <w:pPr>
+              <w:spacing w:after="0"/>
+            </w:pPr>
+            <w:r>
+              <w:rPr>
+                <w:rFonts w:ascii="Calibri" w:cs="Calibri" w:eastAsia="Calibri" w:hAnsi="Calibri"/>
+                <w:b/>
+                <w:bCs/>
+                <w:color w:val="14181A"/>
+                <w:sz w:val="19"/>
+                <w:szCs w:val="19"/>
+              </w:rPr>
+              <w:t xml:space="preserve">Pulled pork</w:t>
+            </w:r>
+          </w:p>
+        </w:tc>
+        <w:tc>
+          <w:tcPr>
+            <w:tcW w:type="dxa" w:w="6300"/>
+            <w:tcMar>
+              <w:top w:type="dxa" w:w="60"/>
+              <w:left w:type="dxa" w:w="100"/>
+              <w:bottom w:type="dxa" w:w="60"/>
+              <w:right w:type="dxa" w:w="100"/>
+            </w:tcMar>
+          </w:tcPr>
+          <w:p>
+            <w:pPr>
+              <w:spacing w:after="0"/>
+            </w:pPr>
+            <w:r>
+              <w:rPr>
+                <w:rFonts w:ascii="Calibri" w:cs="Calibri" w:eastAsia="Calibri" w:hAnsi="Calibri"/>
+                <w:color w:val="14181A"/>
+                <w:sz w:val="18"/>
+                <w:szCs w:val="18"/>
+              </w:rPr>
+              <w:t xml:space="preserve">8 kg collar coloured hard, braised covered 150°C 5–6 h to 92–94°C. Rest 45 min in the liquor, pull, fold through the reduced sauce. Chill.</w:t>
+            </w:r>
+          </w:p>
+        </w:tc>
+        <w:tc>
+          <w:tcPr>
+            <w:tcW w:type="dxa" w:w="700"/>
+            <w:tcMar>
+              <w:top w:type="dxa" w:w="60"/>
+              <w:left w:type="dxa" w:w="100"/>
+              <w:bottom w:type="dxa" w:w="60"/>
+              <w:right w:type="dxa" w:w="100"/>
+            </w:tcMar>
+          </w:tcPr>
+          <w:p>
+            <w:pPr>
+              <w:spacing w:after="0"/>
+            </w:pPr>
+            <w:r>
+              <w:rPr>
+                <w:rFonts w:ascii="Calibri" w:cs="Calibri" w:eastAsia="Calibri" w:hAnsi="Calibri"/>
+                <w:color w:val="5C6560"/>
+                <w:sz w:val="22"/>
+                <w:szCs w:val="22"/>
+              </w:rPr>
+              <w:t xml:space="preserve">□</w:t>
+            </w:r>
+          </w:p>
+        </w:tc>
+      </w:tr>
+      <w:tr>
+        <w:tc>
+          <w:tcPr>
+            <w:tcW w:type="dxa" w:w="3000"/>
+            <w:tcMar>
+              <w:top w:type="dxa" w:w="60"/>
+              <w:left w:type="dxa" w:w="100"/>
+              <w:bottom w:type="dxa" w:w="60"/>
+              <w:right w:type="dxa" w:w="100"/>
+            </w:tcMar>
+          </w:tcPr>
+          <w:p>
+            <w:pPr>
+              <w:spacing w:after="0"/>
+            </w:pPr>
+            <w:r>
+              <w:rPr>
+                <w:rFonts w:ascii="Calibri" w:cs="Calibri" w:eastAsia="Calibri" w:hAnsi="Calibri"/>
+                <w:b/>
+                <w:bCs/>
+                <w:color w:val="14181A"/>
+                <w:sz w:val="19"/>
+                <w:szCs w:val="19"/>
+              </w:rPr>
+              <w:t xml:space="preserve">Crostini</w:t>
+            </w:r>
+          </w:p>
+        </w:tc>
+        <w:tc>
+          <w:tcPr>
+            <w:tcW w:type="dxa" w:w="6300"/>
+            <w:tcMar>
+              <w:top w:type="dxa" w:w="60"/>
+              <w:left w:type="dxa" w:w="100"/>
+              <w:bottom w:type="dxa" w:w="60"/>
+              <w:right w:type="dxa" w:w="100"/>
+            </w:tcMar>
+          </w:tcPr>
+          <w:p>
+            <w:pPr>
+              <w:spacing w:after="0"/>
+            </w:pPr>
+            <w:r>
+              <w:rPr>
+                <w:rFonts w:ascii="Calibri" w:cs="Calibri" w:eastAsia="Calibri" w:hAnsi="Calibri"/>
+                <w:color w:val="14181A"/>
+                <w:sz w:val="18"/>
+                <w:szCs w:val="18"/>
+              </w:rPr>
+              <w:t xml:space="preserve">Slice 14 baguettes on the bias at 1 cm — 330 slices. Fry, drain hard, COOL COMPLETELY, then airtight. Warm crostini boxed up go leathery overnight.</w:t>
+            </w:r>
+          </w:p>
+        </w:tc>
+        <w:tc>
+          <w:tcPr>
+            <w:tcW w:type="dxa" w:w="700"/>
+            <w:tcMar>
+              <w:top w:type="dxa" w:w="60"/>
+              <w:left w:type="dxa" w:w="100"/>
+              <w:bottom w:type="dxa" w:w="60"/>
+              <w:right w:type="dxa" w:w="100"/>
+            </w:tcMar>
+          </w:tcPr>
+          <w:p>
+            <w:pPr>
+              <w:spacing w:after="0"/>
+            </w:pPr>
+            <w:r>
+              <w:rPr>
+                <w:rFonts w:ascii="Calibri" w:cs="Calibri" w:eastAsia="Calibri" w:hAnsi="Calibri"/>
+                <w:color w:val="5C6560"/>
+                <w:sz w:val="22"/>
+                <w:szCs w:val="22"/>
+              </w:rPr>
+              <w:t xml:space="preserve">□</w:t>
+            </w:r>
+          </w:p>
+        </w:tc>
+      </w:tr>
+      <w:tr>
+        <w:tc>
+          <w:tcPr>
+            <w:tcW w:type="dxa" w:w="3000"/>
+            <w:tcMar>
+              <w:top w:type="dxa" w:w="60"/>
+              <w:left w:type="dxa" w:w="100"/>
+              <w:bottom w:type="dxa" w:w="60"/>
+              <w:right w:type="dxa" w:w="100"/>
+            </w:tcMar>
+          </w:tcPr>
+          <w:p>
+            <w:pPr>
+              <w:spacing w:after="0"/>
+            </w:pPr>
+            <w:r>
+              <w:rPr>
+                <w:rFonts w:ascii="Calibri" w:cs="Calibri" w:eastAsia="Calibri" w:hAnsi="Calibri"/>
+                <w:b/>
+                <w:bCs/>
+                <w:color w:val="14181A"/>
+                <w:sz w:val="19"/>
+                <w:szCs w:val="19"/>
+              </w:rPr>
+              <w:t xml:space="preserve">Crispy basil</w:t>
+            </w:r>
+          </w:p>
+        </w:tc>
+        <w:tc>
+          <w:tcPr>
+            <w:tcW w:type="dxa" w:w="6300"/>
+            <w:tcMar>
+              <w:top w:type="dxa" w:w="60"/>
+              <w:left w:type="dxa" w:w="100"/>
+              <w:bottom w:type="dxa" w:w="60"/>
+              <w:right w:type="dxa" w:w="100"/>
+            </w:tcMar>
+          </w:tcPr>
+          <w:p>
+            <w:pPr>
+              <w:spacing w:after="0"/>
+            </w:pPr>
+            <w:r>
+              <w:rPr>
+                <w:rFonts w:ascii="Calibri" w:cs="Calibri" w:eastAsia="Calibri" w:hAnsi="Calibri"/>
+                <w:color w:val="14181A"/>
+                <w:sz w:val="18"/>
+                <w:szCs w:val="18"/>
+              </w:rPr>
+              <w:t xml:space="preserve">Fry the leaves in seconds, straight onto paper, airtight once cold.</w:t>
+            </w:r>
+          </w:p>
+        </w:tc>
+        <w:tc>
+          <w:tcPr>
+            <w:tcW w:type="dxa" w:w="700"/>
+            <w:tcMar>
+              <w:top w:type="dxa" w:w="60"/>
+              <w:left w:type="dxa" w:w="100"/>
+              <w:bottom w:type="dxa" w:w="60"/>
+              <w:right w:type="dxa" w:w="100"/>
+            </w:tcMar>
+          </w:tcPr>
+          <w:p>
+            <w:pPr>
+              <w:spacing w:after="0"/>
+            </w:pPr>
+            <w:r>
+              <w:rPr>
+                <w:rFonts w:ascii="Calibri" w:cs="Calibri" w:eastAsia="Calibri" w:hAnsi="Calibri"/>
+                <w:color w:val="5C6560"/>
+                <w:sz w:val="22"/>
+                <w:szCs w:val="22"/>
+              </w:rPr>
+              <w:t xml:space="preserve">□</w:t>
+            </w:r>
+          </w:p>
+        </w:tc>
+      </w:tr>
+      <w:tr>
+        <w:tc>
+          <w:tcPr>
+            <w:tcW w:type="dxa" w:w="3000"/>
+            <w:tcMar>
+              <w:top w:type="dxa" w:w="60"/>
+              <w:left w:type="dxa" w:w="100"/>
+              <w:bottom w:type="dxa" w:w="60"/>
+              <w:right w:type="dxa" w:w="100"/>
+            </w:tcMar>
+          </w:tcPr>
+          <w:p>
+            <w:pPr>
+              <w:spacing w:after="0"/>
+            </w:pPr>
+            <w:r>
+              <w:rPr>
+                <w:rFonts w:ascii="Calibri" w:cs="Calibri" w:eastAsia="Calibri" w:hAnsi="Calibri"/>
+                <w:b/>
+                <w:bCs/>
+                <w:color w:val="14181A"/>
+                <w:sz w:val="19"/>
+                <w:szCs w:val="19"/>
+              </w:rPr>
+              <w:t xml:space="preserve">Croquettes</w:t>
+            </w:r>
+          </w:p>
+        </w:tc>
+        <w:tc>
+          <w:tcPr>
+            <w:tcW w:type="dxa" w:w="6300"/>
+            <w:tcMar>
+              <w:top w:type="dxa" w:w="60"/>
+              <w:left w:type="dxa" w:w="100"/>
+              <w:bottom w:type="dxa" w:w="60"/>
+              <w:right w:type="dxa" w:w="100"/>
+            </w:tcMar>
+          </w:tcPr>
+          <w:p>
+            <w:pPr>
+              <w:spacing w:after="0"/>
+            </w:pPr>
+            <w:r>
+              <w:rPr>
+                <w:rFonts w:ascii="Calibri" w:cs="Calibri" w:eastAsia="Calibri" w:hAnsi="Calibri"/>
+                <w:color w:val="14181A"/>
+                <w:sz w:val="18"/>
+                <w:szCs w:val="18"/>
+              </w:rPr>
+              <w:t xml:space="preserve">Cut and roll the chilled mix at ~30 g × 300. Flour, egg, crumb — double crumb any that look thin. Tray and chill.</w:t>
+            </w:r>
+          </w:p>
+        </w:tc>
+        <w:tc>
+          <w:tcPr>
+            <w:tcW w:type="dxa" w:w="700"/>
+            <w:tcMar>
+              <w:top w:type="dxa" w:w="60"/>
+              <w:left w:type="dxa" w:w="100"/>
+              <w:bottom w:type="dxa" w:w="60"/>
+              <w:right w:type="dxa" w:w="100"/>
+            </w:tcMar>
+          </w:tcPr>
+          <w:p>
+            <w:pPr>
+              <w:spacing w:after="0"/>
+            </w:pPr>
+            <w:r>
+              <w:rPr>
+                <w:rFonts w:ascii="Calibri" w:cs="Calibri" w:eastAsia="Calibri" w:hAnsi="Calibri"/>
+                <w:color w:val="5C6560"/>
+                <w:sz w:val="22"/>
+                <w:szCs w:val="22"/>
+              </w:rPr>
+              <w:t xml:space="preserve">□</w:t>
+            </w:r>
+          </w:p>
+        </w:tc>
+      </w:tr>
+      <w:tr>
+        <w:tc>
+          <w:tcPr>
+            <w:tcW w:type="dxa" w:w="3000"/>
+            <w:tcMar>
+              <w:top w:type="dxa" w:w="60"/>
+              <w:left w:type="dxa" w:w="100"/>
+              <w:bottom w:type="dxa" w:w="60"/>
+              <w:right w:type="dxa" w:w="100"/>
+            </w:tcMar>
+          </w:tcPr>
+          <w:p>
+            <w:pPr>
+              <w:spacing w:after="0"/>
+            </w:pPr>
+            <w:r>
+              <w:rPr>
+                <w:rFonts w:ascii="Calibri" w:cs="Calibri" w:eastAsia="Calibri" w:hAnsi="Calibri"/>
+                <w:b/>
+                <w:bCs/>
+                <w:color w:val="14181A"/>
+                <w:sz w:val="19"/>
+                <w:szCs w:val="19"/>
+              </w:rPr>
+              <w:t xml:space="preserve">Bombas</w:t>
+            </w:r>
+          </w:p>
+        </w:tc>
+        <w:tc>
+          <w:tcPr>
+            <w:tcW w:type="dxa" w:w="6300"/>
+            <w:tcMar>
+              <w:top w:type="dxa" w:w="60"/>
+              <w:left w:type="dxa" w:w="100"/>
+              <w:bottom w:type="dxa" w:w="60"/>
+              <w:right w:type="dxa" w:w="100"/>
+            </w:tcMar>
+          </w:tcPr>
+          <w:p>
+            <w:pPr>
+              <w:spacing w:after="0"/>
+            </w:pPr>
+            <w:r>
+              <w:rPr>
+                <w:rFonts w:ascii="Calibri" w:cs="Calibri" w:eastAsia="Calibri" w:hAnsi="Calibri"/>
+                <w:color w:val="14181A"/>
+                <w:sz w:val="18"/>
+                <w:szCs w:val="18"/>
+              </w:rPr>
+              <w:t xml:space="preserve">Roll 7.5 kg goats cheese at 25 g × 300. Flour, egg, panko, double crumb. FREEZE SOLID — from chilled they burst in the fryer.</w:t>
+            </w:r>
+          </w:p>
+        </w:tc>
+        <w:tc>
+          <w:tcPr>
+            <w:tcW w:type="dxa" w:w="700"/>
+            <w:tcMar>
+              <w:top w:type="dxa" w:w="60"/>
+              <w:left w:type="dxa" w:w="100"/>
+              <w:bottom w:type="dxa" w:w="60"/>
+              <w:right w:type="dxa" w:w="100"/>
+            </w:tcMar>
+          </w:tcPr>
+          <w:p>
+            <w:pPr>
+              <w:spacing w:after="0"/>
+            </w:pPr>
+            <w:r>
+              <w:rPr>
+                <w:rFonts w:ascii="Calibri" w:cs="Calibri" w:eastAsia="Calibri" w:hAnsi="Calibri"/>
+                <w:color w:val="5C6560"/>
+                <w:sz w:val="22"/>
+                <w:szCs w:val="22"/>
+              </w:rPr>
+              <w:t xml:space="preserve">□</w:t>
+            </w:r>
+          </w:p>
+        </w:tc>
+      </w:tr>
+      <w:tr>
+        <w:tc>
+          <w:tcPr>
+            <w:tcW w:type="dxa" w:w="3000"/>
+            <w:tcMar>
+              <w:top w:type="dxa" w:w="60"/>
+              <w:left w:type="dxa" w:w="100"/>
+              <w:bottom w:type="dxa" w:w="60"/>
+              <w:right w:type="dxa" w:w="100"/>
+            </w:tcMar>
+          </w:tcPr>
+          <w:p>
+            <w:pPr>
+              <w:spacing w:after="0"/>
+            </w:pPr>
+            <w:r>
+              <w:rPr>
+                <w:rFonts w:ascii="Calibri" w:cs="Calibri" w:eastAsia="Calibri" w:hAnsi="Calibri"/>
+                <w:b/>
+                <w:bCs/>
+                <w:color w:val="14181A"/>
+                <w:sz w:val="19"/>
+                <w:szCs w:val="19"/>
+              </w:rPr>
+              <w:t xml:space="preserve">Cut the hash</w:t>
+            </w:r>
+          </w:p>
+        </w:tc>
+        <w:tc>
+          <w:tcPr>
+            <w:tcW w:type="dxa" w:w="6300"/>
+            <w:tcMar>
+              <w:top w:type="dxa" w:w="60"/>
+              <w:left w:type="dxa" w:w="100"/>
+              <w:bottom w:type="dxa" w:w="60"/>
+              <w:right w:type="dxa" w:w="100"/>
+            </w:tcMar>
+          </w:tcPr>
+          <w:p>
+            <w:pPr>
+              <w:spacing w:after="0"/>
+            </w:pPr>
+            <w:r>
+              <w:rPr>
+                <w:rFonts w:ascii="Calibri" w:cs="Calibri" w:eastAsia="Calibri" w:hAnsi="Calibri"/>
+                <w:color w:val="14181A"/>
+                <w:sz w:val="18"/>
+                <w:szCs w:val="18"/>
+              </w:rPr>
+              <w:t xml:space="preserve">Cut the pressed trays cold into 300 pieces. Keep the trim back for the team.</w:t>
+            </w:r>
+          </w:p>
+        </w:tc>
+        <w:tc>
+          <w:tcPr>
+            <w:tcW w:type="dxa" w:w="700"/>
+            <w:tcMar>
+              <w:top w:type="dxa" w:w="60"/>
+              <w:left w:type="dxa" w:w="100"/>
+              <w:bottom w:type="dxa" w:w="60"/>
+              <w:right w:type="dxa" w:w="100"/>
+            </w:tcMar>
+          </w:tcPr>
+          <w:p>
+            <w:pPr>
+              <w:spacing w:after="0"/>
+            </w:pPr>
+            <w:r>
+              <w:rPr>
+                <w:rFonts w:ascii="Calibri" w:cs="Calibri" w:eastAsia="Calibri" w:hAnsi="Calibri"/>
+                <w:color w:val="5C6560"/>
+                <w:sz w:val="22"/>
+                <w:szCs w:val="22"/>
+              </w:rPr>
+              <w:t xml:space="preserve">□</w:t>
+            </w:r>
+          </w:p>
+        </w:tc>
+      </w:tr>
+      <w:tr>
+        <w:tc>
+          <w:tcPr>
+            <w:tcW w:type="dxa" w:w="3000"/>
+            <w:tcMar>
+              <w:top w:type="dxa" w:w="60"/>
+              <w:left w:type="dxa" w:w="100"/>
+              <w:bottom w:type="dxa" w:w="60"/>
+              <w:right w:type="dxa" w:w="100"/>
+            </w:tcMar>
+          </w:tcPr>
+          <w:p>
+            <w:pPr>
+              <w:spacing w:after="0"/>
+            </w:pPr>
+            <w:r>
+              <w:rPr>
+                <w:rFonts w:ascii="Calibri" w:cs="Calibri" w:eastAsia="Calibri" w:hAnsi="Calibri"/>
+                <w:b/>
+                <w:bCs/>
+                <w:color w:val="14181A"/>
+                <w:sz w:val="19"/>
+                <w:szCs w:val="19"/>
+              </w:rPr>
+              <w:t xml:space="preserve">Anchovy aioli</w:t>
+            </w:r>
+          </w:p>
+        </w:tc>
+        <w:tc>
+          <w:tcPr>
+            <w:tcW w:type="dxa" w:w="6300"/>
+            <w:tcMar>
+              <w:top w:type="dxa" w:w="60"/>
+              <w:left w:type="dxa" w:w="100"/>
+              <w:bottom w:type="dxa" w:w="60"/>
+              <w:right w:type="dxa" w:w="100"/>
+            </w:tcMar>
+          </w:tcPr>
+          <w:p>
+            <w:pPr>
+              <w:spacing w:after="0"/>
+            </w:pPr>
+            <w:r>
+              <w:rPr>
+                <w:rFonts w:ascii="Calibri" w:cs="Calibri" w:eastAsia="Calibri" w:hAnsi="Calibri"/>
+                <w:color w:val="14181A"/>
+                <w:sz w:val="18"/>
+                <w:szCs w:val="18"/>
+              </w:rPr>
+              <w:t xml:space="preserve">Quarter batch, 1.4 L. Pasteurised yolk, oil streamed slowly, spare yolk to hand.</w:t>
+            </w:r>
+          </w:p>
+        </w:tc>
+        <w:tc>
+          <w:tcPr>
+            <w:tcW w:type="dxa" w:w="700"/>
+            <w:tcMar>
+              <w:top w:type="dxa" w:w="60"/>
+              <w:left w:type="dxa" w:w="100"/>
+              <w:bottom w:type="dxa" w:w="60"/>
+              <w:right w:type="dxa" w:w="100"/>
+            </w:tcMar>
+          </w:tcPr>
+          <w:p>
+            <w:pPr>
+              <w:spacing w:after="0"/>
+            </w:pPr>
+            <w:r>
+              <w:rPr>
+                <w:rFonts w:ascii="Calibri" w:cs="Calibri" w:eastAsia="Calibri" w:hAnsi="Calibri"/>
+                <w:color w:val="5C6560"/>
+                <w:sz w:val="22"/>
+                <w:szCs w:val="22"/>
+              </w:rPr>
+              <w:t xml:space="preserve">□</w:t>
+            </w:r>
+          </w:p>
+        </w:tc>
+      </w:tr>
+      <w:tr>
+        <w:tc>
+          <w:tcPr>
+            <w:tcW w:type="dxa" w:w="3000"/>
+            <w:tcMar>
+              <w:top w:type="dxa" w:w="60"/>
+              <w:left w:type="dxa" w:w="100"/>
+              <w:bottom w:type="dxa" w:w="60"/>
+              <w:right w:type="dxa" w:w="100"/>
+            </w:tcMar>
+          </w:tcPr>
+          <w:p>
+            <w:pPr>
+              <w:spacing w:after="0"/>
+            </w:pPr>
+            <w:r>
+              <w:rPr>
+                <w:rFonts w:ascii="Calibri" w:cs="Calibri" w:eastAsia="Calibri" w:hAnsi="Calibri"/>
+                <w:b/>
+                <w:bCs/>
+                <w:color w:val="14181A"/>
+                <w:sz w:val="19"/>
+                <w:szCs w:val="19"/>
+              </w:rPr>
+              <w:t xml:space="preserve">Miso aioli</w:t>
+            </w:r>
+          </w:p>
+        </w:tc>
+        <w:tc>
+          <w:tcPr>
+            <w:tcW w:type="dxa" w:w="6300"/>
+            <w:tcMar>
+              <w:top w:type="dxa" w:w="60"/>
+              <w:left w:type="dxa" w:w="100"/>
+              <w:bottom w:type="dxa" w:w="60"/>
+              <w:right w:type="dxa" w:w="100"/>
+            </w:tcMar>
+          </w:tcPr>
+          <w:p>
+            <w:pPr>
+              <w:spacing w:after="0"/>
+            </w:pPr>
+            <w:r>
+              <w:rPr>
+                <w:rFonts w:ascii="Calibri" w:cs="Calibri" w:eastAsia="Calibri" w:hAnsi="Calibri"/>
+                <w:color w:val="14181A"/>
+                <w:sz w:val="18"/>
+                <w:szCs w:val="18"/>
+              </w:rPr>
+              <w:t xml:space="preserve">1.1 L. Loosen the miso in the vinegar first, keep it tighter than the anchovy one.</w:t>
+            </w:r>
+          </w:p>
+        </w:tc>
+        <w:tc>
+          <w:tcPr>
+            <w:tcW w:type="dxa" w:w="700"/>
+            <w:tcMar>
+              <w:top w:type="dxa" w:w="60"/>
+              <w:left w:type="dxa" w:w="100"/>
+              <w:bottom w:type="dxa" w:w="60"/>
+              <w:right w:type="dxa" w:w="100"/>
+            </w:tcMar>
+          </w:tcPr>
+          <w:p>
+            <w:pPr>
+              <w:spacing w:after="0"/>
+            </w:pPr>
+            <w:r>
+              <w:rPr>
+                <w:rFonts w:ascii="Calibri" w:cs="Calibri" w:eastAsia="Calibri" w:hAnsi="Calibri"/>
+                <w:color w:val="5C6560"/>
+                <w:sz w:val="22"/>
+                <w:szCs w:val="22"/>
+              </w:rPr>
+              <w:t xml:space="preserve">□</w:t>
+            </w:r>
+          </w:p>
+        </w:tc>
+      </w:tr>
+      <w:tr>
+        <w:tc>
+          <w:tcPr>
+            <w:tcW w:type="dxa" w:w="3000"/>
+            <w:tcMar>
+              <w:top w:type="dxa" w:w="60"/>
+              <w:left w:type="dxa" w:w="100"/>
+              <w:bottom w:type="dxa" w:w="60"/>
+              <w:right w:type="dxa" w:w="100"/>
+            </w:tcMar>
+          </w:tcPr>
+          <w:p>
+            <w:pPr>
+              <w:spacing w:after="0"/>
+            </w:pPr>
+            <w:r>
+              <w:rPr>
+                <w:rFonts w:ascii="Calibri" w:cs="Calibri" w:eastAsia="Calibri" w:hAnsi="Calibri"/>
+                <w:b/>
+                <w:bCs/>
+                <w:color w:val="14181A"/>
+                <w:sz w:val="19"/>
+                <w:szCs w:val="19"/>
+              </w:rPr>
+              <w:t xml:space="preserve">Slaw dressing</w:t>
+            </w:r>
+          </w:p>
+        </w:tc>
+        <w:tc>
+          <w:tcPr>
+            <w:tcW w:type="dxa" w:w="6300"/>
+            <w:tcMar>
+              <w:top w:type="dxa" w:w="60"/>
+              <w:left w:type="dxa" w:w="100"/>
+              <w:bottom w:type="dxa" w:w="60"/>
+              <w:right w:type="dxa" w:w="100"/>
+            </w:tcMar>
+          </w:tcPr>
+          <w:p>
+            <w:pPr>
+              <w:spacing w:after="0"/>
+            </w:pPr>
+            <w:r>
+              <w:rPr>
+                <w:rFonts w:ascii="Calibri" w:cs="Calibri" w:eastAsia="Calibri" w:hAnsi="Calibri"/>
+                <w:color w:val="14181A"/>
+                <w:sz w:val="18"/>
+                <w:szCs w:val="18"/>
+              </w:rPr>
+              <w:t xml:space="preserve">Make the dressing only — vinegar, honey, aromatics, sesame oil last. Do NOT dress the slaw.</w:t>
+            </w:r>
+          </w:p>
+        </w:tc>
+        <w:tc>
+          <w:tcPr>
+            <w:tcW w:type="dxa" w:w="700"/>
+            <w:tcMar>
+              <w:top w:type="dxa" w:w="60"/>
+              <w:left w:type="dxa" w:w="100"/>
+              <w:bottom w:type="dxa" w:w="60"/>
+              <w:right w:type="dxa" w:w="100"/>
+            </w:tcMar>
+          </w:tcPr>
+          <w:p>
+            <w:pPr>
+              <w:spacing w:after="0"/>
+            </w:pPr>
+            <w:r>
+              <w:rPr>
+                <w:rFonts w:ascii="Calibri" w:cs="Calibri" w:eastAsia="Calibri" w:hAnsi="Calibri"/>
+                <w:color w:val="5C6560"/>
+                <w:sz w:val="22"/>
+                <w:szCs w:val="22"/>
+              </w:rPr>
+              <w:t xml:space="preserve">□</w:t>
+            </w:r>
+          </w:p>
+        </w:tc>
+      </w:tr>
+      <w:tr>
+        <w:tc>
+          <w:tcPr>
+            <w:tcW w:type="dxa" w:w="3000"/>
+            <w:tcMar>
+              <w:top w:type="dxa" w:w="60"/>
+              <w:left w:type="dxa" w:w="100"/>
+              <w:bottom w:type="dxa" w:w="60"/>
+              <w:right w:type="dxa" w:w="100"/>
+            </w:tcMar>
+          </w:tcPr>
+          <w:p>
+            <w:pPr>
+              <w:spacing w:after="0"/>
+            </w:pPr>
+            <w:r>
+              <w:rPr>
+                <w:rFonts w:ascii="Calibri" w:cs="Calibri" w:eastAsia="Calibri" w:hAnsi="Calibri"/>
+                <w:b/>
+                <w:bCs/>
+                <w:color w:val="14181A"/>
+                <w:sz w:val="19"/>
+                <w:szCs w:val="19"/>
+              </w:rPr>
+              <w:t xml:space="preserve">Pack and label</w:t>
+            </w:r>
+          </w:p>
+        </w:tc>
+        <w:tc>
+          <w:tcPr>
+            <w:tcW w:type="dxa" w:w="6300"/>
+            <w:tcMar>
+              <w:top w:type="dxa" w:w="60"/>
+              <w:left w:type="dxa" w:w="100"/>
+              <w:bottom w:type="dxa" w:w="60"/>
+              <w:right w:type="dxa" w:w="100"/>
+            </w:tcMar>
+          </w:tcPr>
+          <w:p>
+            <w:pPr>
+              <w:spacing w:after="0"/>
+            </w:pPr>
+            <w:r>
+              <w:rPr>
+                <w:rFonts w:ascii="Calibri" w:cs="Calibri" w:eastAsia="Calibri" w:hAnsi="Calibri"/>
+                <w:color w:val="14181A"/>
+                <w:sz w:val="18"/>
+                <w:szCs w:val="18"/>
+              </w:rPr>
+              <w:t xml:space="preserve">Everything boxed, labelled and on the transport list. Fryer oil, piping bags, nozzles, trays, boards, napkins.</w:t>
+            </w:r>
+          </w:p>
+        </w:tc>
+        <w:tc>
+          <w:tcPr>
+            <w:tcW w:type="dxa" w:w="700"/>
+            <w:tcMar>
+              <w:top w:type="dxa" w:w="60"/>
+              <w:left w:type="dxa" w:w="100"/>
+              <w:bottom w:type="dxa" w:w="60"/>
+              <w:right w:type="dxa" w:w="100"/>
+            </w:tcMar>
+          </w:tcPr>
+          <w:p>
+            <w:pPr>
+              <w:spacing w:after="0"/>
+            </w:pPr>
+            <w:r>
+              <w:rPr>
+                <w:rFonts w:ascii="Calibri" w:cs="Calibri" w:eastAsia="Calibri" w:hAnsi="Calibri"/>
+                <w:color w:val="5C6560"/>
+                <w:sz w:val="22"/>
+                <w:szCs w:val="22"/>
+              </w:rPr>
+              <w:t xml:space="preserve">□</w:t>
+            </w:r>
+          </w:p>
+        </w:tc>
+      </w:tr>
+    </w:tbl>
+    <w:p>
+      <w:pPr>
+        <w:spacing w:after="80" w:before="0"/>
+      </w:pPr>
+      <w:r>
+        <w:rPr>
+          <w:rFonts w:ascii="Calibri" w:cs="Calibri" w:eastAsia="Calibri" w:hAnsi="Calibri"/>
+          <w:color w:val="14181A"/>
+          <w:sz w:val="20"/>
+          <w:szCs w:val="20"/>
+        </w:rPr>
+        <w:t xml:space="preserve"/>
+      </w:r>
+    </w:p>
+    <w:p>
+      <w:pPr>
+        <w:pStyle w:val="Heading2"/>
+        <w:spacing w:after="120" w:before="260"/>
+      </w:pPr>
+      <w:r>
+        <w:t xml:space="preserve">Wednesday 9 September — service</w:t>
+      </w:r>
+    </w:p>
+    <w:tbl>
+      <w:tblPr>
+        <w:tblW w:type="dxa" w:w="10000"/>
+        <w:tblBorders>
+          <w:top w:val="single" w:color="BFC6BA" w:sz="2"/>
+          <w:left w:val="none"/>
+          <w:bottom w:val="single" w:color="BFC6BA" w:sz="2"/>
+          <w:right w:val="none"/>
+          <w:insideH w:val="single" w:color="BFC6BA" w:sz="2"/>
+          <w:insideV w:val="none"/>
+        </w:tblBorders>
+      </w:tblPr>
+      <w:tblGrid>
+        <w:gridCol w:w="3000"/>
+        <w:gridCol w:w="6300"/>
+        <w:gridCol w:w="700"/>
+      </w:tblGrid>
+      <w:tr>
+        <w:trPr>
+          <w:tblHeader/>
+        </w:trPr>
+        <w:tc>
+          <w:tcPr>
+            <w:tcW w:type="dxa" w:w="3000"/>
+            <w:shd w:fill="E6E8E2" w:color="auto" w:val="clear"/>
+            <w:tcMar>
+              <w:top w:type="dxa" w:w="60"/>
+              <w:left w:type="dxa" w:w="100"/>
+              <w:bottom w:type="dxa" w:w="60"/>
+              <w:right w:type="dxa" w:w="100"/>
+            </w:tcMar>
+          </w:tcPr>
+          <w:p>
+            <w:pPr>
+              <w:spacing w:after="0"/>
+            </w:pPr>
+            <w:r>
+              <w:rPr>
+                <w:rFonts w:ascii="Calibri" w:cs="Calibri" w:eastAsia="Calibri" w:hAnsi="Calibri"/>
+                <w:b/>
+                <w:bCs/>
+                <w:color w:val="14181A"/>
+                <w:sz w:val="19"/>
+                <w:szCs w:val="19"/>
+              </w:rPr>
+              <w:t xml:space="preserve">Task</w:t>
+            </w:r>
+          </w:p>
+        </w:tc>
+        <w:tc>
+          <w:tcPr>
+            <w:tcW w:type="dxa" w:w="6300"/>
+            <w:shd w:fill="E6E8E2" w:color="auto" w:val="clear"/>
+            <w:tcMar>
+              <w:top w:type="dxa" w:w="60"/>
+              <w:left w:type="dxa" w:w="100"/>
+              <w:bottom w:type="dxa" w:w="60"/>
+              <w:right w:type="dxa" w:w="100"/>
+            </w:tcMar>
+          </w:tcPr>
+          <w:p>
+            <w:pPr>
+              <w:spacing w:after="0"/>
+            </w:pPr>
+            <w:r>
+              <w:rPr>
+                <w:rFonts w:ascii="Calibri" w:cs="Calibri" w:eastAsia="Calibri" w:hAnsi="Calibri"/>
+                <w:b/>
+                <w:bCs/>
+                <w:color w:val="14181A"/>
+                <w:sz w:val="19"/>
+                <w:szCs w:val="19"/>
+              </w:rPr>
+              <w:t xml:space="preserve">What it involves</w:t>
+            </w:r>
+          </w:p>
+        </w:tc>
+        <w:tc>
+          <w:tcPr>
+            <w:tcW w:type="dxa" w:w="700"/>
+            <w:shd w:fill="E6E8E2" w:color="auto" w:val="clear"/>
+            <w:tcMar>
+              <w:top w:type="dxa" w:w="60"/>
+              <w:left w:type="dxa" w:w="100"/>
+              <w:bottom w:type="dxa" w:w="60"/>
+              <w:right w:type="dxa" w:w="100"/>
+            </w:tcMar>
+          </w:tcPr>
+          <w:p>
+            <w:pPr>
+              <w:spacing w:after="0"/>
+            </w:pPr>
+            <w:r>
+              <w:rPr>
+                <w:rFonts w:ascii="Calibri" w:cs="Calibri" w:eastAsia="Calibri" w:hAnsi="Calibri"/>
+                <w:b/>
+                <w:bCs/>
+                <w:color w:val="14181A"/>
+                <w:sz w:val="16"/>
+                <w:szCs w:val="16"/>
+              </w:rPr>
+              <w:t xml:space="preserve">Done</w:t>
+            </w:r>
+          </w:p>
+        </w:tc>
+      </w:tr>
+      <w:tr>
+        <w:tc>
+          <w:tcPr>
+            <w:tcW w:type="dxa" w:w="3000"/>
+            <w:tcMar>
+              <w:top w:type="dxa" w:w="60"/>
+              <w:left w:type="dxa" w:w="100"/>
+              <w:bottom w:type="dxa" w:w="60"/>
+              <w:right w:type="dxa" w:w="100"/>
+            </w:tcMar>
+          </w:tcPr>
+          <w:p>
+            <w:pPr>
+              <w:spacing w:after="0"/>
+            </w:pPr>
+            <w:r>
+              <w:rPr>
+                <w:rFonts w:ascii="Calibri" w:cs="Calibri" w:eastAsia="Calibri" w:hAnsi="Calibri"/>
+                <w:b/>
+                <w:bCs/>
+                <w:color w:val="14181A"/>
+                <w:sz w:val="19"/>
+                <w:szCs w:val="19"/>
+              </w:rPr>
+              <w:t xml:space="preserve">Tomatoes</w:t>
+            </w:r>
+          </w:p>
+        </w:tc>
+        <w:tc>
+          <w:tcPr>
+            <w:tcW w:type="dxa" w:w="6300"/>
+            <w:tcMar>
+              <w:top w:type="dxa" w:w="60"/>
+              <w:left w:type="dxa" w:w="100"/>
+              <w:bottom w:type="dxa" w:w="60"/>
+              <w:right w:type="dxa" w:w="100"/>
+            </w:tcMar>
+          </w:tcPr>
+          <w:p>
+            <w:pPr>
+              <w:spacing w:after="0"/>
+            </w:pPr>
+            <w:r>
+              <w:rPr>
+                <w:rFonts w:ascii="Calibri" w:cs="Calibri" w:eastAsia="Calibri" w:hAnsi="Calibri"/>
+                <w:color w:val="14181A"/>
+                <w:sz w:val="18"/>
+                <w:szCs w:val="18"/>
+              </w:rPr>
+              <w:t xml:space="preserve">Slice 4 mm, lay out on paper. Season only as they go on — salted early they weep through the crostini.</w:t>
+            </w:r>
+          </w:p>
+        </w:tc>
+        <w:tc>
+          <w:tcPr>
+            <w:tcW w:type="dxa" w:w="700"/>
+            <w:tcMar>
+              <w:top w:type="dxa" w:w="60"/>
+              <w:left w:type="dxa" w:w="100"/>
+              <w:bottom w:type="dxa" w:w="60"/>
+              <w:right w:type="dxa" w:w="100"/>
+            </w:tcMar>
+          </w:tcPr>
+          <w:p>
+            <w:pPr>
+              <w:spacing w:after="0"/>
+            </w:pPr>
+            <w:r>
+              <w:rPr>
+                <w:rFonts w:ascii="Calibri" w:cs="Calibri" w:eastAsia="Calibri" w:hAnsi="Calibri"/>
+                <w:color w:val="5C6560"/>
+                <w:sz w:val="22"/>
+                <w:szCs w:val="22"/>
+              </w:rPr>
+              <w:t xml:space="preserve">□</w:t>
+            </w:r>
+          </w:p>
+        </w:tc>
+      </w:tr>
+      <w:tr>
+        <w:tc>
+          <w:tcPr>
+            <w:tcW w:type="dxa" w:w="3000"/>
+            <w:tcMar>
+              <w:top w:type="dxa" w:w="60"/>
+              <w:left w:type="dxa" w:w="100"/>
+              <w:bottom w:type="dxa" w:w="60"/>
+              <w:right w:type="dxa" w:w="100"/>
+            </w:tcMar>
+          </w:tcPr>
+          <w:p>
+            <w:pPr>
+              <w:spacing w:after="0"/>
+            </w:pPr>
+            <w:r>
+              <w:rPr>
+                <w:rFonts w:ascii="Calibri" w:cs="Calibri" w:eastAsia="Calibri" w:hAnsi="Calibri"/>
+                <w:b/>
+                <w:bCs/>
+                <w:color w:val="14181A"/>
+                <w:sz w:val="19"/>
+                <w:szCs w:val="19"/>
+              </w:rPr>
+              <w:t xml:space="preserve">Dress the slaw</w:t>
+            </w:r>
+          </w:p>
+        </w:tc>
+        <w:tc>
+          <w:tcPr>
+            <w:tcW w:type="dxa" w:w="6300"/>
+            <w:tcMar>
+              <w:top w:type="dxa" w:w="60"/>
+              <w:left w:type="dxa" w:w="100"/>
+              <w:bottom w:type="dxa" w:w="60"/>
+              <w:right w:type="dxa" w:w="100"/>
+            </w:tcMar>
+          </w:tcPr>
+          <w:p>
+            <w:pPr>
+              <w:spacing w:after="0"/>
+            </w:pPr>
+            <w:r>
+              <w:rPr>
+                <w:rFonts w:ascii="Calibri" w:cs="Calibri" w:eastAsia="Calibri" w:hAnsi="Calibri"/>
+                <w:color w:val="14181A"/>
+                <w:sz w:val="18"/>
+                <w:szCs w:val="18"/>
+              </w:rPr>
+              <w:t xml:space="preserve">30 minutes before service, no earlier.</w:t>
+            </w:r>
+          </w:p>
+        </w:tc>
+        <w:tc>
+          <w:tcPr>
+            <w:tcW w:type="dxa" w:w="700"/>
+            <w:tcMar>
+              <w:top w:type="dxa" w:w="60"/>
+              <w:left w:type="dxa" w:w="100"/>
+              <w:bottom w:type="dxa" w:w="60"/>
+              <w:right w:type="dxa" w:w="100"/>
+            </w:tcMar>
+          </w:tcPr>
+          <w:p>
+            <w:pPr>
+              <w:spacing w:after="0"/>
+            </w:pPr>
+            <w:r>
+              <w:rPr>
+                <w:rFonts w:ascii="Calibri" w:cs="Calibri" w:eastAsia="Calibri" w:hAnsi="Calibri"/>
+                <w:color w:val="5C6560"/>
+                <w:sz w:val="22"/>
+                <w:szCs w:val="22"/>
+              </w:rPr>
+              <w:t xml:space="preserve">□</w:t>
+            </w:r>
+          </w:p>
+        </w:tc>
+      </w:tr>
+      <w:tr>
+        <w:tc>
+          <w:tcPr>
+            <w:tcW w:type="dxa" w:w="3000"/>
+            <w:tcMar>
+              <w:top w:type="dxa" w:w="60"/>
+              <w:left w:type="dxa" w:w="100"/>
+              <w:bottom w:type="dxa" w:w="60"/>
+              <w:right w:type="dxa" w:w="100"/>
+            </w:tcMar>
+          </w:tcPr>
+          <w:p>
+            <w:pPr>
+              <w:spacing w:after="0"/>
+            </w:pPr>
+            <w:r>
+              <w:rPr>
+                <w:rFonts w:ascii="Calibri" w:cs="Calibri" w:eastAsia="Calibri" w:hAnsi="Calibri"/>
+                <w:b/>
+                <w:bCs/>
+                <w:color w:val="14181A"/>
+                <w:sz w:val="19"/>
+                <w:szCs w:val="19"/>
+              </w:rPr>
+              <w:t xml:space="preserve">Set the fryers</w:t>
+            </w:r>
+          </w:p>
+        </w:tc>
+        <w:tc>
+          <w:tcPr>
+            <w:tcW w:type="dxa" w:w="6300"/>
+            <w:tcMar>
+              <w:top w:type="dxa" w:w="60"/>
+              <w:left w:type="dxa" w:w="100"/>
+              <w:bottom w:type="dxa" w:w="60"/>
+              <w:right w:type="dxa" w:w="100"/>
+            </w:tcMar>
+          </w:tcPr>
+          <w:p>
+            <w:pPr>
+              <w:spacing w:after="0"/>
+            </w:pPr>
+            <w:r>
+              <w:rPr>
+                <w:rFonts w:ascii="Calibri" w:cs="Calibri" w:eastAsia="Calibri" w:hAnsi="Calibri"/>
+                <w:color w:val="14181A"/>
+                <w:sz w:val="18"/>
+                <w:szCs w:val="18"/>
+              </w:rPr>
+              <w:t xml:space="preserve">Croquettes 170°C · bombas 180°C from frozen · hash crisped in a hot pan or the fryer.</w:t>
+            </w:r>
+          </w:p>
+        </w:tc>
+        <w:tc>
+          <w:tcPr>
+            <w:tcW w:type="dxa" w:w="700"/>
+            <w:tcMar>
+              <w:top w:type="dxa" w:w="60"/>
+              <w:left w:type="dxa" w:w="100"/>
+              <w:bottom w:type="dxa" w:w="60"/>
+              <w:right w:type="dxa" w:w="100"/>
+            </w:tcMar>
+          </w:tcPr>
+          <w:p>
+            <w:pPr>
+              <w:spacing w:after="0"/>
+            </w:pPr>
+            <w:r>
+              <w:rPr>
+                <w:rFonts w:ascii="Calibri" w:cs="Calibri" w:eastAsia="Calibri" w:hAnsi="Calibri"/>
+                <w:color w:val="5C6560"/>
+                <w:sz w:val="22"/>
+                <w:szCs w:val="22"/>
+              </w:rPr>
+              <w:t xml:space="preserve">□</w:t>
+            </w:r>
+          </w:p>
+        </w:tc>
+      </w:tr>
+      <w:tr>
+        <w:tc>
+          <w:tcPr>
+            <w:tcW w:type="dxa" w:w="3000"/>
+            <w:tcMar>
+              <w:top w:type="dxa" w:w="60"/>
+              <w:left w:type="dxa" w:w="100"/>
+              <w:bottom w:type="dxa" w:w="60"/>
+              <w:right w:type="dxa" w:w="100"/>
+            </w:tcMar>
+          </w:tcPr>
+          <w:p>
+            <w:pPr>
+              <w:spacing w:after="0"/>
+            </w:pPr>
+            <w:r>
+              <w:rPr>
+                <w:rFonts w:ascii="Calibri" w:cs="Calibri" w:eastAsia="Calibri" w:hAnsi="Calibri"/>
+                <w:b/>
+                <w:bCs/>
+                <w:color w:val="14181A"/>
+                <w:sz w:val="19"/>
+                <w:szCs w:val="19"/>
+              </w:rPr>
+              <w:t xml:space="preserve">Reheat</w:t>
+            </w:r>
+          </w:p>
+        </w:tc>
+        <w:tc>
+          <w:tcPr>
+            <w:tcW w:type="dxa" w:w="6300"/>
+            <w:tcMar>
+              <w:top w:type="dxa" w:w="60"/>
+              <w:left w:type="dxa" w:w="100"/>
+              <w:bottom w:type="dxa" w:w="60"/>
+              <w:right w:type="dxa" w:w="100"/>
+            </w:tcMar>
+          </w:tcPr>
+          <w:p>
+            <w:pPr>
+              <w:spacing w:after="0"/>
+            </w:pPr>
+            <w:r>
+              <w:rPr>
+                <w:rFonts w:ascii="Calibri" w:cs="Calibri" w:eastAsia="Calibri" w:hAnsi="Calibri"/>
+                <w:color w:val="14181A"/>
+                <w:sz w:val="18"/>
+                <w:szCs w:val="18"/>
+              </w:rPr>
+              <w:t xml:space="preserve">Pulled pork up to temperature, hot honey warm enough to drizzle rather than drag.</w:t>
+            </w:r>
+          </w:p>
+        </w:tc>
+        <w:tc>
+          <w:tcPr>
+            <w:tcW w:type="dxa" w:w="700"/>
+            <w:tcMar>
+              <w:top w:type="dxa" w:w="60"/>
+              <w:left w:type="dxa" w:w="100"/>
+              <w:bottom w:type="dxa" w:w="60"/>
+              <w:right w:type="dxa" w:w="100"/>
+            </w:tcMar>
+          </w:tcPr>
+          <w:p>
+            <w:pPr>
+              <w:spacing w:after="0"/>
+            </w:pPr>
+            <w:r>
+              <w:rPr>
+                <w:rFonts w:ascii="Calibri" w:cs="Calibri" w:eastAsia="Calibri" w:hAnsi="Calibri"/>
+                <w:color w:val="5C6560"/>
+                <w:sz w:val="22"/>
+                <w:szCs w:val="22"/>
+              </w:rPr>
+              <w:t xml:space="preserve">□</w:t>
+            </w:r>
+          </w:p>
+        </w:tc>
+      </w:tr>
+      <w:tr>
+        <w:tc>
+          <w:tcPr>
+            <w:tcW w:type="dxa" w:w="3000"/>
+            <w:tcMar>
+              <w:top w:type="dxa" w:w="60"/>
+              <w:left w:type="dxa" w:w="100"/>
+              <w:bottom w:type="dxa" w:w="60"/>
+              <w:right w:type="dxa" w:w="100"/>
+            </w:tcMar>
+          </w:tcPr>
+          <w:p>
+            <w:pPr>
+              <w:spacing w:after="0"/>
+            </w:pPr>
+            <w:r>
+              <w:rPr>
+                <w:rFonts w:ascii="Calibri" w:cs="Calibri" w:eastAsia="Calibri" w:hAnsi="Calibri"/>
+                <w:b/>
+                <w:bCs/>
+                <w:color w:val="14181A"/>
+                <w:sz w:val="19"/>
+                <w:szCs w:val="19"/>
+              </w:rPr>
+              <w:t xml:space="preserve">Bruschetta</w:t>
+            </w:r>
+          </w:p>
+        </w:tc>
+        <w:tc>
+          <w:tcPr>
+            <w:tcW w:type="dxa" w:w="6300"/>
+            <w:tcMar>
+              <w:top w:type="dxa" w:w="60"/>
+              <w:left w:type="dxa" w:w="100"/>
+              <w:bottom w:type="dxa" w:w="60"/>
+              <w:right w:type="dxa" w:w="100"/>
+            </w:tcMar>
+          </w:tcPr>
+          <w:p>
+            <w:pPr>
+              <w:spacing w:after="0"/>
+            </w:pPr>
+            <w:r>
+              <w:rPr>
+                <w:rFonts w:ascii="Calibri" w:cs="Calibri" w:eastAsia="Calibri" w:hAnsi="Calibri"/>
+                <w:color w:val="14181A"/>
+                <w:sz w:val="18"/>
+                <w:szCs w:val="18"/>
+              </w:rPr>
+              <w:t xml:space="preserve">Pipe feta, one tomato slice, balsamic glaze, crispy basil. Build in batches — 20 minutes before the base softens.</w:t>
+            </w:r>
+          </w:p>
+        </w:tc>
+        <w:tc>
+          <w:tcPr>
+            <w:tcW w:type="dxa" w:w="700"/>
+            <w:tcMar>
+              <w:top w:type="dxa" w:w="60"/>
+              <w:left w:type="dxa" w:w="100"/>
+              <w:bottom w:type="dxa" w:w="60"/>
+              <w:right w:type="dxa" w:w="100"/>
+            </w:tcMar>
+          </w:tcPr>
+          <w:p>
+            <w:pPr>
+              <w:spacing w:after="0"/>
+            </w:pPr>
+            <w:r>
+              <w:rPr>
+                <w:rFonts w:ascii="Calibri" w:cs="Calibri" w:eastAsia="Calibri" w:hAnsi="Calibri"/>
+                <w:color w:val="5C6560"/>
+                <w:sz w:val="22"/>
+                <w:szCs w:val="22"/>
+              </w:rPr>
+              <w:t xml:space="preserve">□</w:t>
+            </w:r>
+          </w:p>
+        </w:tc>
+      </w:tr>
+      <w:tr>
+        <w:tc>
+          <w:tcPr>
+            <w:tcW w:type="dxa" w:w="3000"/>
+            <w:tcMar>
+              <w:top w:type="dxa" w:w="60"/>
+              <w:left w:type="dxa" w:w="100"/>
+              <w:bottom w:type="dxa" w:w="60"/>
+              <w:right w:type="dxa" w:w="100"/>
+            </w:tcMar>
+          </w:tcPr>
+          <w:p>
+            <w:pPr>
+              <w:spacing w:after="0"/>
+            </w:pPr>
+            <w:r>
+              <w:rPr>
+                <w:rFonts w:ascii="Calibri" w:cs="Calibri" w:eastAsia="Calibri" w:hAnsi="Calibri"/>
+                <w:b/>
+                <w:bCs/>
+                <w:color w:val="14181A"/>
+                <w:sz w:val="19"/>
+                <w:szCs w:val="19"/>
+              </w:rPr>
+              <w:t xml:space="preserve">Sliders</w:t>
+            </w:r>
+          </w:p>
+        </w:tc>
+        <w:tc>
+          <w:tcPr>
+            <w:tcW w:type="dxa" w:w="6300"/>
+            <w:tcMar>
+              <w:top w:type="dxa" w:w="60"/>
+              <w:left w:type="dxa" w:w="100"/>
+              <w:bottom w:type="dxa" w:w="60"/>
+              <w:right w:type="dxa" w:w="100"/>
+            </w:tcMar>
+          </w:tcPr>
+          <w:p>
+            <w:pPr>
+              <w:spacing w:after="0"/>
+            </w:pPr>
+            <w:r>
+              <w:rPr>
+                <w:rFonts w:ascii="Calibri" w:cs="Calibri" w:eastAsia="Calibri" w:hAnsi="Calibri"/>
+                <w:color w:val="14181A"/>
+                <w:sz w:val="18"/>
+                <w:szCs w:val="18"/>
+              </w:rPr>
+              <w:t xml:space="preserve">13–14 g pulled pork, dressed slaw, lid.</w:t>
+            </w:r>
+          </w:p>
+        </w:tc>
+        <w:tc>
+          <w:tcPr>
+            <w:tcW w:type="dxa" w:w="700"/>
+            <w:tcMar>
+              <w:top w:type="dxa" w:w="60"/>
+              <w:left w:type="dxa" w:w="100"/>
+              <w:bottom w:type="dxa" w:w="60"/>
+              <w:right w:type="dxa" w:w="100"/>
+            </w:tcMar>
+          </w:tcPr>
+          <w:p>
+            <w:pPr>
+              <w:spacing w:after="0"/>
+            </w:pPr>
+            <w:r>
+              <w:rPr>
+                <w:rFonts w:ascii="Calibri" w:cs="Calibri" w:eastAsia="Calibri" w:hAnsi="Calibri"/>
+                <w:color w:val="5C6560"/>
+                <w:sz w:val="22"/>
+                <w:szCs w:val="22"/>
+              </w:rPr>
+              <w:t xml:space="preserve">□</w:t>
+            </w:r>
+          </w:p>
+        </w:tc>
+      </w:tr>
+      <w:tr>
+        <w:tc>
+          <w:tcPr>
+            <w:tcW w:type="dxa" w:w="3000"/>
+            <w:tcMar>
+              <w:top w:type="dxa" w:w="60"/>
+              <w:left w:type="dxa" w:w="100"/>
+              <w:bottom w:type="dxa" w:w="60"/>
+              <w:right w:type="dxa" w:w="100"/>
+            </w:tcMar>
+          </w:tcPr>
+          <w:p>
+            <w:pPr>
+              <w:spacing w:after="0"/>
+            </w:pPr>
+            <w:r>
+              <w:rPr>
+                <w:rFonts w:ascii="Calibri" w:cs="Calibri" w:eastAsia="Calibri" w:hAnsi="Calibri"/>
+                <w:b/>
+                <w:bCs/>
+                <w:color w:val="14181A"/>
+                <w:sz w:val="19"/>
+                <w:szCs w:val="19"/>
+              </w:rPr>
+              <w:t xml:space="preserve">Croquettes</w:t>
+            </w:r>
+          </w:p>
+        </w:tc>
+        <w:tc>
+          <w:tcPr>
+            <w:tcW w:type="dxa" w:w="6300"/>
+            <w:tcMar>
+              <w:top w:type="dxa" w:w="60"/>
+              <w:left w:type="dxa" w:w="100"/>
+              <w:bottom w:type="dxa" w:w="60"/>
+              <w:right w:type="dxa" w:w="100"/>
+            </w:tcMar>
+          </w:tcPr>
+          <w:p>
+            <w:pPr>
+              <w:spacing w:after="0"/>
+            </w:pPr>
+            <w:r>
+              <w:rPr>
+                <w:rFonts w:ascii="Calibri" w:cs="Calibri" w:eastAsia="Calibri" w:hAnsi="Calibri"/>
+                <w:color w:val="14181A"/>
+                <w:sz w:val="18"/>
+                <w:szCs w:val="18"/>
+              </w:rPr>
+              <w:t xml:space="preserve">Fry 3 min. Finish with a dot of anchovy aioli and parmesan shaved to order.</w:t>
+            </w:r>
+          </w:p>
+        </w:tc>
+        <w:tc>
+          <w:tcPr>
+            <w:tcW w:type="dxa" w:w="700"/>
+            <w:tcMar>
+              <w:top w:type="dxa" w:w="60"/>
+              <w:left w:type="dxa" w:w="100"/>
+              <w:bottom w:type="dxa" w:w="60"/>
+              <w:right w:type="dxa" w:w="100"/>
+            </w:tcMar>
+          </w:tcPr>
+          <w:p>
+            <w:pPr>
+              <w:spacing w:after="0"/>
+            </w:pPr>
+            <w:r>
+              <w:rPr>
+                <w:rFonts w:ascii="Calibri" w:cs="Calibri" w:eastAsia="Calibri" w:hAnsi="Calibri"/>
+                <w:color w:val="5C6560"/>
+                <w:sz w:val="22"/>
+                <w:szCs w:val="22"/>
+              </w:rPr>
+              <w:t xml:space="preserve">□</w:t>
+            </w:r>
+          </w:p>
+        </w:tc>
+      </w:tr>
+      <w:tr>
+        <w:tc>
+          <w:tcPr>
+            <w:tcW w:type="dxa" w:w="3000"/>
+            <w:tcMar>
+              <w:top w:type="dxa" w:w="60"/>
+              <w:left w:type="dxa" w:w="100"/>
+              <w:bottom w:type="dxa" w:w="60"/>
+              <w:right w:type="dxa" w:w="100"/>
+            </w:tcMar>
+          </w:tcPr>
+          <w:p>
+            <w:pPr>
+              <w:spacing w:after="0"/>
+            </w:pPr>
+            <w:r>
+              <w:rPr>
+                <w:rFonts w:ascii="Calibri" w:cs="Calibri" w:eastAsia="Calibri" w:hAnsi="Calibri"/>
+                <w:b/>
+                <w:bCs/>
+                <w:color w:val="14181A"/>
+                <w:sz w:val="19"/>
+                <w:szCs w:val="19"/>
+              </w:rPr>
+              <w:t xml:space="preserve">Bombas</w:t>
+            </w:r>
+          </w:p>
+        </w:tc>
+        <w:tc>
+          <w:tcPr>
+            <w:tcW w:type="dxa" w:w="6300"/>
+            <w:tcMar>
+              <w:top w:type="dxa" w:w="60"/>
+              <w:left w:type="dxa" w:w="100"/>
+              <w:bottom w:type="dxa" w:w="60"/>
+              <w:right w:type="dxa" w:w="100"/>
+            </w:tcMar>
+          </w:tcPr>
+          <w:p>
+            <w:pPr>
+              <w:spacing w:after="0"/>
+            </w:pPr>
+            <w:r>
+              <w:rPr>
+                <w:rFonts w:ascii="Calibri" w:cs="Calibri" w:eastAsia="Calibri" w:hAnsi="Calibri"/>
+                <w:color w:val="14181A"/>
+                <w:sz w:val="18"/>
+                <w:szCs w:val="18"/>
+              </w:rPr>
+              <w:t xml:space="preserve">Fry from frozen 60–90 s. Hot honey, thyme crumb.</w:t>
+            </w:r>
+          </w:p>
+        </w:tc>
+        <w:tc>
+          <w:tcPr>
+            <w:tcW w:type="dxa" w:w="700"/>
+            <w:tcMar>
+              <w:top w:type="dxa" w:w="60"/>
+              <w:left w:type="dxa" w:w="100"/>
+              <w:bottom w:type="dxa" w:w="60"/>
+              <w:right w:type="dxa" w:w="100"/>
+            </w:tcMar>
+          </w:tcPr>
+          <w:p>
+            <w:pPr>
+              <w:spacing w:after="0"/>
+            </w:pPr>
+            <w:r>
+              <w:rPr>
+                <w:rFonts w:ascii="Calibri" w:cs="Calibri" w:eastAsia="Calibri" w:hAnsi="Calibri"/>
+                <w:color w:val="5C6560"/>
+                <w:sz w:val="22"/>
+                <w:szCs w:val="22"/>
+              </w:rPr>
+              <w:t xml:space="preserve">□</w:t>
+            </w:r>
+          </w:p>
+        </w:tc>
+      </w:tr>
+      <w:tr>
+        <w:tc>
+          <w:tcPr>
+            <w:tcW w:type="dxa" w:w="3000"/>
+            <w:tcMar>
+              <w:top w:type="dxa" w:w="60"/>
+              <w:left w:type="dxa" w:w="100"/>
+              <w:bottom w:type="dxa" w:w="60"/>
+              <w:right w:type="dxa" w:w="100"/>
+            </w:tcMar>
+          </w:tcPr>
+          <w:p>
+            <w:pPr>
+              <w:spacing w:after="0"/>
+            </w:pPr>
+            <w:r>
+              <w:rPr>
+                <w:rFonts w:ascii="Calibri" w:cs="Calibri" w:eastAsia="Calibri" w:hAnsi="Calibri"/>
+                <w:b/>
+                <w:bCs/>
+                <w:color w:val="14181A"/>
+                <w:sz w:val="19"/>
+                <w:szCs w:val="19"/>
+              </w:rPr>
+              <w:t xml:space="preserve">Hash</w:t>
+            </w:r>
+          </w:p>
+        </w:tc>
+        <w:tc>
+          <w:tcPr>
+            <w:tcW w:type="dxa" w:w="6300"/>
+            <w:tcMar>
+              <w:top w:type="dxa" w:w="60"/>
+              <w:left w:type="dxa" w:w="100"/>
+              <w:bottom w:type="dxa" w:w="60"/>
+              <w:right w:type="dxa" w:w="100"/>
+            </w:tcMar>
+          </w:tcPr>
+          <w:p>
+            <w:pPr>
+              <w:spacing w:after="0"/>
+            </w:pPr>
+            <w:r>
+              <w:rPr>
+                <w:rFonts w:ascii="Calibri" w:cs="Calibri" w:eastAsia="Calibri" w:hAnsi="Calibri"/>
+                <w:color w:val="14181A"/>
+                <w:sz w:val="18"/>
+                <w:szCs w:val="18"/>
+              </w:rPr>
+              <w:t xml:space="preserve">Crisp to order. Miso aioli, caviar, chives.</w:t>
+            </w:r>
+          </w:p>
+        </w:tc>
+        <w:tc>
+          <w:tcPr>
+            <w:tcW w:type="dxa" w:w="700"/>
+            <w:tcMar>
+              <w:top w:type="dxa" w:w="60"/>
+              <w:left w:type="dxa" w:w="100"/>
+              <w:bottom w:type="dxa" w:w="60"/>
+              <w:right w:type="dxa" w:w="100"/>
+            </w:tcMar>
+          </w:tcPr>
+          <w:p>
+            <w:pPr>
+              <w:spacing w:after="0"/>
+            </w:pPr>
+            <w:r>
+              <w:rPr>
+                <w:rFonts w:ascii="Calibri" w:cs="Calibri" w:eastAsia="Calibri" w:hAnsi="Calibri"/>
+                <w:color w:val="5C6560"/>
+                <w:sz w:val="22"/>
+                <w:szCs w:val="22"/>
+              </w:rPr>
+              <w:t xml:space="preserve">□</w:t>
+            </w:r>
+          </w:p>
+        </w:tc>
+      </w:tr>
+    </w:tbl>
     <w:p>
       <w:r>
         <w:br w:type="page"/>
